--- a/roboticDevelopEnv/work/EstadoDelArte/articlePredictiveModelLearningWithParametricBias.docx
+++ b/roboticDevelopEnv/work/EstadoDelArte/articlePredictiveModelLearningWithParametricBias.docx
@@ -35,15 +35,7 @@
           <w:b/>
           <w:lang w:val="es-ES"/>
         </w:rPr>
-        <w:t xml:space="preserve">Informe </w:t>
-      </w:r>
-      <w:r>
-        <w:rPr>
-          <w:rFonts w:ascii="Times New Roman" w:eastAsia="Times New Roman" w:hAnsi="Times New Roman" w:cs="Times New Roman"/>
-          <w:b/>
-          <w:lang w:val="es-ES"/>
-        </w:rPr>
-        <w:t xml:space="preserve">artículo científico </w:t>
+        <w:t xml:space="preserve">Informe artículo científico </w:t>
       </w:r>
     </w:p>
     <w:p>
@@ -166,16 +158,78 @@
           <w:lang w:val="es-ES"/>
         </w:rPr>
       </w:pPr>
-    </w:p>
-    <w:p>
-      <w:pPr>
-        <w:jc w:val="center"/>
-        <w:rPr>
-          <w:rFonts w:ascii="Times New Roman" w:eastAsia="Times New Roman" w:hAnsi="Times New Roman" w:cs="Times New Roman"/>
-          <w:b/>
-          <w:lang w:val="es-ES"/>
-        </w:rPr>
-      </w:pPr>
+      <w:r>
+        <w:rPr>
+          <w:rFonts w:ascii="Times New Roman" w:eastAsia="Times New Roman" w:hAnsi="Times New Roman" w:cs="Times New Roman"/>
+          <w:b/>
+          <w:lang w:val="es-ES"/>
+        </w:rPr>
+        <w:t xml:space="preserve">Por: </w:t>
+      </w:r>
+      <w:proofErr w:type="spellStart"/>
+      <w:r>
+        <w:rPr>
+          <w:rFonts w:ascii="Times New Roman" w:eastAsia="Times New Roman" w:hAnsi="Times New Roman" w:cs="Times New Roman"/>
+          <w:b/>
+          <w:lang w:val="es-ES"/>
+        </w:rPr>
+        <w:t>Kento</w:t>
+      </w:r>
+      <w:proofErr w:type="spellEnd"/>
+      <w:r>
+        <w:rPr>
+          <w:rFonts w:ascii="Times New Roman" w:eastAsia="Times New Roman" w:hAnsi="Times New Roman" w:cs="Times New Roman"/>
+          <w:b/>
+          <w:lang w:val="es-ES"/>
+        </w:rPr>
+        <w:t xml:space="preserve"> </w:t>
+      </w:r>
+      <w:proofErr w:type="spellStart"/>
+      <w:r>
+        <w:rPr>
+          <w:rFonts w:ascii="Times New Roman" w:eastAsia="Times New Roman" w:hAnsi="Times New Roman" w:cs="Times New Roman"/>
+          <w:b/>
+          <w:lang w:val="es-ES"/>
+        </w:rPr>
+        <w:t>Kawaharazuka</w:t>
+      </w:r>
+      <w:proofErr w:type="spellEnd"/>
+      <w:r>
+        <w:rPr>
+          <w:rFonts w:ascii="Times New Roman" w:eastAsia="Times New Roman" w:hAnsi="Times New Roman" w:cs="Times New Roman"/>
+          <w:b/>
+          <w:lang w:val="es-ES"/>
+        </w:rPr>
+        <w:t xml:space="preserve">, Kei </w:t>
+      </w:r>
+      <w:proofErr w:type="spellStart"/>
+      <w:r>
+        <w:rPr>
+          <w:rFonts w:ascii="Times New Roman" w:eastAsia="Times New Roman" w:hAnsi="Times New Roman" w:cs="Times New Roman"/>
+          <w:b/>
+          <w:lang w:val="es-ES"/>
+        </w:rPr>
+        <w:t>Okada</w:t>
+      </w:r>
+      <w:proofErr w:type="spellEnd"/>
+      <w:r>
+        <w:rPr>
+          <w:rFonts w:ascii="Times New Roman" w:eastAsia="Times New Roman" w:hAnsi="Times New Roman" w:cs="Times New Roman"/>
+          <w:b/>
+          <w:lang w:val="es-ES"/>
+        </w:rPr>
+        <w:t xml:space="preserve">, Masayuki </w:t>
+      </w:r>
+      <w:proofErr w:type="spellStart"/>
+      <w:r>
+        <w:rPr>
+          <w:rFonts w:ascii="Times New Roman" w:eastAsia="Times New Roman" w:hAnsi="Times New Roman" w:cs="Times New Roman"/>
+          <w:b/>
+          <w:lang w:val="es-ES"/>
+        </w:rPr>
+        <w:t>Inaba</w:t>
+      </w:r>
+      <w:proofErr w:type="spellEnd"/>
     </w:p>
     <w:p>
       <w:pPr>
@@ -367,7 +421,7 @@
                     <pic:cNvPicPr preferRelativeResize="0"/>
                   </pic:nvPicPr>
                   <pic:blipFill>
-                    <a:blip r:embed="rId5"/>
+                    <a:blip r:embed="rId7"/>
                     <a:srcRect/>
                     <a:stretch>
                       <a:fillRect/>
@@ -411,211 +465,1101 @@
     <w:p>
       <w:pPr>
         <w:rPr>
-          <w:rFonts w:ascii="Times New Roman" w:eastAsia="Times New Roman" w:hAnsi="Times New Roman" w:cs="Times New Roman"/>
-          <w:b/>
-          <w:sz w:val="20"/>
-          <w:szCs w:val="20"/>
-          <w:lang w:val="es-ES"/>
-        </w:rPr>
-      </w:pPr>
-      <w:r>
-        <w:rPr>
-          <w:rFonts w:ascii="Times New Roman" w:hAnsi="Times New Roman" w:cs="Times New Roman"/>
-          <w:b/>
-          <w:bCs/>
-          <w:lang w:val="es-ES"/>
-        </w:rPr>
-        <w:lastRenderedPageBreak/>
-        <w:t>Este artículo explora el uso de modelos predictivos profundos con sesgo paramétrico para manejar dificultades de modelado y cambios temporales en el entorno.</w:t>
-      </w:r>
-    </w:p>
-    <w:p>
-      <w:pPr>
-        <w:rPr>
-          <w:rFonts w:ascii="Times New Roman" w:hAnsi="Times New Roman" w:cs="Times New Roman"/>
-          <w:b/>
-          <w:bCs/>
-          <w:lang w:val="es-ES"/>
-        </w:rPr>
-      </w:pPr>
-      <w:r>
-        <w:rPr>
-          <w:rFonts w:ascii="Times New Roman" w:hAnsi="Times New Roman" w:cs="Times New Roman"/>
-          <w:b/>
-          <w:bCs/>
-          <w:lang w:val="es-ES"/>
-        </w:rPr>
-        <w:t xml:space="preserve"> El enfoque propuesto se utiliza para mejorar la precisión de los modelos predictivos en entornos dinámicos, donde las condiciones cambian constantemente. </w:t>
-      </w:r>
-    </w:p>
-    <w:p>
-      <w:pPr>
-        <w:rPr>
-          <w:rFonts w:ascii="Times New Roman" w:hAnsi="Times New Roman" w:cs="Times New Roman"/>
-          <w:b/>
-          <w:bCs/>
-          <w:lang w:val="es-ES"/>
-        </w:rPr>
-      </w:pPr>
-      <w:r>
-        <w:rPr>
-          <w:rFonts w:ascii="Times New Roman" w:hAnsi="Times New Roman" w:cs="Times New Roman"/>
-          <w:b/>
-          <w:bCs/>
-          <w:lang w:val="es-ES"/>
-        </w:rPr>
-        <w:t>A través del aprendizaje predictivo, los robots pueden mejorar su</w:t>
-      </w:r>
-    </w:p>
-    <w:p>
-      <w:pPr>
-        <w:rPr>
-          <w:rFonts w:ascii="Times New Roman" w:hAnsi="Times New Roman" w:cs="Times New Roman"/>
-          <w:b/>
-          <w:bCs/>
-          <w:lang w:val="es-ES"/>
-        </w:rPr>
-      </w:pPr>
-      <w:r>
-        <w:rPr>
-          <w:rFonts w:ascii="Times New Roman" w:hAnsi="Times New Roman" w:cs="Times New Roman"/>
-          <w:b/>
-          <w:bCs/>
-          <w:lang w:val="es-ES"/>
-        </w:rPr>
-        <w:t xml:space="preserve"> capacidad para anticipar eventos futuros y adaptarse a ellos de manera eficiente.</w:t>
-      </w:r>
-    </w:p>
-    <w:p>
-      <w:pPr>
-        <w:rPr>
-          <w:rFonts w:ascii="Times New Roman" w:hAnsi="Times New Roman" w:cs="Times New Roman"/>
-          <w:lang w:val="es-ES"/>
-        </w:rPr>
-      </w:pPr>
-      <w:r>
-        <w:rPr>
-          <w:rFonts w:ascii="Times New Roman" w:hAnsi="Times New Roman" w:cs="Times New Roman"/>
-          <w:b/>
-          <w:bCs/>
-          <w:lang w:val="es-ES"/>
-        </w:rPr>
-        <w:t>Tema principal:</w:t>
-      </w:r>
-      <w:r>
-        <w:rPr>
-          <w:rFonts w:ascii="Times New Roman" w:hAnsi="Times New Roman" w:cs="Times New Roman"/>
-          <w:lang w:val="es-ES"/>
-        </w:rPr>
-        <w:br/>
-        <w:t xml:space="preserve">Este artículo trata sobre el uso de </w:t>
-      </w:r>
-      <w:r>
-        <w:rPr>
-          <w:rFonts w:ascii="Times New Roman" w:hAnsi="Times New Roman" w:cs="Times New Roman"/>
-          <w:b/>
-          <w:bCs/>
-          <w:lang w:val="es-ES"/>
-        </w:rPr>
-        <w:t>modelos predictivos profundos</w:t>
-      </w:r>
-      <w:r>
-        <w:rPr>
-          <w:rFonts w:ascii="Times New Roman" w:hAnsi="Times New Roman" w:cs="Times New Roman"/>
-          <w:lang w:val="es-ES"/>
-        </w:rPr>
-        <w:t xml:space="preserve"> para manejar dificultades de modelado y cambios temporales en el comportamiento del sistema. El enfoque se basa en la integración de un </w:t>
-      </w:r>
-      <w:r>
-        <w:rPr>
-          <w:rFonts w:ascii="Times New Roman" w:hAnsi="Times New Roman" w:cs="Times New Roman"/>
-          <w:b/>
-          <w:bCs/>
-          <w:lang w:val="es-ES"/>
-        </w:rPr>
-        <w:t>sesgo paramétrico</w:t>
-      </w:r>
-      <w:r>
-        <w:rPr>
-          <w:rFonts w:ascii="Times New Roman" w:hAnsi="Times New Roman" w:cs="Times New Roman"/>
-          <w:lang w:val="es-ES"/>
-        </w:rPr>
-        <w:t xml:space="preserve"> en modelos predictivos para mejorar su capacidad de adaptación a cambios temporales en los datos, lo cual es crucial en entornos dinámicos y sistemas robóticos.</w:t>
-      </w:r>
-    </w:p>
-    <w:p>
-      <w:pPr>
-        <w:rPr>
-          <w:rFonts w:ascii="Times New Roman" w:hAnsi="Times New Roman" w:cs="Times New Roman"/>
-        </w:rPr>
-      </w:pPr>
-      <w:proofErr w:type="spellStart"/>
-      <w:r>
-        <w:rPr>
-          <w:rFonts w:ascii="Times New Roman" w:hAnsi="Times New Roman" w:cs="Times New Roman"/>
-          <w:b/>
-          <w:bCs/>
-        </w:rPr>
-        <w:t>Contenidos</w:t>
-      </w:r>
-      <w:proofErr w:type="spellEnd"/>
-      <w:r>
-        <w:rPr>
-          <w:rFonts w:ascii="Times New Roman" w:hAnsi="Times New Roman" w:cs="Times New Roman"/>
-          <w:b/>
-          <w:bCs/>
-        </w:rPr>
-        <w:t xml:space="preserve"> clave:</w:t>
-      </w:r>
-    </w:p>
-    <w:p>
-      <w:pPr>
+          <w:rFonts w:ascii="Times New Roman" w:hAnsi="Times New Roman" w:cs="Times New Roman"/>
+          <w:b/>
+          <w:bCs/>
+        </w:rPr>
+      </w:pPr>
+    </w:p>
+    <w:p>
+      <w:pPr>
+        <w:pStyle w:val="Prrafodelista"/>
         <w:numPr>
           <w:ilvl w:val="0"/>
-          <w:numId w:val="1"/>
+          <w:numId w:val="8"/>
         </w:numPr>
         <w:rPr>
           <w:rFonts w:ascii="Times New Roman" w:hAnsi="Times New Roman" w:cs="Times New Roman"/>
-        </w:rPr>
-      </w:pPr>
-      <w:r>
-        <w:rPr>
-          <w:rFonts w:ascii="Times New Roman" w:hAnsi="Times New Roman" w:cs="Times New Roman"/>
-          <w:b/>
-          <w:bCs/>
-        </w:rPr>
-        <w:t xml:space="preserve">Modelo </w:t>
+          <w:b/>
+          <w:bCs/>
+          <w:lang w:val="es-ES"/>
+        </w:rPr>
+      </w:pPr>
+      <w:r>
+        <w:rPr>
+          <w:rFonts w:ascii="Times New Roman" w:hAnsi="Times New Roman" w:cs="Times New Roman"/>
+          <w:b/>
+          <w:bCs/>
+          <w:lang w:val="es-ES"/>
+        </w:rPr>
+        <w:lastRenderedPageBreak/>
+        <w:t xml:space="preserve">Introducción </w:t>
+      </w:r>
+    </w:p>
+    <w:p>
+      <w:pPr>
+        <w:rPr>
+          <w:rFonts w:ascii="Times New Roman" w:hAnsi="Times New Roman" w:cs="Times New Roman"/>
+          <w:lang w:val="es-ES"/>
+        </w:rPr>
+      </w:pPr>
+      <w:r>
+        <w:rPr>
+          <w:rFonts w:ascii="Times New Roman" w:hAnsi="Times New Roman" w:cs="Times New Roman"/>
+          <w:lang w:val="es-ES"/>
+        </w:rPr>
+        <w:t xml:space="preserve">El artículo "Deep Predictive </w:t>
       </w:r>
       <w:proofErr w:type="spellStart"/>
       <w:r>
         <w:rPr>
           <w:rFonts w:ascii="Times New Roman" w:hAnsi="Times New Roman" w:cs="Times New Roman"/>
-          <w:b/>
-          <w:bCs/>
-        </w:rPr>
-        <w:t>predictivo</w:t>
+          <w:lang w:val="es-ES"/>
+        </w:rPr>
+        <w:t>Model</w:t>
       </w:r>
       <w:proofErr w:type="spellEnd"/>
       <w:r>
         <w:rPr>
           <w:rFonts w:ascii="Times New Roman" w:hAnsi="Times New Roman" w:cs="Times New Roman"/>
-          <w:b/>
-          <w:bCs/>
-        </w:rPr>
-        <w:t xml:space="preserve"> profundo</w:t>
-      </w:r>
+          <w:lang w:val="es-ES"/>
+        </w:rPr>
+        <w:t xml:space="preserve"> </w:t>
+      </w:r>
+      <w:proofErr w:type="spellStart"/>
+      <w:r>
+        <w:rPr>
+          <w:rFonts w:ascii="Times New Roman" w:hAnsi="Times New Roman" w:cs="Times New Roman"/>
+          <w:lang w:val="es-ES"/>
+        </w:rPr>
+        <w:t>Learning</w:t>
+      </w:r>
+      <w:proofErr w:type="spellEnd"/>
+      <w:r>
+        <w:rPr>
+          <w:rFonts w:ascii="Times New Roman" w:hAnsi="Times New Roman" w:cs="Times New Roman"/>
+          <w:lang w:val="es-ES"/>
+        </w:rPr>
+        <w:t xml:space="preserve"> </w:t>
+      </w:r>
+      <w:proofErr w:type="spellStart"/>
+      <w:r>
+        <w:rPr>
+          <w:rFonts w:ascii="Times New Roman" w:hAnsi="Times New Roman" w:cs="Times New Roman"/>
+          <w:lang w:val="es-ES"/>
+        </w:rPr>
+        <w:t>With</w:t>
+      </w:r>
+      <w:proofErr w:type="spellEnd"/>
+      <w:r>
+        <w:rPr>
+          <w:rFonts w:ascii="Times New Roman" w:hAnsi="Times New Roman" w:cs="Times New Roman"/>
+          <w:lang w:val="es-ES"/>
+        </w:rPr>
+        <w:t xml:space="preserve"> </w:t>
+      </w:r>
+      <w:proofErr w:type="spellStart"/>
+      <w:r>
+        <w:rPr>
+          <w:rFonts w:ascii="Times New Roman" w:hAnsi="Times New Roman" w:cs="Times New Roman"/>
+          <w:lang w:val="es-ES"/>
+        </w:rPr>
+        <w:t>Parametric</w:t>
+      </w:r>
+      <w:proofErr w:type="spellEnd"/>
+      <w:r>
+        <w:rPr>
+          <w:rFonts w:ascii="Times New Roman" w:hAnsi="Times New Roman" w:cs="Times New Roman"/>
+          <w:lang w:val="es-ES"/>
+        </w:rPr>
+        <w:t xml:space="preserve"> </w:t>
+      </w:r>
+      <w:proofErr w:type="spellStart"/>
+      <w:r>
+        <w:rPr>
+          <w:rFonts w:ascii="Times New Roman" w:hAnsi="Times New Roman" w:cs="Times New Roman"/>
+          <w:lang w:val="es-ES"/>
+        </w:rPr>
+        <w:t>Bias</w:t>
+      </w:r>
+      <w:proofErr w:type="spellEnd"/>
+      <w:r>
+        <w:rPr>
+          <w:rFonts w:ascii="Times New Roman" w:hAnsi="Times New Roman" w:cs="Times New Roman"/>
+          <w:lang w:val="es-ES"/>
+        </w:rPr>
+        <w:t>" (DPM) aborda dos desafíos clave que enfrentan los robots autónomos: las dificultades en el modelado y los cambios temporales en los modelos. Estos problemas son especialmente relevantes en tareas de control y manipulación de objetos, ya que las relaciones entre el cuerpo, las herramientas y el entorno son complejas y difíciles de modelar utilizando métodos clásicos.</w:t>
+      </w:r>
+    </w:p>
+    <w:p>
+      <w:pPr>
+        <w:rPr>
+          <w:rFonts w:ascii="Times New Roman" w:hAnsi="Times New Roman" w:cs="Times New Roman"/>
+          <w:lang w:val="es-ES"/>
+        </w:rPr>
+      </w:pPr>
+      <w:r>
+        <w:rPr>
+          <w:rFonts w:ascii="Times New Roman" w:hAnsi="Times New Roman" w:cs="Times New Roman"/>
+          <w:b/>
+          <w:bCs/>
+          <w:lang w:val="es-ES"/>
+        </w:rPr>
+        <w:t>Modelado y Cambios Temporales:</w:t>
+      </w:r>
+      <w:r>
+        <w:rPr>
+          <w:rFonts w:ascii="Times New Roman" w:hAnsi="Times New Roman" w:cs="Times New Roman"/>
+          <w:lang w:val="es-ES"/>
+        </w:rPr>
+        <w:br/>
+        <w:t>En la robótica, es común que los robots necesiten manipular objetos en entornos cambiantes, como el control del cuerpo o la manipulación de telas. En estos casos, los métodos clásicos de modelado, que asumen relaciones estáticas, ya no son adecuados. Además, el control de un robot no solo debe considerar las relaciones actuales entre su cuerpo y las herramientas, sino que también debe adaptarse a los cambios a lo largo del tiempo, como el envejecimiento de los componentes o la variabilidad en las condiciones ambientales.</w:t>
+      </w:r>
+    </w:p>
+    <w:p>
+      <w:pPr>
+        <w:rPr>
+          <w:rFonts w:ascii="Times New Roman" w:hAnsi="Times New Roman" w:cs="Times New Roman"/>
+          <w:lang w:val="es-ES"/>
+        </w:rPr>
+      </w:pPr>
+      <w:r>
+        <w:rPr>
+          <w:rFonts w:ascii="Times New Roman" w:hAnsi="Times New Roman" w:cs="Times New Roman"/>
+          <w:b/>
+          <w:bCs/>
+          <w:lang w:val="es-ES"/>
+        </w:rPr>
+        <w:t xml:space="preserve">El Deep Predictive </w:t>
+      </w:r>
+      <w:proofErr w:type="spellStart"/>
+      <w:r>
+        <w:rPr>
+          <w:rFonts w:ascii="Times New Roman" w:hAnsi="Times New Roman" w:cs="Times New Roman"/>
+          <w:b/>
+          <w:bCs/>
+          <w:lang w:val="es-ES"/>
+        </w:rPr>
+        <w:t>Model</w:t>
+      </w:r>
+      <w:proofErr w:type="spellEnd"/>
+      <w:r>
+        <w:rPr>
+          <w:rFonts w:ascii="Times New Roman" w:hAnsi="Times New Roman" w:cs="Times New Roman"/>
+          <w:b/>
+          <w:bCs/>
+          <w:lang w:val="es-ES"/>
+        </w:rPr>
+        <w:t xml:space="preserve"> </w:t>
+      </w:r>
+      <w:proofErr w:type="spellStart"/>
+      <w:r>
+        <w:rPr>
+          <w:rFonts w:ascii="Times New Roman" w:hAnsi="Times New Roman" w:cs="Times New Roman"/>
+          <w:b/>
+          <w:bCs/>
+          <w:lang w:val="es-ES"/>
+        </w:rPr>
+        <w:t>With</w:t>
+      </w:r>
+      <w:proofErr w:type="spellEnd"/>
+      <w:r>
+        <w:rPr>
+          <w:rFonts w:ascii="Times New Roman" w:hAnsi="Times New Roman" w:cs="Times New Roman"/>
+          <w:b/>
+          <w:bCs/>
+          <w:lang w:val="es-ES"/>
+        </w:rPr>
+        <w:t xml:space="preserve"> </w:t>
+      </w:r>
+      <w:proofErr w:type="spellStart"/>
+      <w:r>
+        <w:rPr>
+          <w:rFonts w:ascii="Times New Roman" w:hAnsi="Times New Roman" w:cs="Times New Roman"/>
+          <w:b/>
+          <w:bCs/>
+          <w:lang w:val="es-ES"/>
+        </w:rPr>
+        <w:t>Parametric</w:t>
+      </w:r>
+      <w:proofErr w:type="spellEnd"/>
+      <w:r>
+        <w:rPr>
+          <w:rFonts w:ascii="Times New Roman" w:hAnsi="Times New Roman" w:cs="Times New Roman"/>
+          <w:b/>
+          <w:bCs/>
+          <w:lang w:val="es-ES"/>
+        </w:rPr>
+        <w:t xml:space="preserve"> </w:t>
+      </w:r>
+      <w:proofErr w:type="spellStart"/>
+      <w:r>
+        <w:rPr>
+          <w:rFonts w:ascii="Times New Roman" w:hAnsi="Times New Roman" w:cs="Times New Roman"/>
+          <w:b/>
+          <w:bCs/>
+          <w:lang w:val="es-ES"/>
+        </w:rPr>
+        <w:t>Bias</w:t>
+      </w:r>
+      <w:proofErr w:type="spellEnd"/>
+      <w:r>
+        <w:rPr>
+          <w:rFonts w:ascii="Times New Roman" w:hAnsi="Times New Roman" w:cs="Times New Roman"/>
+          <w:b/>
+          <w:bCs/>
+          <w:lang w:val="es-ES"/>
+        </w:rPr>
+        <w:t xml:space="preserve"> (DPM</w:t>
+      </w:r>
+      <w:r>
+        <w:rPr>
+          <w:rFonts w:ascii="Times New Roman" w:hAnsi="Times New Roman" w:cs="Times New Roman"/>
+          <w:b/>
+          <w:bCs/>
+          <w:lang w:val="es-ES"/>
+        </w:rPr>
+        <w:t>PB</w:t>
+      </w:r>
+      <w:r>
+        <w:rPr>
+          <w:rFonts w:ascii="Times New Roman" w:hAnsi="Times New Roman" w:cs="Times New Roman"/>
+          <w:b/>
+          <w:bCs/>
+          <w:lang w:val="es-ES"/>
+        </w:rPr>
+        <w:t>):</w:t>
+      </w:r>
+      <w:r>
+        <w:rPr>
+          <w:rFonts w:ascii="Times New Roman" w:hAnsi="Times New Roman" w:cs="Times New Roman"/>
+          <w:lang w:val="es-ES"/>
+        </w:rPr>
+        <w:br/>
+        <w:t>El modelo propuesto en el artículo, DPM, ha sido diseñado para superar estas dificultades de modelado mediante el uso de redes neuronales profundas y un sesgo paramétrico. Este enfoque tiene la capacidad de adaptarse a los cambios temporales y físicos, permitiendo que el robot se ajuste dinámicamente a su entorno y a las variaciones de su propio cuerpo.</w:t>
+      </w:r>
+    </w:p>
+    <w:p>
+      <w:pPr>
+        <w:rPr>
+          <w:rFonts w:ascii="Times New Roman" w:hAnsi="Times New Roman" w:cs="Times New Roman"/>
+          <w:lang w:val="es-ES"/>
+        </w:rPr>
+      </w:pPr>
+    </w:p>
+    <w:p>
+      <w:pPr>
+        <w:rPr>
+          <w:rFonts w:ascii="Times New Roman" w:hAnsi="Times New Roman" w:cs="Times New Roman"/>
+          <w:lang w:val="es-ES"/>
+        </w:rPr>
+      </w:pPr>
+      <w:r>
+        <w:rPr>
+          <w:rFonts w:ascii="Times New Roman" w:hAnsi="Times New Roman" w:cs="Times New Roman"/>
+          <w:noProof/>
+          <w:lang w:val="es-ES"/>
+        </w:rPr>
+        <w:drawing>
+          <wp:inline distT="0" distB="0" distL="0" distR="0" wp14:anchorId="544042BD" wp14:editId="3D30A365">
+            <wp:extent cx="5731510" cy="3524250"/>
+            <wp:effectExtent l="0" t="0" r="2540" b="0"/>
+            <wp:docPr id="910319128" name="Imagen 1"/>
+            <wp:cNvGraphicFramePr>
+              <a:graphicFrameLocks xmlns:a="http://schemas.openxmlformats.org/drawingml/2006/main" noChangeAspect="1"/>
+            </wp:cNvGraphicFramePr>
+            <a:graphic xmlns:a="http://schemas.openxmlformats.org/drawingml/2006/main">
+              <a:graphicData uri="http://schemas.openxmlformats.org/drawingml/2006/picture">
+                <pic:pic xmlns:pic="http://schemas.openxmlformats.org/drawingml/2006/picture">
+                  <pic:nvPicPr>
+                    <pic:cNvPr id="910319128" name=""/>
+                    <pic:cNvPicPr/>
+                  </pic:nvPicPr>
+                  <pic:blipFill>
+                    <a:blip r:embed="rId8"/>
+                    <a:stretch>
+                      <a:fillRect/>
+                    </a:stretch>
+                  </pic:blipFill>
+                  <pic:spPr>
+                    <a:xfrm>
+                      <a:off x="0" y="0"/>
+                      <a:ext cx="5731510" cy="3524250"/>
+                    </a:xfrm>
+                    <a:prstGeom prst="rect">
+                      <a:avLst/>
+                    </a:prstGeom>
+                  </pic:spPr>
+                </pic:pic>
+              </a:graphicData>
+            </a:graphic>
+          </wp:inline>
+        </w:drawing>
+      </w:r>
+    </w:p>
+    <w:p>
+      <w:pPr>
+        <w:jc w:val="center"/>
+        <w:rPr>
+          <w:rFonts w:ascii="Times New Roman" w:hAnsi="Times New Roman" w:cs="Times New Roman"/>
+          <w:lang w:val="es-ES"/>
+        </w:rPr>
+      </w:pPr>
+      <w:r>
+        <w:rPr>
+          <w:rFonts w:ascii="Times New Roman" w:hAnsi="Times New Roman" w:cs="Times New Roman"/>
+          <w:lang w:val="es-ES"/>
+        </w:rPr>
+        <w:t xml:space="preserve"> Figura 1. </w:t>
+      </w:r>
+      <w:r>
+        <w:rPr>
+          <w:rFonts w:ascii="Times New Roman" w:hAnsi="Times New Roman" w:cs="Times New Roman"/>
+          <w:lang w:val="es-ES"/>
+        </w:rPr>
+        <w:t>Dificultades de modelo y cambios temporales</w:t>
+      </w:r>
+      <w:r>
+        <w:rPr>
+          <w:rFonts w:ascii="Times New Roman" w:hAnsi="Times New Roman" w:cs="Times New Roman"/>
+          <w:lang w:val="es-ES"/>
+        </w:rPr>
+        <w:t xml:space="preserve"> </w:t>
+      </w:r>
+      <w:r>
+        <w:rPr>
+          <w:rFonts w:ascii="Times New Roman" w:hAnsi="Times New Roman" w:cs="Times New Roman"/>
+          <w:lang w:val="es-ES"/>
+        </w:rPr>
+        <w:t xml:space="preserve">del modelo </w:t>
+      </w:r>
+    </w:p>
+    <w:p>
+      <w:pPr>
+        <w:rPr>
+          <w:rFonts w:ascii="Times New Roman" w:hAnsi="Times New Roman" w:cs="Times New Roman"/>
+          <w:lang w:val="es-ES"/>
+        </w:rPr>
+      </w:pPr>
+      <w:r>
+        <w:rPr>
+          <w:rFonts w:ascii="Times New Roman" w:hAnsi="Times New Roman" w:cs="Times New Roman"/>
+          <w:lang w:val="es-ES"/>
+        </w:rPr>
+        <w:t>La figura 1</w:t>
+      </w:r>
+      <w:r>
+        <w:rPr>
+          <w:rFonts w:ascii="Times New Roman" w:hAnsi="Times New Roman" w:cs="Times New Roman"/>
+          <w:lang w:val="es-ES"/>
+        </w:rPr>
+        <w:t xml:space="preserve"> </w:t>
+      </w:r>
+      <w:r>
+        <w:rPr>
+          <w:rFonts w:ascii="Times New Roman" w:hAnsi="Times New Roman" w:cs="Times New Roman"/>
+          <w:lang w:val="es-ES"/>
+        </w:rPr>
+        <w:t xml:space="preserve">representa cómo un robot humanoide, como un sistema autónomo, realiza tareas complejas en entornos dinámicos. Este enfoque ayuda a resaltar la importancia del </w:t>
+      </w:r>
+      <w:r>
+        <w:rPr>
+          <w:rFonts w:ascii="Times New Roman" w:hAnsi="Times New Roman" w:cs="Times New Roman"/>
+          <w:lang w:val="es-ES"/>
+        </w:rPr>
+        <w:lastRenderedPageBreak/>
+        <w:t>aprendizaje predictivo en robótica y cómo los robots pueden adaptar sus modelos para mejorar su desempeño en tareas de manipulación y locomoción.</w:t>
+      </w:r>
+    </w:p>
+    <w:p>
+      <w:pPr>
+        <w:pStyle w:val="Prrafodelista"/>
+        <w:numPr>
+          <w:ilvl w:val="0"/>
+          <w:numId w:val="8"/>
+        </w:numPr>
+        <w:rPr>
+          <w:rFonts w:ascii="Times New Roman" w:hAnsi="Times New Roman" w:cs="Times New Roman"/>
+          <w:b/>
+          <w:bCs/>
+        </w:rPr>
+      </w:pPr>
+      <w:r>
+        <w:rPr>
+          <w:rFonts w:ascii="Times New Roman" w:hAnsi="Times New Roman" w:cs="Times New Roman"/>
+          <w:b/>
+          <w:bCs/>
+        </w:rPr>
+        <w:t>Deep Predictive Model with Parametric Bias (DPMPB)</w:t>
+      </w:r>
+    </w:p>
+    <w:p>
+      <w:pPr>
+        <w:rPr>
+          <w:rFonts w:ascii="Times New Roman" w:hAnsi="Times New Roman" w:cs="Times New Roman"/>
+          <w:lang w:val="es-ES"/>
+        </w:rPr>
+      </w:pPr>
+      <w:r>
+        <w:rPr>
+          <w:rFonts w:ascii="Times New Roman" w:hAnsi="Times New Roman" w:cs="Times New Roman"/>
+          <w:lang w:val="es-ES"/>
+        </w:rPr>
+        <w:t>El modelo predictivo profundo con sesgo paramétrico (DPMPB) es una solución avanzada diseñada para abordar las dificultades de modelado y los cambios temporales en los sistemas robóticos. Este enfoque permite modelar las relaciones entre el cuerpo de un robot, sus objetos de interés y el entorno de manera más humana e intuitiva, lo que mejora la adaptabilidad del robot al cambio dinámico de estos elementos.</w:t>
+      </w:r>
+    </w:p>
+    <w:p>
+      <w:pPr>
+        <w:rPr>
+          <w:rFonts w:ascii="Times New Roman" w:hAnsi="Times New Roman" w:cs="Times New Roman"/>
+          <w:lang w:val="es-ES"/>
+        </w:rPr>
+      </w:pPr>
+      <w:r>
+        <w:rPr>
+          <w:rFonts w:ascii="Times New Roman" w:hAnsi="Times New Roman" w:cs="Times New Roman"/>
+          <w:lang w:val="es-ES"/>
+        </w:rPr>
+        <w:t>Clasificación de las dificultades de modelado</w:t>
+      </w:r>
+    </w:p>
+    <w:p>
+      <w:pPr>
+        <w:rPr>
+          <w:rFonts w:ascii="Times New Roman" w:hAnsi="Times New Roman" w:cs="Times New Roman"/>
+        </w:rPr>
+      </w:pPr>
+      <w:r>
+        <w:rPr>
+          <w:rFonts w:ascii="Times New Roman" w:hAnsi="Times New Roman" w:cs="Times New Roman"/>
+          <w:lang w:val="es-ES"/>
+        </w:rPr>
+        <w:t xml:space="preserve">La clasificación de las dificultades de modelado es esencial para comprender la aplicabilidad del DPMPB en diversos escenarios. Se identifican principalmente problemas relacionados con la relación entre el cuerpo del robot, las herramientas y los objetos que manipula. A medida que el entorno cambia, el modelo debe adaptarse a esos cambios. </w:t>
+      </w:r>
+      <w:r>
+        <w:rPr>
+          <w:rFonts w:ascii="Times New Roman" w:hAnsi="Times New Roman" w:cs="Times New Roman"/>
+        </w:rPr>
+        <w:t xml:space="preserve">El DPMPB </w:t>
+      </w:r>
+      <w:proofErr w:type="spellStart"/>
+      <w:r>
+        <w:rPr>
+          <w:rFonts w:ascii="Times New Roman" w:hAnsi="Times New Roman" w:cs="Times New Roman"/>
+        </w:rPr>
+        <w:t>clasifica</w:t>
+      </w:r>
+      <w:proofErr w:type="spellEnd"/>
+      <w:r>
+        <w:rPr>
+          <w:rFonts w:ascii="Times New Roman" w:hAnsi="Times New Roman" w:cs="Times New Roman"/>
+        </w:rPr>
+        <w:t xml:space="preserve"> </w:t>
+      </w:r>
+      <w:proofErr w:type="spellStart"/>
+      <w:r>
+        <w:rPr>
+          <w:rFonts w:ascii="Times New Roman" w:hAnsi="Times New Roman" w:cs="Times New Roman"/>
+        </w:rPr>
+        <w:t>estas</w:t>
+      </w:r>
+      <w:proofErr w:type="spellEnd"/>
+      <w:r>
+        <w:rPr>
+          <w:rFonts w:ascii="Times New Roman" w:hAnsi="Times New Roman" w:cs="Times New Roman"/>
+        </w:rPr>
+        <w:t xml:space="preserve"> </w:t>
+      </w:r>
+      <w:proofErr w:type="spellStart"/>
+      <w:r>
+        <w:rPr>
+          <w:rFonts w:ascii="Times New Roman" w:hAnsi="Times New Roman" w:cs="Times New Roman"/>
+        </w:rPr>
+        <w:t>dificultades</w:t>
+      </w:r>
+      <w:proofErr w:type="spellEnd"/>
+      <w:r>
+        <w:rPr>
+          <w:rFonts w:ascii="Times New Roman" w:hAnsi="Times New Roman" w:cs="Times New Roman"/>
+        </w:rPr>
+        <w:t xml:space="preserve"> </w:t>
+      </w:r>
+      <w:proofErr w:type="spellStart"/>
+      <w:r>
+        <w:rPr>
+          <w:rFonts w:ascii="Times New Roman" w:hAnsi="Times New Roman" w:cs="Times New Roman"/>
+        </w:rPr>
+        <w:t>en</w:t>
+      </w:r>
+      <w:proofErr w:type="spellEnd"/>
+      <w:r>
+        <w:rPr>
+          <w:rFonts w:ascii="Times New Roman" w:hAnsi="Times New Roman" w:cs="Times New Roman"/>
+        </w:rPr>
+        <w:t xml:space="preserve"> </w:t>
+      </w:r>
+      <w:proofErr w:type="spellStart"/>
+      <w:r>
+        <w:rPr>
+          <w:rFonts w:ascii="Times New Roman" w:hAnsi="Times New Roman" w:cs="Times New Roman"/>
+        </w:rPr>
+        <w:t>tres</w:t>
+      </w:r>
+      <w:proofErr w:type="spellEnd"/>
+      <w:r>
+        <w:rPr>
+          <w:rFonts w:ascii="Times New Roman" w:hAnsi="Times New Roman" w:cs="Times New Roman"/>
+        </w:rPr>
+        <w:t xml:space="preserve"> </w:t>
+      </w:r>
+      <w:proofErr w:type="spellStart"/>
+      <w:r>
+        <w:rPr>
+          <w:rFonts w:ascii="Times New Roman" w:hAnsi="Times New Roman" w:cs="Times New Roman"/>
+        </w:rPr>
+        <w:t>grandes</w:t>
+      </w:r>
+      <w:proofErr w:type="spellEnd"/>
+      <w:r>
+        <w:rPr>
+          <w:rFonts w:ascii="Times New Roman" w:hAnsi="Times New Roman" w:cs="Times New Roman"/>
+        </w:rPr>
+        <w:t xml:space="preserve"> </w:t>
+      </w:r>
+      <w:proofErr w:type="spellStart"/>
+      <w:r>
+        <w:rPr>
+          <w:rFonts w:ascii="Times New Roman" w:hAnsi="Times New Roman" w:cs="Times New Roman"/>
+        </w:rPr>
+        <w:t>categorías</w:t>
+      </w:r>
+      <w:proofErr w:type="spellEnd"/>
       <w:r>
         <w:rPr>
           <w:rFonts w:ascii="Times New Roman" w:hAnsi="Times New Roman" w:cs="Times New Roman"/>
         </w:rPr>
         <w:t>:</w:t>
+      </w:r>
+    </w:p>
+    <w:p>
+      <w:pPr>
+        <w:numPr>
+          <w:ilvl w:val="0"/>
+          <w:numId w:val="9"/>
+        </w:numPr>
+        <w:rPr>
+          <w:rFonts w:ascii="Times New Roman" w:hAnsi="Times New Roman" w:cs="Times New Roman"/>
+          <w:lang w:val="es-ES"/>
+        </w:rPr>
+      </w:pPr>
+      <w:r>
+        <w:rPr>
+          <w:rFonts w:ascii="Times New Roman" w:hAnsi="Times New Roman" w:cs="Times New Roman"/>
+          <w:lang w:val="es-ES"/>
+        </w:rPr>
+        <w:t>Control de la base del robot: Cambios en el control de la base del robot.</w:t>
+      </w:r>
+    </w:p>
+    <w:p>
+      <w:pPr>
+        <w:numPr>
+          <w:ilvl w:val="0"/>
+          <w:numId w:val="9"/>
+        </w:numPr>
+        <w:rPr>
+          <w:rFonts w:ascii="Times New Roman" w:hAnsi="Times New Roman" w:cs="Times New Roman"/>
+          <w:lang w:val="es-ES"/>
+        </w:rPr>
+      </w:pPr>
+      <w:r>
+        <w:rPr>
+          <w:rFonts w:ascii="Times New Roman" w:hAnsi="Times New Roman" w:cs="Times New Roman"/>
+          <w:lang w:val="es-ES"/>
+        </w:rPr>
+        <w:t>Dinámica del cuerpo: Cambios en la dinámica de los objetos manipulados.</w:t>
+      </w:r>
+    </w:p>
+    <w:p>
+      <w:pPr>
+        <w:numPr>
+          <w:ilvl w:val="0"/>
+          <w:numId w:val="9"/>
+        </w:numPr>
+        <w:rPr>
+          <w:rFonts w:ascii="Times New Roman" w:hAnsi="Times New Roman" w:cs="Times New Roman"/>
+          <w:lang w:val="es-ES"/>
+        </w:rPr>
+      </w:pPr>
+      <w:r>
+        <w:rPr>
+          <w:rFonts w:ascii="Times New Roman" w:hAnsi="Times New Roman" w:cs="Times New Roman"/>
+          <w:lang w:val="es-ES"/>
+        </w:rPr>
+        <w:t>Control de equilibrio: Variaciones debido a la postura del robot y el estado del entorno, como en la manipulación de objetos.</w:t>
+      </w:r>
+    </w:p>
+    <w:p>
+      <w:pPr>
+        <w:rPr>
+          <w:rFonts w:ascii="Times New Roman" w:hAnsi="Times New Roman" w:cs="Times New Roman"/>
+          <w:lang w:val="es-ES"/>
+        </w:rPr>
+      </w:pPr>
+      <w:r>
+        <w:rPr>
+          <w:rFonts w:ascii="Times New Roman" w:hAnsi="Times New Roman" w:cs="Times New Roman"/>
+          <w:lang w:val="es-ES"/>
+        </w:rPr>
+        <w:t>El enfoque del DPMPB permite ajustar el modelo a estos cambios, lo que facilita su uso en aplicaciones robóticas en tiempo real, donde los cambios en los objetivos o el entorno pueden ser impredecibles.</w:t>
+      </w:r>
+    </w:p>
+    <w:p>
+      <w:pPr>
+        <w:rPr>
+          <w:rFonts w:ascii="Times New Roman" w:hAnsi="Times New Roman" w:cs="Times New Roman"/>
+          <w:lang w:val="es-ES"/>
+        </w:rPr>
+      </w:pPr>
+      <w:r>
+        <w:rPr>
+          <w:rFonts w:ascii="Times New Roman" w:hAnsi="Times New Roman" w:cs="Times New Roman"/>
+          <w:lang w:val="es-ES"/>
+        </w:rPr>
+        <w:t>Clasificación de los cambios temporales en los modelos</w:t>
+      </w:r>
+    </w:p>
+    <w:p>
+      <w:pPr>
+        <w:rPr>
+          <w:rFonts w:ascii="Times New Roman" w:hAnsi="Times New Roman" w:cs="Times New Roman"/>
+          <w:lang w:val="es-ES"/>
+        </w:rPr>
+      </w:pPr>
+      <w:r>
+        <w:rPr>
+          <w:rFonts w:ascii="Times New Roman" w:hAnsi="Times New Roman" w:cs="Times New Roman"/>
+          <w:lang w:val="es-ES"/>
+        </w:rPr>
+        <w:t>El DPMPB también maneja los cambios temporales en los modelos, donde la relación entre el cuerpo del robot y el entorno cambia con el tiempo. A medida que el robot interactúa con el entorno, su modelo debe ajustarse a estos cambios dinámicos. La clasificación de los cambios temporales se organiza en dos tipos principales de redes de transición de estado (STM) y de control (CTM):</w:t>
+      </w:r>
+    </w:p>
+    <w:p>
+      <w:pPr>
+        <w:numPr>
+          <w:ilvl w:val="0"/>
+          <w:numId w:val="10"/>
+        </w:numPr>
+        <w:rPr>
+          <w:rFonts w:ascii="Times New Roman" w:hAnsi="Times New Roman" w:cs="Times New Roman"/>
+          <w:lang w:val="es-ES"/>
+        </w:rPr>
+      </w:pPr>
+      <w:r>
+        <w:rPr>
+          <w:rFonts w:ascii="Times New Roman" w:hAnsi="Times New Roman" w:cs="Times New Roman"/>
+          <w:lang w:val="es-ES"/>
+        </w:rPr>
+        <w:t>STM (Modelo de transición de estado): Maneja cómo el estado del robot cambia con el tiempo, considerando las variables actuales.</w:t>
+      </w:r>
+    </w:p>
+    <w:p>
+      <w:pPr>
+        <w:numPr>
+          <w:ilvl w:val="0"/>
+          <w:numId w:val="10"/>
+        </w:numPr>
+        <w:rPr>
+          <w:rFonts w:ascii="Times New Roman" w:hAnsi="Times New Roman" w:cs="Times New Roman"/>
+          <w:lang w:val="es-ES"/>
+        </w:rPr>
+      </w:pPr>
+      <w:r>
+        <w:rPr>
+          <w:rFonts w:ascii="Times New Roman" w:hAnsi="Times New Roman" w:cs="Times New Roman"/>
+          <w:lang w:val="es-ES"/>
+        </w:rPr>
+        <w:t>CTM (Modelo de control temporal): Se enfoca en la manipulación de las variaciones en el comportamiento del robot bajo circunstancias cambiantes del entorno.</w:t>
+      </w:r>
+    </w:p>
+    <w:p>
+      <w:pPr>
+        <w:rPr>
+          <w:rFonts w:ascii="Times New Roman" w:hAnsi="Times New Roman" w:cs="Times New Roman"/>
+          <w:lang w:val="es-ES"/>
+        </w:rPr>
+      </w:pPr>
+      <w:r>
+        <w:rPr>
+          <w:rFonts w:ascii="Times New Roman" w:hAnsi="Times New Roman" w:cs="Times New Roman"/>
+          <w:lang w:val="es-ES"/>
+        </w:rPr>
+        <w:t>El DPMPB utiliza una combinación de STM y CTM para manejar estos cambios de manera eficiente, lo que le permite al robot adaptarse a nuevos contextos sin perder el control sobre sus movimientos y acciones.</w:t>
+      </w:r>
+    </w:p>
+    <w:p>
+      <w:pPr>
+        <w:rPr>
+          <w:rFonts w:ascii="Times New Roman" w:hAnsi="Times New Roman" w:cs="Times New Roman"/>
+          <w:lang w:val="es-ES"/>
+        </w:rPr>
+      </w:pPr>
+      <w:r>
+        <w:rPr>
+          <w:rFonts w:ascii="Times New Roman" w:hAnsi="Times New Roman" w:cs="Times New Roman"/>
+          <w:noProof/>
+          <w:lang w:val="es-ES"/>
+        </w:rPr>
+        <w:lastRenderedPageBreak/>
+        <w:drawing>
+          <wp:inline distT="0" distB="0" distL="0" distR="0" wp14:anchorId="52D4E3BE" wp14:editId="78C15067">
+            <wp:extent cx="5439534" cy="3419952"/>
+            <wp:effectExtent l="0" t="0" r="8890" b="9525"/>
+            <wp:docPr id="859329113" name="Imagen 1" descr="Diagrama&#10;&#10;El contenido generado por IA puede ser incorrecto."/>
+            <wp:cNvGraphicFramePr>
+              <a:graphicFrameLocks xmlns:a="http://schemas.openxmlformats.org/drawingml/2006/main" noChangeAspect="1"/>
+            </wp:cNvGraphicFramePr>
+            <a:graphic xmlns:a="http://schemas.openxmlformats.org/drawingml/2006/main">
+              <a:graphicData uri="http://schemas.openxmlformats.org/drawingml/2006/picture">
+                <pic:pic xmlns:pic="http://schemas.openxmlformats.org/drawingml/2006/picture">
+                  <pic:nvPicPr>
+                    <pic:cNvPr id="859329113" name="Imagen 1" descr="Diagrama&#10;&#10;El contenido generado por IA puede ser incorrecto."/>
+                    <pic:cNvPicPr/>
+                  </pic:nvPicPr>
+                  <pic:blipFill>
+                    <a:blip r:embed="rId9"/>
+                    <a:stretch>
+                      <a:fillRect/>
+                    </a:stretch>
+                  </pic:blipFill>
+                  <pic:spPr>
+                    <a:xfrm>
+                      <a:off x="0" y="0"/>
+                      <a:ext cx="5439534" cy="3419952"/>
+                    </a:xfrm>
+                    <a:prstGeom prst="rect">
+                      <a:avLst/>
+                    </a:prstGeom>
+                  </pic:spPr>
+                </pic:pic>
+              </a:graphicData>
+            </a:graphic>
+          </wp:inline>
+        </w:drawing>
+      </w:r>
+    </w:p>
+    <w:p>
+      <w:pPr>
+        <w:jc w:val="center"/>
+        <w:rPr>
+          <w:rFonts w:ascii="Times New Roman" w:hAnsi="Times New Roman" w:cs="Times New Roman"/>
+          <w:lang w:val="es-ES"/>
+        </w:rPr>
+      </w:pPr>
+      <w:r>
+        <w:rPr>
+          <w:rFonts w:ascii="Times New Roman" w:hAnsi="Times New Roman" w:cs="Times New Roman"/>
+          <w:lang w:val="es-ES"/>
+        </w:rPr>
+        <w:t xml:space="preserve"> Figura </w:t>
+      </w:r>
+      <w:r>
+        <w:rPr>
+          <w:rFonts w:ascii="Times New Roman" w:hAnsi="Times New Roman" w:cs="Times New Roman"/>
+          <w:lang w:val="es-ES"/>
+        </w:rPr>
+        <w:t>2</w:t>
+      </w:r>
+      <w:r>
+        <w:rPr>
+          <w:rFonts w:ascii="Times New Roman" w:hAnsi="Times New Roman" w:cs="Times New Roman"/>
+          <w:lang w:val="es-ES"/>
+        </w:rPr>
+        <w:t xml:space="preserve">. </w:t>
+      </w:r>
+      <w:r>
+        <w:rPr>
+          <w:rFonts w:ascii="Times New Roman" w:hAnsi="Times New Roman" w:cs="Times New Roman"/>
+          <w:lang w:val="es-ES"/>
+        </w:rPr>
+        <w:t>Estructura</w:t>
+      </w:r>
+      <w:r>
+        <w:rPr>
+          <w:rFonts w:ascii="Times New Roman" w:hAnsi="Times New Roman" w:cs="Times New Roman"/>
+          <w:lang w:val="es-ES"/>
+        </w:rPr>
+        <w:t xml:space="preserve"> </w:t>
+      </w:r>
+      <w:r>
+        <w:rPr>
+          <w:rFonts w:ascii="Times New Roman" w:hAnsi="Times New Roman" w:cs="Times New Roman"/>
+          <w:lang w:val="es-ES"/>
+        </w:rPr>
+        <w:t xml:space="preserve">del modelo </w:t>
+      </w:r>
+    </w:p>
+    <w:p>
+      <w:pPr>
+        <w:rPr>
+          <w:rFonts w:ascii="Times New Roman" w:hAnsi="Times New Roman" w:cs="Times New Roman"/>
+          <w:lang w:val="es-ES"/>
+        </w:rPr>
+      </w:pPr>
+    </w:p>
+    <w:p>
+      <w:pPr>
+        <w:rPr>
+          <w:rFonts w:ascii="Times New Roman" w:hAnsi="Times New Roman" w:cs="Times New Roman"/>
+          <w:lang w:val="es-ES"/>
+        </w:rPr>
+      </w:pPr>
+      <w:r>
+        <w:rPr>
+          <w:rFonts w:ascii="Times New Roman" w:hAnsi="Times New Roman" w:cs="Times New Roman"/>
+          <w:lang w:val="es-ES"/>
+        </w:rPr>
+        <w:t xml:space="preserve">La figura 2 </w:t>
+      </w:r>
+      <w:r>
+        <w:rPr>
+          <w:rFonts w:ascii="Times New Roman" w:hAnsi="Times New Roman" w:cs="Times New Roman"/>
+          <w:lang w:val="es-ES"/>
+        </w:rPr>
+        <w:t>muestra la estructura del modelo predictivo profundo (DPM). En ella, se ilustra cómo el sistema aprende no solo de su comportamiento inmediato, sino también de los datos recogidos a lo largo del tiempo, permitiendo al robot adaptarse mejor a los cambios temporales en su entorno y cuerpo.</w:t>
+      </w:r>
+    </w:p>
+    <w:p>
+      <w:pPr>
+        <w:rPr>
+          <w:rFonts w:ascii="Times New Roman" w:hAnsi="Times New Roman" w:cs="Times New Roman"/>
+          <w:lang w:val="es-ES"/>
+        </w:rPr>
+      </w:pPr>
+    </w:p>
+    <w:p>
+      <w:pPr>
+        <w:pStyle w:val="Prrafodelista"/>
+        <w:numPr>
+          <w:ilvl w:val="0"/>
+          <w:numId w:val="8"/>
+        </w:numPr>
+        <w:rPr>
+          <w:rFonts w:ascii="Times New Roman" w:hAnsi="Times New Roman" w:cs="Times New Roman"/>
+          <w:b/>
+          <w:bCs/>
+          <w:lang w:val="es-ES"/>
+        </w:rPr>
+      </w:pPr>
+      <w:r>
+        <w:rPr>
+          <w:rFonts w:ascii="Times New Roman" w:hAnsi="Times New Roman" w:cs="Times New Roman"/>
+          <w:b/>
+          <w:bCs/>
+          <w:lang w:val="es-ES"/>
+        </w:rPr>
+        <w:t>Estructura de la Red del DPMPB</w:t>
+      </w:r>
+    </w:p>
+    <w:p>
+      <w:pPr>
+        <w:rPr>
+          <w:rFonts w:ascii="Times New Roman" w:hAnsi="Times New Roman" w:cs="Times New Roman"/>
+        </w:rPr>
+      </w:pPr>
+      <w:r>
+        <w:rPr>
+          <w:rFonts w:ascii="Times New Roman" w:hAnsi="Times New Roman" w:cs="Times New Roman"/>
+          <w:lang w:val="es-ES"/>
+        </w:rPr>
+        <w:t xml:space="preserve">El </w:t>
+      </w:r>
+      <w:r>
+        <w:rPr>
+          <w:rFonts w:ascii="Times New Roman" w:hAnsi="Times New Roman" w:cs="Times New Roman"/>
+          <w:b/>
+          <w:bCs/>
+          <w:lang w:val="es-ES"/>
+        </w:rPr>
+        <w:t xml:space="preserve">Deep Predictive </w:t>
+      </w:r>
+      <w:proofErr w:type="spellStart"/>
+      <w:r>
+        <w:rPr>
+          <w:rFonts w:ascii="Times New Roman" w:hAnsi="Times New Roman" w:cs="Times New Roman"/>
+          <w:b/>
+          <w:bCs/>
+          <w:lang w:val="es-ES"/>
+        </w:rPr>
+        <w:t>Model</w:t>
+      </w:r>
+      <w:proofErr w:type="spellEnd"/>
+      <w:r>
+        <w:rPr>
+          <w:rFonts w:ascii="Times New Roman" w:hAnsi="Times New Roman" w:cs="Times New Roman"/>
+          <w:b/>
+          <w:bCs/>
+          <w:lang w:val="es-ES"/>
+        </w:rPr>
+        <w:t xml:space="preserve"> </w:t>
+      </w:r>
+      <w:proofErr w:type="spellStart"/>
+      <w:r>
+        <w:rPr>
+          <w:rFonts w:ascii="Times New Roman" w:hAnsi="Times New Roman" w:cs="Times New Roman"/>
+          <w:b/>
+          <w:bCs/>
+          <w:lang w:val="es-ES"/>
+        </w:rPr>
+        <w:t>with</w:t>
+      </w:r>
+      <w:proofErr w:type="spellEnd"/>
+      <w:r>
+        <w:rPr>
+          <w:rFonts w:ascii="Times New Roman" w:hAnsi="Times New Roman" w:cs="Times New Roman"/>
+          <w:b/>
+          <w:bCs/>
+          <w:lang w:val="es-ES"/>
+        </w:rPr>
+        <w:t xml:space="preserve"> </w:t>
+      </w:r>
+      <w:proofErr w:type="spellStart"/>
+      <w:r>
+        <w:rPr>
+          <w:rFonts w:ascii="Times New Roman" w:hAnsi="Times New Roman" w:cs="Times New Roman"/>
+          <w:b/>
+          <w:bCs/>
+          <w:lang w:val="es-ES"/>
+        </w:rPr>
+        <w:t>Parametric</w:t>
+      </w:r>
+      <w:proofErr w:type="spellEnd"/>
+      <w:r>
+        <w:rPr>
+          <w:rFonts w:ascii="Times New Roman" w:hAnsi="Times New Roman" w:cs="Times New Roman"/>
+          <w:b/>
+          <w:bCs/>
+          <w:lang w:val="es-ES"/>
+        </w:rPr>
+        <w:t xml:space="preserve"> </w:t>
+      </w:r>
+      <w:proofErr w:type="spellStart"/>
+      <w:r>
+        <w:rPr>
+          <w:rFonts w:ascii="Times New Roman" w:hAnsi="Times New Roman" w:cs="Times New Roman"/>
+          <w:b/>
+          <w:bCs/>
+          <w:lang w:val="es-ES"/>
+        </w:rPr>
+        <w:t>Bias</w:t>
+      </w:r>
+      <w:proofErr w:type="spellEnd"/>
+      <w:r>
+        <w:rPr>
+          <w:rFonts w:ascii="Times New Roman" w:hAnsi="Times New Roman" w:cs="Times New Roman"/>
+          <w:b/>
+          <w:bCs/>
+          <w:lang w:val="es-ES"/>
+        </w:rPr>
+        <w:t xml:space="preserve"> (DPMPB)</w:t>
+      </w:r>
+      <w:r>
+        <w:rPr>
+          <w:rFonts w:ascii="Times New Roman" w:hAnsi="Times New Roman" w:cs="Times New Roman"/>
+          <w:lang w:val="es-ES"/>
+        </w:rPr>
+        <w:t xml:space="preserve"> utiliza una arquitectura de red especializada para abordar las dificultades de modelado y los cambios en el modelo temporal en los sistemas robóticos. </w:t>
+      </w:r>
+      <w:proofErr w:type="spellStart"/>
+      <w:r>
+        <w:rPr>
+          <w:rFonts w:ascii="Times New Roman" w:hAnsi="Times New Roman" w:cs="Times New Roman"/>
+        </w:rPr>
+        <w:t>Consiste</w:t>
+      </w:r>
+      <w:proofErr w:type="spellEnd"/>
+      <w:r>
+        <w:rPr>
+          <w:rFonts w:ascii="Times New Roman" w:hAnsi="Times New Roman" w:cs="Times New Roman"/>
+        </w:rPr>
+        <w:t xml:space="preserve"> </w:t>
+      </w:r>
+      <w:proofErr w:type="spellStart"/>
+      <w:r>
+        <w:rPr>
+          <w:rFonts w:ascii="Times New Roman" w:hAnsi="Times New Roman" w:cs="Times New Roman"/>
+        </w:rPr>
+        <w:t>en</w:t>
+      </w:r>
+      <w:proofErr w:type="spellEnd"/>
+      <w:r>
+        <w:rPr>
+          <w:rFonts w:ascii="Times New Roman" w:hAnsi="Times New Roman" w:cs="Times New Roman"/>
+        </w:rPr>
+        <w:t xml:space="preserve"> dos </w:t>
+      </w:r>
+      <w:proofErr w:type="spellStart"/>
+      <w:r>
+        <w:rPr>
+          <w:rFonts w:ascii="Times New Roman" w:hAnsi="Times New Roman" w:cs="Times New Roman"/>
+        </w:rPr>
+        <w:t>componentes</w:t>
+      </w:r>
+      <w:proofErr w:type="spellEnd"/>
+      <w:r>
+        <w:rPr>
+          <w:rFonts w:ascii="Times New Roman" w:hAnsi="Times New Roman" w:cs="Times New Roman"/>
+        </w:rPr>
+        <w:t xml:space="preserve"> </w:t>
+      </w:r>
+      <w:proofErr w:type="spellStart"/>
+      <w:r>
+        <w:rPr>
+          <w:rFonts w:ascii="Times New Roman" w:hAnsi="Times New Roman" w:cs="Times New Roman"/>
+        </w:rPr>
+        <w:t>principales</w:t>
+      </w:r>
+      <w:proofErr w:type="spellEnd"/>
+      <w:r>
+        <w:rPr>
+          <w:rFonts w:ascii="Times New Roman" w:hAnsi="Times New Roman" w:cs="Times New Roman"/>
+        </w:rPr>
+        <w:t>:</w:t>
+      </w:r>
+    </w:p>
+    <w:p>
+      <w:pPr>
+        <w:numPr>
+          <w:ilvl w:val="0"/>
+          <w:numId w:val="12"/>
+        </w:numPr>
+        <w:rPr>
+          <w:rFonts w:ascii="Times New Roman" w:hAnsi="Times New Roman" w:cs="Times New Roman"/>
+        </w:rPr>
+      </w:pPr>
+      <w:proofErr w:type="spellStart"/>
+      <w:r>
+        <w:rPr>
+          <w:rFonts w:ascii="Times New Roman" w:hAnsi="Times New Roman" w:cs="Times New Roman"/>
+          <w:b/>
+          <w:bCs/>
+        </w:rPr>
+        <w:t>Arquitectura</w:t>
+      </w:r>
+      <w:proofErr w:type="spellEnd"/>
+      <w:r>
+        <w:rPr>
+          <w:rFonts w:ascii="Times New Roman" w:hAnsi="Times New Roman" w:cs="Times New Roman"/>
+          <w:b/>
+          <w:bCs/>
+        </w:rPr>
+        <w:t xml:space="preserve"> de la Red:</w:t>
       </w:r>
     </w:p>
     <w:p>
       <w:pPr>
         <w:numPr>
           <w:ilvl w:val="1"/>
-          <w:numId w:val="1"/>
+          <w:numId w:val="12"/>
         </w:numPr>
         <w:rPr>
           <w:rFonts w:ascii="Times New Roman" w:hAnsi="Times New Roman" w:cs="Times New Roman"/>
@@ -627,59 +1571,348 @@
           <w:rFonts w:ascii="Times New Roman" w:hAnsi="Times New Roman" w:cs="Times New Roman"/>
           <w:lang w:val="es-ES"/>
         </w:rPr>
-        <w:t>El artículo presenta modelos predictivos de aprendizaje profundo que pueden abordar dinámicamente los cambios en el sistema, ajustando sus parámetros a lo largo del tiempo.</w:t>
+        <w:t>La red en el DPMPB está compuesta por capas totalmente conectadas (FC), con capas de Memoria de Largo Corto Término (LSTM) añadidas para capturar las dinámicas temporales.</w:t>
+      </w:r>
+    </w:p>
+    <w:p>
+      <w:pPr>
+        <w:numPr>
+          <w:ilvl w:val="1"/>
+          <w:numId w:val="12"/>
+        </w:numPr>
+        <w:rPr>
+          <w:rFonts w:ascii="Times New Roman" w:hAnsi="Times New Roman" w:cs="Times New Roman"/>
+          <w:lang w:val="es-ES"/>
+        </w:rPr>
+      </w:pPr>
+      <w:r>
+        <w:rPr>
+          <w:rFonts w:ascii="Times New Roman" w:hAnsi="Times New Roman" w:cs="Times New Roman"/>
+          <w:lang w:val="es-ES"/>
+        </w:rPr>
+        <w:t xml:space="preserve">La entrada a la red proviene del estado del robot y del entorno, donde </w:t>
+      </w:r>
+      <w:proofErr w:type="spellStart"/>
+      <w:r>
+        <w:rPr>
+          <w:rFonts w:ascii="Times New Roman" w:hAnsi="Times New Roman" w:cs="Times New Roman"/>
+          <w:b/>
+          <w:bCs/>
+          <w:lang w:val="es-ES"/>
+        </w:rPr>
+        <w:t>s</w:t>
+      </w:r>
+      <w:proofErr w:type="spellEnd"/>
+      <w:r>
+        <w:rPr>
+          <w:rFonts w:ascii="Times New Roman" w:hAnsi="Times New Roman" w:cs="Times New Roman"/>
+          <w:lang w:val="es-ES"/>
+        </w:rPr>
+        <w:t xml:space="preserve"> representa el estado y </w:t>
+      </w:r>
+      <w:r>
+        <w:rPr>
+          <w:rFonts w:ascii="Times New Roman" w:hAnsi="Times New Roman" w:cs="Times New Roman"/>
+          <w:b/>
+          <w:bCs/>
+          <w:lang w:val="es-ES"/>
+        </w:rPr>
+        <w:t>u</w:t>
+      </w:r>
+      <w:r>
+        <w:rPr>
+          <w:rFonts w:ascii="Times New Roman" w:hAnsi="Times New Roman" w:cs="Times New Roman"/>
+          <w:lang w:val="es-ES"/>
+        </w:rPr>
+        <w:t xml:space="preserve"> es la entrada de control. La salida de la red incluye la predicción del estado actual, </w:t>
+      </w:r>
+      <w:r>
+        <w:rPr>
+          <w:rFonts w:ascii="Times New Roman" w:hAnsi="Times New Roman" w:cs="Times New Roman"/>
+          <w:b/>
+          <w:bCs/>
+          <w:lang w:val="es-ES"/>
+        </w:rPr>
+        <w:t>y(t)</w:t>
+      </w:r>
+      <w:r>
+        <w:rPr>
+          <w:rFonts w:ascii="Times New Roman" w:hAnsi="Times New Roman" w:cs="Times New Roman"/>
+          <w:lang w:val="es-ES"/>
+        </w:rPr>
+        <w:t>, que representa la predicción del siguiente estado del robot.</w:t>
+      </w:r>
+    </w:p>
+    <w:p>
+      <w:pPr>
+        <w:numPr>
+          <w:ilvl w:val="1"/>
+          <w:numId w:val="12"/>
+        </w:numPr>
+        <w:rPr>
+          <w:rFonts w:ascii="Times New Roman" w:hAnsi="Times New Roman" w:cs="Times New Roman"/>
+          <w:lang w:val="es-ES"/>
+        </w:rPr>
+      </w:pPr>
+      <w:r>
+        <w:rPr>
+          <w:rFonts w:ascii="Times New Roman" w:hAnsi="Times New Roman" w:cs="Times New Roman"/>
+          <w:lang w:val="es-ES"/>
+        </w:rPr>
+        <w:lastRenderedPageBreak/>
+        <w:t xml:space="preserve">Este modelo maneja el </w:t>
+      </w:r>
+      <w:r>
+        <w:rPr>
+          <w:rFonts w:ascii="Times New Roman" w:hAnsi="Times New Roman" w:cs="Times New Roman"/>
+          <w:b/>
+          <w:bCs/>
+          <w:lang w:val="es-ES"/>
+        </w:rPr>
+        <w:t>comportamiento</w:t>
+      </w:r>
+      <w:r>
+        <w:rPr>
+          <w:rFonts w:ascii="Times New Roman" w:hAnsi="Times New Roman" w:cs="Times New Roman"/>
+          <w:lang w:val="es-ES"/>
+        </w:rPr>
+        <w:t xml:space="preserve"> mediante </w:t>
+      </w:r>
+      <w:r>
+        <w:rPr>
+          <w:rFonts w:ascii="Times New Roman" w:hAnsi="Times New Roman" w:cs="Times New Roman"/>
+          <w:b/>
+          <w:bCs/>
+          <w:lang w:val="es-ES"/>
+        </w:rPr>
+        <w:t>modelado predictivo</w:t>
+      </w:r>
+      <w:r>
+        <w:rPr>
+          <w:rFonts w:ascii="Times New Roman" w:hAnsi="Times New Roman" w:cs="Times New Roman"/>
+          <w:lang w:val="es-ES"/>
+        </w:rPr>
+        <w:t xml:space="preserve">, capturando los cambios dinámicos a lo largo del tiempo y usando </w:t>
+      </w:r>
+      <w:r>
+        <w:rPr>
+          <w:rFonts w:ascii="Times New Roman" w:hAnsi="Times New Roman" w:cs="Times New Roman"/>
+          <w:b/>
+          <w:bCs/>
+          <w:lang w:val="es-ES"/>
+        </w:rPr>
+        <w:t>retroalimentación parametrizada</w:t>
+      </w:r>
+      <w:r>
+        <w:rPr>
+          <w:rFonts w:ascii="Times New Roman" w:hAnsi="Times New Roman" w:cs="Times New Roman"/>
+          <w:lang w:val="es-ES"/>
+        </w:rPr>
+        <w:t xml:space="preserve"> del modelo de control.</w:t>
+      </w:r>
+    </w:p>
+    <w:p>
+      <w:pPr>
+        <w:rPr>
+          <w:rFonts w:ascii="Times New Roman" w:hAnsi="Times New Roman" w:cs="Times New Roman"/>
+          <w:b/>
+          <w:bCs/>
+          <w:lang w:val="es-ES"/>
+        </w:rPr>
+      </w:pPr>
+      <w:r>
+        <w:rPr>
+          <w:rFonts w:ascii="Times New Roman" w:hAnsi="Times New Roman" w:cs="Times New Roman"/>
+          <w:b/>
+          <w:bCs/>
+          <w:lang w:val="es-ES"/>
+        </w:rPr>
+        <w:t>Veamos la ecuación</w:t>
+      </w:r>
+      <w:r>
+        <w:rPr>
+          <w:rFonts w:ascii="Times New Roman" w:hAnsi="Times New Roman" w:cs="Times New Roman"/>
+          <w:b/>
+          <w:bCs/>
+          <w:lang w:val="es-ES"/>
+        </w:rPr>
+        <w:t>:</w:t>
+      </w:r>
+    </w:p>
+    <w:p>
+      <w:pPr>
+        <w:jc w:val="center"/>
+        <w:rPr>
+          <w:rFonts w:ascii="Times New Roman" w:hAnsi="Times New Roman" w:cs="Times New Roman"/>
+          <w:lang w:val="es-ES"/>
+        </w:rPr>
+      </w:pPr>
+      <w:r>
+        <w:rPr>
+          <w:rFonts w:ascii="Times New Roman" w:hAnsi="Times New Roman" w:cs="Times New Roman"/>
+          <w:noProof/>
+          <w:lang w:val="es-ES"/>
+        </w:rPr>
+        <w:drawing>
+          <wp:inline distT="0" distB="0" distL="0" distR="0" wp14:anchorId="383BC5B0" wp14:editId="186FE2A5">
+            <wp:extent cx="3238952" cy="1057423"/>
+            <wp:effectExtent l="0" t="0" r="0" b="9525"/>
+            <wp:docPr id="371500069" name="Imagen 1" descr="Texto, Carta&#10;&#10;El contenido generado por IA puede ser incorrecto."/>
+            <wp:cNvGraphicFramePr>
+              <a:graphicFrameLocks xmlns:a="http://schemas.openxmlformats.org/drawingml/2006/main" noChangeAspect="1"/>
+            </wp:cNvGraphicFramePr>
+            <a:graphic xmlns:a="http://schemas.openxmlformats.org/drawingml/2006/main">
+              <a:graphicData uri="http://schemas.openxmlformats.org/drawingml/2006/picture">
+                <pic:pic xmlns:pic="http://schemas.openxmlformats.org/drawingml/2006/picture">
+                  <pic:nvPicPr>
+                    <pic:cNvPr id="371500069" name="Imagen 1" descr="Texto, Carta&#10;&#10;El contenido generado por IA puede ser incorrecto."/>
+                    <pic:cNvPicPr/>
+                  </pic:nvPicPr>
+                  <pic:blipFill>
+                    <a:blip r:embed="rId10"/>
+                    <a:stretch>
+                      <a:fillRect/>
+                    </a:stretch>
+                  </pic:blipFill>
+                  <pic:spPr>
+                    <a:xfrm>
+                      <a:off x="0" y="0"/>
+                      <a:ext cx="3238952" cy="1057423"/>
+                    </a:xfrm>
+                    <a:prstGeom prst="rect">
+                      <a:avLst/>
+                    </a:prstGeom>
+                  </pic:spPr>
+                </pic:pic>
+              </a:graphicData>
+            </a:graphic>
+          </wp:inline>
+        </w:drawing>
+      </w:r>
+    </w:p>
+    <w:p>
+      <w:pPr>
+        <w:rPr>
+          <w:rFonts w:ascii="Times New Roman" w:hAnsi="Times New Roman" w:cs="Times New Roman"/>
+        </w:rPr>
+      </w:pPr>
+      <w:r>
+        <w:rPr>
+          <w:rFonts w:ascii="Times New Roman" w:hAnsi="Times New Roman" w:cs="Times New Roman"/>
+        </w:rPr>
+        <w:t>Donde:</w:t>
+      </w:r>
+    </w:p>
+    <w:p>
+      <w:pPr>
+        <w:numPr>
+          <w:ilvl w:val="1"/>
+          <w:numId w:val="12"/>
+        </w:numPr>
+        <w:rPr>
+          <w:rFonts w:ascii="Times New Roman" w:hAnsi="Times New Roman" w:cs="Times New Roman"/>
+          <w:lang w:val="es-ES"/>
+        </w:rPr>
+      </w:pPr>
+      <w:r>
+        <w:rPr>
+          <w:rFonts w:ascii="Times New Roman" w:hAnsi="Times New Roman" w:cs="Times New Roman"/>
+          <w:b/>
+          <w:bCs/>
+          <w:lang w:val="es-ES"/>
+        </w:rPr>
+        <w:t>s</w:t>
+      </w:r>
+      <w:r>
+        <w:rPr>
+          <w:rFonts w:ascii="Times New Roman" w:hAnsi="Times New Roman" w:cs="Times New Roman"/>
+          <w:lang w:val="es-ES"/>
+        </w:rPr>
+        <w:t xml:space="preserve"> es el estado del robot (incluyendo objetos, herramientas, cuerpo, etc.).</w:t>
+      </w:r>
+    </w:p>
+    <w:p>
+      <w:pPr>
+        <w:numPr>
+          <w:ilvl w:val="1"/>
+          <w:numId w:val="12"/>
+        </w:numPr>
+        <w:rPr>
+          <w:rFonts w:ascii="Times New Roman" w:hAnsi="Times New Roman" w:cs="Times New Roman"/>
+          <w:lang w:val="es-ES"/>
+        </w:rPr>
+      </w:pPr>
+      <w:r>
+        <w:rPr>
+          <w:rFonts w:ascii="Times New Roman" w:hAnsi="Times New Roman" w:cs="Times New Roman"/>
+          <w:b/>
+          <w:bCs/>
+          <w:lang w:val="es-ES"/>
+        </w:rPr>
+        <w:t>u</w:t>
+      </w:r>
+      <w:r>
+        <w:rPr>
+          <w:rFonts w:ascii="Times New Roman" w:hAnsi="Times New Roman" w:cs="Times New Roman"/>
+          <w:lang w:val="es-ES"/>
+        </w:rPr>
+        <w:t xml:space="preserve"> es la entrada de control.</w:t>
+      </w:r>
+    </w:p>
+    <w:p>
+      <w:pPr>
+        <w:numPr>
+          <w:ilvl w:val="1"/>
+          <w:numId w:val="12"/>
+        </w:numPr>
+        <w:rPr>
+          <w:rFonts w:ascii="Times New Roman" w:hAnsi="Times New Roman" w:cs="Times New Roman"/>
+          <w:lang w:val="es-ES"/>
+        </w:rPr>
+      </w:pPr>
+      <w:r>
+        <w:rPr>
+          <w:rFonts w:ascii="Times New Roman" w:hAnsi="Times New Roman" w:cs="Times New Roman"/>
+          <w:b/>
+          <w:bCs/>
+          <w:lang w:val="es-ES"/>
+        </w:rPr>
+        <w:t>p</w:t>
+      </w:r>
+      <w:r>
+        <w:rPr>
+          <w:rFonts w:ascii="Times New Roman" w:hAnsi="Times New Roman" w:cs="Times New Roman"/>
+          <w:lang w:val="es-ES"/>
+        </w:rPr>
+        <w:t xml:space="preserve"> es el sesgo paramétrico (PB), un componente importante que permite ajustar el modelo a lo largo del tiempo mientras aprende.</w:t>
       </w:r>
     </w:p>
     <w:p>
       <w:pPr>
         <w:numPr>
           <w:ilvl w:val="0"/>
-          <w:numId w:val="1"/>
+          <w:numId w:val="12"/>
         </w:numPr>
         <w:rPr>
           <w:rFonts w:ascii="Times New Roman" w:hAnsi="Times New Roman" w:cs="Times New Roman"/>
-        </w:rPr>
-      </w:pPr>
-      <w:proofErr w:type="spellStart"/>
-      <w:r>
-        <w:rPr>
-          <w:rFonts w:ascii="Times New Roman" w:hAnsi="Times New Roman" w:cs="Times New Roman"/>
-          <w:b/>
-          <w:bCs/>
-        </w:rPr>
-        <w:t>Sesgo</w:t>
-      </w:r>
-      <w:proofErr w:type="spellEnd"/>
-      <w:r>
-        <w:rPr>
-          <w:rFonts w:ascii="Times New Roman" w:hAnsi="Times New Roman" w:cs="Times New Roman"/>
-          <w:b/>
-          <w:bCs/>
-        </w:rPr>
-        <w:t xml:space="preserve"> </w:t>
-      </w:r>
-      <w:proofErr w:type="spellStart"/>
-      <w:r>
-        <w:rPr>
-          <w:rFonts w:ascii="Times New Roman" w:hAnsi="Times New Roman" w:cs="Times New Roman"/>
-          <w:b/>
-          <w:bCs/>
-        </w:rPr>
-        <w:t>paramétrico</w:t>
-      </w:r>
-      <w:proofErr w:type="spellEnd"/>
-      <w:r>
-        <w:rPr>
-          <w:rFonts w:ascii="Times New Roman" w:hAnsi="Times New Roman" w:cs="Times New Roman"/>
-        </w:rPr>
-        <w:t>:</w:t>
+          <w:lang w:val="es-ES"/>
+        </w:rPr>
+      </w:pPr>
+      <w:r>
+        <w:rPr>
+          <w:rFonts w:ascii="Times New Roman" w:hAnsi="Times New Roman" w:cs="Times New Roman"/>
+          <w:b/>
+          <w:bCs/>
+          <w:lang w:val="es-ES"/>
+        </w:rPr>
+        <w:t>Uso de STM y CTM:</w:t>
       </w:r>
     </w:p>
     <w:p>
       <w:pPr>
         <w:numPr>
           <w:ilvl w:val="1"/>
-          <w:numId w:val="1"/>
+          <w:numId w:val="12"/>
         </w:numPr>
         <w:rPr>
           <w:rFonts w:ascii="Times New Roman" w:hAnsi="Times New Roman" w:cs="Times New Roman"/>
@@ -691,58 +1924,230 @@
           <w:rFonts w:ascii="Times New Roman" w:hAnsi="Times New Roman" w:cs="Times New Roman"/>
           <w:lang w:val="es-ES"/>
         </w:rPr>
-        <w:t xml:space="preserve">Se introduce el concepto de </w:t>
-      </w:r>
-      <w:r>
-        <w:rPr>
-          <w:rFonts w:ascii="Times New Roman" w:hAnsi="Times New Roman" w:cs="Times New Roman"/>
-          <w:b/>
-          <w:bCs/>
-          <w:lang w:val="es-ES"/>
-        </w:rPr>
-        <w:t>sesgo paramétrico</w:t>
-      </w:r>
-      <w:r>
-        <w:rPr>
-          <w:rFonts w:ascii="Times New Roman" w:hAnsi="Times New Roman" w:cs="Times New Roman"/>
-          <w:lang w:val="es-ES"/>
-        </w:rPr>
-        <w:t>, que permite que el modelo ajuste sus parámetros internos para manejar cambios temporales y adaptarse mejor a las nuevas condiciones del entorno.</w:t>
-      </w:r>
-    </w:p>
-    <w:p>
-      <w:pPr>
+        <w:t xml:space="preserve">El modelo distingue entre </w:t>
+      </w:r>
+      <w:r>
+        <w:rPr>
+          <w:rFonts w:ascii="Times New Roman" w:hAnsi="Times New Roman" w:cs="Times New Roman"/>
+          <w:b/>
+          <w:bCs/>
+          <w:lang w:val="es-ES"/>
+        </w:rPr>
+        <w:t>STM (Modelo de Transición de Estado)</w:t>
+      </w:r>
+      <w:r>
+        <w:rPr>
+          <w:rFonts w:ascii="Times New Roman" w:hAnsi="Times New Roman" w:cs="Times New Roman"/>
+          <w:lang w:val="es-ES"/>
+        </w:rPr>
+        <w:t xml:space="preserve"> y </w:t>
+      </w:r>
+      <w:r>
+        <w:rPr>
+          <w:rFonts w:ascii="Times New Roman" w:hAnsi="Times New Roman" w:cs="Times New Roman"/>
+          <w:b/>
+          <w:bCs/>
+          <w:lang w:val="es-ES"/>
+        </w:rPr>
+        <w:t>CTM (Modelo de Transición de Control)</w:t>
+      </w:r>
+      <w:r>
+        <w:rPr>
+          <w:rFonts w:ascii="Times New Roman" w:hAnsi="Times New Roman" w:cs="Times New Roman"/>
+          <w:lang w:val="es-ES"/>
+        </w:rPr>
+        <w:t>. El STM se encarga del estado actual del robot, mientras que el CTM tiene en cuenta los factores externos del entorno y los controles dinámicos. Este enfoque dual ayuda a simular con precisión la dinámica real de los sistemas robóticos.</w:t>
+      </w:r>
+    </w:p>
+    <w:p>
+      <w:pPr>
+        <w:numPr>
+          <w:ilvl w:val="1"/>
+          <w:numId w:val="12"/>
+        </w:numPr>
+        <w:rPr>
+          <w:rFonts w:ascii="Times New Roman" w:hAnsi="Times New Roman" w:cs="Times New Roman"/>
+          <w:lang w:val="es-ES"/>
+        </w:rPr>
+      </w:pPr>
+      <w:r>
+        <w:rPr>
+          <w:rFonts w:ascii="Times New Roman" w:hAnsi="Times New Roman" w:cs="Times New Roman"/>
+          <w:b/>
+          <w:bCs/>
+          <w:lang w:val="es-ES"/>
+        </w:rPr>
+        <w:t>STM</w:t>
+      </w:r>
+      <w:r>
+        <w:rPr>
+          <w:rFonts w:ascii="Times New Roman" w:hAnsi="Times New Roman" w:cs="Times New Roman"/>
+          <w:lang w:val="es-ES"/>
+        </w:rPr>
+        <w:t xml:space="preserve"> se utiliza típicamente para escenarios donde el estado debe cambiar según las entradas de control actuales, mientras que </w:t>
+      </w:r>
+      <w:r>
+        <w:rPr>
+          <w:rFonts w:ascii="Times New Roman" w:hAnsi="Times New Roman" w:cs="Times New Roman"/>
+          <w:b/>
+          <w:bCs/>
+          <w:lang w:val="es-ES"/>
+        </w:rPr>
+        <w:t>CTM</w:t>
+      </w:r>
+      <w:r>
+        <w:rPr>
+          <w:rFonts w:ascii="Times New Roman" w:hAnsi="Times New Roman" w:cs="Times New Roman"/>
+          <w:lang w:val="es-ES"/>
+        </w:rPr>
+        <w:t xml:space="preserve"> integra tanto el estado actual como los factores ambientales (como la fricción, el clima, etc.).</w:t>
+      </w:r>
+    </w:p>
+    <w:p>
+      <w:pPr>
+        <w:pStyle w:val="Prrafodelista"/>
         <w:numPr>
           <w:ilvl w:val="0"/>
-          <w:numId w:val="1"/>
+          <w:numId w:val="8"/>
         </w:numPr>
         <w:rPr>
           <w:rFonts w:ascii="Times New Roman" w:hAnsi="Times New Roman" w:cs="Times New Roman"/>
-          <w:lang w:val="es-ES"/>
-        </w:rPr>
-      </w:pPr>
-      <w:r>
-        <w:rPr>
-          <w:rFonts w:ascii="Times New Roman" w:hAnsi="Times New Roman" w:cs="Times New Roman"/>
-          <w:b/>
-          <w:bCs/>
-          <w:lang w:val="es-ES"/>
-        </w:rPr>
-        <w:t>Manejo de dificultades de modelado</w:t>
-      </w:r>
-      <w:r>
-        <w:rPr>
-          <w:rFonts w:ascii="Times New Roman" w:hAnsi="Times New Roman" w:cs="Times New Roman"/>
-          <w:lang w:val="es-ES"/>
-        </w:rPr>
-        <w:t>:</w:t>
+          <w:b/>
+          <w:bCs/>
+          <w:lang w:val="es-ES"/>
+        </w:rPr>
+      </w:pPr>
+      <w:r>
+        <w:rPr>
+          <w:rFonts w:ascii="Times New Roman" w:hAnsi="Times New Roman" w:cs="Times New Roman"/>
+          <w:b/>
+          <w:bCs/>
+          <w:lang w:val="es-ES"/>
+        </w:rPr>
+        <w:t>Recolección de Datos y Entrenamiento del DPMPB</w:t>
+      </w:r>
+    </w:p>
+    <w:p>
+      <w:pPr>
+        <w:rPr>
+          <w:rFonts w:ascii="Times New Roman" w:hAnsi="Times New Roman" w:cs="Times New Roman"/>
+          <w:lang w:val="es-ES"/>
+        </w:rPr>
+      </w:pPr>
+      <w:r>
+        <w:rPr>
+          <w:rFonts w:ascii="Times New Roman" w:hAnsi="Times New Roman" w:cs="Times New Roman"/>
+          <w:lang w:val="es-ES"/>
+        </w:rPr>
+        <w:t xml:space="preserve">El entrenamiento del </w:t>
+      </w:r>
+      <w:r>
+        <w:rPr>
+          <w:rFonts w:ascii="Times New Roman" w:hAnsi="Times New Roman" w:cs="Times New Roman"/>
+          <w:b/>
+          <w:bCs/>
+          <w:lang w:val="es-ES"/>
+        </w:rPr>
+        <w:t>DPMPB</w:t>
+      </w:r>
+      <w:r>
+        <w:rPr>
+          <w:rFonts w:ascii="Times New Roman" w:hAnsi="Times New Roman" w:cs="Times New Roman"/>
+          <w:lang w:val="es-ES"/>
+        </w:rPr>
+        <w:t xml:space="preserve"> involucra la obtención de datos de series temporales </w:t>
+      </w:r>
+      <w:r>
+        <w:rPr>
+          <w:rFonts w:ascii="Times New Roman" w:hAnsi="Times New Roman" w:cs="Times New Roman"/>
+          <w:b/>
+          <w:bCs/>
+          <w:lang w:val="es-ES"/>
+        </w:rPr>
+        <w:t>s(t)</w:t>
+      </w:r>
+      <w:r>
+        <w:rPr>
+          <w:rFonts w:ascii="Times New Roman" w:hAnsi="Times New Roman" w:cs="Times New Roman"/>
+          <w:lang w:val="es-ES"/>
+        </w:rPr>
+        <w:t xml:space="preserve"> y </w:t>
+      </w:r>
+      <w:r>
+        <w:rPr>
+          <w:rFonts w:ascii="Times New Roman" w:hAnsi="Times New Roman" w:cs="Times New Roman"/>
+          <w:b/>
+          <w:bCs/>
+          <w:lang w:val="es-ES"/>
+        </w:rPr>
+        <w:t>u(t)</w:t>
+      </w:r>
+      <w:r>
+        <w:rPr>
+          <w:rFonts w:ascii="Times New Roman" w:hAnsi="Times New Roman" w:cs="Times New Roman"/>
+          <w:lang w:val="es-ES"/>
+        </w:rPr>
+        <w:t xml:space="preserve">, donde </w:t>
+      </w:r>
+      <w:r>
+        <w:rPr>
+          <w:rFonts w:ascii="Times New Roman" w:hAnsi="Times New Roman" w:cs="Times New Roman"/>
+          <w:b/>
+          <w:bCs/>
+          <w:lang w:val="es-ES"/>
+        </w:rPr>
+        <w:t>s(t)</w:t>
+      </w:r>
+      <w:r>
+        <w:rPr>
+          <w:rFonts w:ascii="Times New Roman" w:hAnsi="Times New Roman" w:cs="Times New Roman"/>
+          <w:lang w:val="es-ES"/>
+        </w:rPr>
+        <w:t xml:space="preserve"> representa el estado del robot y el entorno, y </w:t>
+      </w:r>
+      <w:r>
+        <w:rPr>
+          <w:rFonts w:ascii="Times New Roman" w:hAnsi="Times New Roman" w:cs="Times New Roman"/>
+          <w:b/>
+          <w:bCs/>
+          <w:lang w:val="es-ES"/>
+        </w:rPr>
+        <w:t>u(t)</w:t>
+      </w:r>
+      <w:r>
+        <w:rPr>
+          <w:rFonts w:ascii="Times New Roman" w:hAnsi="Times New Roman" w:cs="Times New Roman"/>
+          <w:lang w:val="es-ES"/>
+        </w:rPr>
+        <w:t xml:space="preserve"> es la entrada de control en cada paso temporal. Estos datos se obtienen durante las interacciones reales o simuladas para facilitar el entrenamiento del modelo.</w:t>
+      </w:r>
+    </w:p>
+    <w:p>
+      <w:pPr>
+        <w:numPr>
+          <w:ilvl w:val="0"/>
+          <w:numId w:val="13"/>
+        </w:numPr>
+        <w:rPr>
+          <w:rFonts w:ascii="Times New Roman" w:hAnsi="Times New Roman" w:cs="Times New Roman"/>
+          <w:lang w:val="es-ES"/>
+        </w:rPr>
+      </w:pPr>
+      <w:r>
+        <w:rPr>
+          <w:rFonts w:ascii="Times New Roman" w:hAnsi="Times New Roman" w:cs="Times New Roman"/>
+          <w:b/>
+          <w:bCs/>
+          <w:lang w:val="es-ES"/>
+        </w:rPr>
+        <w:t>Proceso de Recolección de Datos:</w:t>
       </w:r>
     </w:p>
     <w:p>
       <w:pPr>
         <w:numPr>
           <w:ilvl w:val="1"/>
-          <w:numId w:val="1"/>
+          <w:numId w:val="13"/>
         </w:numPr>
         <w:rPr>
           <w:rFonts w:ascii="Times New Roman" w:hAnsi="Times New Roman" w:cs="Times New Roman"/>
@@ -752,16 +2157,53 @@
       <w:r>
         <w:rPr>
           <w:rFonts w:ascii="Times New Roman" w:hAnsi="Times New Roman" w:cs="Times New Roman"/>
-          <w:lang w:val="es-ES"/>
-        </w:rPr>
-        <w:t>El modelo propuesto aborda las dificultades inherentes al modelado de sistemas que experimentan cambios temporales, como la pérdida de precisión debido a la variabilidad de los datos.</w:t>
+          <w:b/>
+          <w:bCs/>
+          <w:lang w:val="es-ES"/>
+        </w:rPr>
+        <w:t>Movimiento Aleatorio:</w:t>
+      </w:r>
+      <w:r>
+        <w:rPr>
+          <w:rFonts w:ascii="Times New Roman" w:hAnsi="Times New Roman" w:cs="Times New Roman"/>
+          <w:lang w:val="es-ES"/>
+        </w:rPr>
+        <w:t xml:space="preserve"> La recolección de datos comienza con un movimiento aleatorio, lo que permite que la red recopile diversos pares de entrada-salida del sistema. Este movimiento aleatorio ayuda a explorar más efectivamente el espacio de estados.</w:t>
+      </w:r>
+    </w:p>
+    <w:p>
+      <w:pPr>
+        <w:numPr>
+          <w:ilvl w:val="1"/>
+          <w:numId w:val="13"/>
+        </w:numPr>
+        <w:rPr>
+          <w:rFonts w:ascii="Times New Roman" w:hAnsi="Times New Roman" w:cs="Times New Roman"/>
+          <w:lang w:val="es-ES"/>
+        </w:rPr>
+      </w:pPr>
+      <w:r>
+        <w:rPr>
+          <w:rFonts w:ascii="Times New Roman" w:hAnsi="Times New Roman" w:cs="Times New Roman"/>
+          <w:b/>
+          <w:bCs/>
+          <w:lang w:val="es-ES"/>
+        </w:rPr>
+        <w:t>Movimiento Controlado:</w:t>
+      </w:r>
+      <w:r>
+        <w:rPr>
+          <w:rFonts w:ascii="Times New Roman" w:hAnsi="Times New Roman" w:cs="Times New Roman"/>
+          <w:lang w:val="es-ES"/>
+        </w:rPr>
+        <w:t xml:space="preserve"> Una vez que el modelo ha aprendido a aproximar las dinámicas de transición, el robot comienza a usar un movimiento más controlado, guiado por la retroalimentación del sistema y el entorno.</w:t>
       </w:r>
     </w:p>
     <w:p>
       <w:pPr>
         <w:numPr>
           <w:ilvl w:val="0"/>
-          <w:numId w:val="1"/>
+          <w:numId w:val="13"/>
         </w:numPr>
         <w:rPr>
           <w:rFonts w:ascii="Times New Roman" w:hAnsi="Times New Roman" w:cs="Times New Roman"/>
@@ -774,7 +2216,8 @@
           <w:b/>
           <w:bCs/>
         </w:rPr>
-        <w:t>Aplicación</w:t>
+        <w:lastRenderedPageBreak/>
+        <w:t>Entrenamiento</w:t>
       </w:r>
       <w:proofErr w:type="spellEnd"/>
       <w:r>
@@ -783,48 +2226,14 @@
           <w:b/>
           <w:bCs/>
         </w:rPr>
-        <w:t xml:space="preserve"> </w:t>
-      </w:r>
-      <w:proofErr w:type="spellStart"/>
-      <w:r>
-        <w:rPr>
-          <w:rFonts w:ascii="Times New Roman" w:hAnsi="Times New Roman" w:cs="Times New Roman"/>
-          <w:b/>
-          <w:bCs/>
-        </w:rPr>
-        <w:t>en</w:t>
-      </w:r>
-      <w:proofErr w:type="spellEnd"/>
-      <w:r>
-        <w:rPr>
-          <w:rFonts w:ascii="Times New Roman" w:hAnsi="Times New Roman" w:cs="Times New Roman"/>
-          <w:b/>
-          <w:bCs/>
-        </w:rPr>
-        <w:t xml:space="preserve"> </w:t>
-      </w:r>
-      <w:proofErr w:type="spellStart"/>
-      <w:r>
-        <w:rPr>
-          <w:rFonts w:ascii="Times New Roman" w:hAnsi="Times New Roman" w:cs="Times New Roman"/>
-          <w:b/>
-          <w:bCs/>
-        </w:rPr>
-        <w:t>robótica</w:t>
-      </w:r>
-      <w:proofErr w:type="spellEnd"/>
-      <w:r>
-        <w:rPr>
-          <w:rFonts w:ascii="Times New Roman" w:hAnsi="Times New Roman" w:cs="Times New Roman"/>
-        </w:rPr>
-        <w:t>:</w:t>
+        <w:t xml:space="preserve"> del DPMPB:</w:t>
       </w:r>
     </w:p>
     <w:p>
       <w:pPr>
         <w:numPr>
           <w:ilvl w:val="1"/>
-          <w:numId w:val="1"/>
+          <w:numId w:val="13"/>
         </w:numPr>
         <w:rPr>
           <w:rFonts w:ascii="Times New Roman" w:hAnsi="Times New Roman" w:cs="Times New Roman"/>
@@ -836,16 +2245,267 @@
           <w:rFonts w:ascii="Times New Roman" w:hAnsi="Times New Roman" w:cs="Times New Roman"/>
           <w:lang w:val="es-ES"/>
         </w:rPr>
-        <w:t xml:space="preserve">Este enfoque es particularmente útil para aplicaciones robóticas donde los robots deben adaptarse continuamente a su entorno cambiante, especialmente en </w:t>
-      </w:r>
-      <w:r>
-        <w:rPr>
-          <w:rFonts w:ascii="Times New Roman" w:hAnsi="Times New Roman" w:cs="Times New Roman"/>
-          <w:b/>
-          <w:bCs/>
-          <w:lang w:val="es-ES"/>
-        </w:rPr>
-        <w:t>aprendizaje autónomo</w:t>
+        <w:t>Los pesos de la red se actualizan durante el proceso de entrenamiento, donde el modelo aprende de los estados y acciones previas. El modelo predictivo se ajusta para manejar comportamientos complejos como la manipulación de objetos y movimientos dinámicos.</w:t>
+      </w:r>
+    </w:p>
+    <w:p>
+      <w:pPr>
+        <w:numPr>
+          <w:ilvl w:val="0"/>
+          <w:numId w:val="13"/>
+        </w:numPr>
+        <w:rPr>
+          <w:rFonts w:ascii="Times New Roman" w:hAnsi="Times New Roman" w:cs="Times New Roman"/>
+          <w:lang w:val="es-ES"/>
+        </w:rPr>
+      </w:pPr>
+      <w:r>
+        <w:rPr>
+          <w:rFonts w:ascii="Times New Roman" w:hAnsi="Times New Roman" w:cs="Times New Roman"/>
+          <w:b/>
+          <w:bCs/>
+          <w:lang w:val="es-ES"/>
+        </w:rPr>
+        <w:t>Actualización del Sesgo Paramétrico (PB):</w:t>
+      </w:r>
+    </w:p>
+    <w:p>
+      <w:pPr>
+        <w:numPr>
+          <w:ilvl w:val="1"/>
+          <w:numId w:val="13"/>
+        </w:numPr>
+        <w:rPr>
+          <w:rFonts w:ascii="Times New Roman" w:hAnsi="Times New Roman" w:cs="Times New Roman"/>
+          <w:lang w:val="es-ES"/>
+        </w:rPr>
+      </w:pPr>
+      <w:r>
+        <w:rPr>
+          <w:rFonts w:ascii="Times New Roman" w:hAnsi="Times New Roman" w:cs="Times New Roman"/>
+          <w:lang w:val="es-ES"/>
+        </w:rPr>
+        <w:t xml:space="preserve">A medida que avanza el entrenamiento, </w:t>
+      </w:r>
+      <w:r>
+        <w:rPr>
+          <w:rFonts w:ascii="Times New Roman" w:hAnsi="Times New Roman" w:cs="Times New Roman"/>
+          <w:b/>
+          <w:bCs/>
+          <w:lang w:val="es-ES"/>
+        </w:rPr>
+        <w:t>PB</w:t>
+      </w:r>
+      <w:r>
+        <w:rPr>
+          <w:rFonts w:ascii="Times New Roman" w:hAnsi="Times New Roman" w:cs="Times New Roman"/>
+          <w:lang w:val="es-ES"/>
+        </w:rPr>
+        <w:t xml:space="preserve"> se actualiza continuamente según los datos predichos. El modelo se ajusta a los nuevos cambios, y </w:t>
+      </w:r>
+      <w:r>
+        <w:rPr>
+          <w:rFonts w:ascii="Times New Roman" w:hAnsi="Times New Roman" w:cs="Times New Roman"/>
+          <w:b/>
+          <w:bCs/>
+          <w:lang w:val="es-ES"/>
+        </w:rPr>
+        <w:t>PB</w:t>
+      </w:r>
+      <w:r>
+        <w:rPr>
+          <w:rFonts w:ascii="Times New Roman" w:hAnsi="Times New Roman" w:cs="Times New Roman"/>
+          <w:lang w:val="es-ES"/>
+        </w:rPr>
+        <w:t xml:space="preserve"> ayuda a mitigar los problemas relacionados con los cambios temporales en las dinámicas.</w:t>
+      </w:r>
+    </w:p>
+    <w:p>
+      <w:pPr>
+        <w:numPr>
+          <w:ilvl w:val="1"/>
+          <w:numId w:val="13"/>
+        </w:numPr>
+        <w:rPr>
+          <w:rFonts w:ascii="Times New Roman" w:hAnsi="Times New Roman" w:cs="Times New Roman"/>
+          <w:lang w:val="es-ES"/>
+        </w:rPr>
+      </w:pPr>
+      <w:r>
+        <w:rPr>
+          <w:rFonts w:ascii="Times New Roman" w:hAnsi="Times New Roman" w:cs="Times New Roman"/>
+          <w:lang w:val="es-ES"/>
+        </w:rPr>
+        <w:t xml:space="preserve">El modelo utiliza </w:t>
+      </w:r>
+      <w:r>
+        <w:rPr>
+          <w:rFonts w:ascii="Times New Roman" w:hAnsi="Times New Roman" w:cs="Times New Roman"/>
+          <w:b/>
+          <w:bCs/>
+          <w:lang w:val="es-ES"/>
+        </w:rPr>
+        <w:t>descenso de gradiente</w:t>
+      </w:r>
+      <w:r>
+        <w:rPr>
+          <w:rFonts w:ascii="Times New Roman" w:hAnsi="Times New Roman" w:cs="Times New Roman"/>
+          <w:lang w:val="es-ES"/>
+        </w:rPr>
+        <w:t xml:space="preserve"> o técnicas similares de optimización para ajustar los parámetros y mejorar la precisión de las predicciones.</w:t>
+      </w:r>
+      <w:r>
+        <w:rPr>
+          <w:rFonts w:ascii="Times New Roman" w:hAnsi="Times New Roman" w:cs="Times New Roman"/>
+          <w:lang w:val="es-ES"/>
+        </w:rPr>
+        <w:t>5</w:t>
+      </w:r>
+    </w:p>
+    <w:p>
+      <w:pPr>
+        <w:pStyle w:val="Prrafodelista"/>
+        <w:numPr>
+          <w:ilvl w:val="0"/>
+          <w:numId w:val="8"/>
+        </w:numPr>
+        <w:rPr>
+          <w:rFonts w:ascii="Times New Roman" w:hAnsi="Times New Roman" w:cs="Times New Roman"/>
+          <w:b/>
+          <w:bCs/>
+          <w:lang w:val="es-ES"/>
+        </w:rPr>
+      </w:pPr>
+      <w:r>
+        <w:rPr>
+          <w:rFonts w:ascii="Times New Roman" w:hAnsi="Times New Roman" w:cs="Times New Roman"/>
+          <w:b/>
+          <w:bCs/>
+          <w:lang w:val="es-ES"/>
+        </w:rPr>
+        <w:t>Implementación Detallada del DPMPB</w:t>
+      </w:r>
+    </w:p>
+    <w:p>
+      <w:pPr>
+        <w:rPr>
+          <w:rFonts w:ascii="Times New Roman" w:hAnsi="Times New Roman" w:cs="Times New Roman"/>
+          <w:lang w:val="es-ES"/>
+        </w:rPr>
+      </w:pPr>
+      <w:r>
+        <w:rPr>
+          <w:rFonts w:ascii="Times New Roman" w:hAnsi="Times New Roman" w:cs="Times New Roman"/>
+          <w:lang w:val="es-ES"/>
+        </w:rPr>
+        <w:t xml:space="preserve">El </w:t>
+      </w:r>
+      <w:r>
+        <w:rPr>
+          <w:rFonts w:ascii="Times New Roman" w:hAnsi="Times New Roman" w:cs="Times New Roman"/>
+          <w:b/>
+          <w:bCs/>
+          <w:lang w:val="es-ES"/>
+        </w:rPr>
+        <w:t>DPMPB</w:t>
+      </w:r>
+      <w:r>
+        <w:rPr>
+          <w:rFonts w:ascii="Times New Roman" w:hAnsi="Times New Roman" w:cs="Times New Roman"/>
+          <w:lang w:val="es-ES"/>
+        </w:rPr>
+        <w:t xml:space="preserve"> es implementado utilizando un sistema de aprendizaje profundo que utiliza </w:t>
+      </w:r>
+      <w:r>
+        <w:rPr>
+          <w:rFonts w:ascii="Times New Roman" w:hAnsi="Times New Roman" w:cs="Times New Roman"/>
+          <w:b/>
+          <w:bCs/>
+          <w:lang w:val="es-ES"/>
+        </w:rPr>
+        <w:t>ROS</w:t>
+      </w:r>
+      <w:r>
+        <w:rPr>
+          <w:rFonts w:ascii="Times New Roman" w:hAnsi="Times New Roman" w:cs="Times New Roman"/>
+          <w:lang w:val="es-ES"/>
+        </w:rPr>
+        <w:t xml:space="preserve"> para la comunicación entre los sensores y actuadores del robot. El modelo aprende a predecir el comportamiento del robot mediante el uso de datos de entrada recolectados durante su interacción con el entorno.</w:t>
+      </w:r>
+    </w:p>
+    <w:p>
+      <w:pPr>
+        <w:numPr>
+          <w:ilvl w:val="0"/>
+          <w:numId w:val="15"/>
+        </w:numPr>
+        <w:rPr>
+          <w:rFonts w:ascii="Times New Roman" w:hAnsi="Times New Roman" w:cs="Times New Roman"/>
+        </w:rPr>
+      </w:pPr>
+      <w:proofErr w:type="spellStart"/>
+      <w:r>
+        <w:rPr>
+          <w:rFonts w:ascii="Times New Roman" w:hAnsi="Times New Roman" w:cs="Times New Roman"/>
+          <w:b/>
+          <w:bCs/>
+        </w:rPr>
+        <w:t>Entrenamiento</w:t>
+      </w:r>
+      <w:proofErr w:type="spellEnd"/>
+      <w:r>
+        <w:rPr>
+          <w:rFonts w:ascii="Times New Roman" w:hAnsi="Times New Roman" w:cs="Times New Roman"/>
+          <w:b/>
+          <w:bCs/>
+        </w:rPr>
+        <w:t xml:space="preserve"> del </w:t>
+      </w:r>
+      <w:proofErr w:type="spellStart"/>
+      <w:r>
+        <w:rPr>
+          <w:rFonts w:ascii="Times New Roman" w:hAnsi="Times New Roman" w:cs="Times New Roman"/>
+          <w:b/>
+          <w:bCs/>
+        </w:rPr>
+        <w:t>Modelo</w:t>
+      </w:r>
+      <w:proofErr w:type="spellEnd"/>
+      <w:r>
+        <w:rPr>
+          <w:rFonts w:ascii="Times New Roman" w:hAnsi="Times New Roman" w:cs="Times New Roman"/>
+          <w:b/>
+          <w:bCs/>
+        </w:rPr>
+        <w:t>:</w:t>
+      </w:r>
+    </w:p>
+    <w:p>
+      <w:pPr>
+        <w:numPr>
+          <w:ilvl w:val="1"/>
+          <w:numId w:val="15"/>
+        </w:numPr>
+        <w:rPr>
+          <w:rFonts w:ascii="Times New Roman" w:hAnsi="Times New Roman" w:cs="Times New Roman"/>
+          <w:lang w:val="es-ES"/>
+        </w:rPr>
+      </w:pPr>
+      <w:r>
+        <w:rPr>
+          <w:rFonts w:ascii="Times New Roman" w:hAnsi="Times New Roman" w:cs="Times New Roman"/>
+          <w:lang w:val="es-ES"/>
+        </w:rPr>
+        <w:t xml:space="preserve">Se entrenan los datos utilizando </w:t>
+      </w:r>
+      <w:r>
+        <w:rPr>
+          <w:rFonts w:ascii="Times New Roman" w:hAnsi="Times New Roman" w:cs="Times New Roman"/>
+          <w:b/>
+          <w:bCs/>
+          <w:lang w:val="es-ES"/>
+        </w:rPr>
+        <w:t>movimiento aleatorio</w:t>
       </w:r>
       <w:r>
         <w:rPr>
@@ -861,18 +2521,2089 @@
           <w:bCs/>
           <w:lang w:val="es-ES"/>
         </w:rPr>
-        <w:t>tareas predictivas</w:t>
-      </w:r>
-      <w:r>
-        <w:rPr>
-          <w:rFonts w:ascii="Times New Roman" w:hAnsi="Times New Roman" w:cs="Times New Roman"/>
-          <w:lang w:val="es-ES"/>
+        <w:t>control guiado</w:t>
+      </w:r>
+      <w:r>
+        <w:rPr>
+          <w:rFonts w:ascii="Times New Roman" w:hAnsi="Times New Roman" w:cs="Times New Roman"/>
+          <w:lang w:val="es-ES"/>
+        </w:rPr>
+        <w:t>, permitiendo que el robot se adapte a las condiciones cambiantes del entorno y aprenda de su propia experiencia.</w:t>
+      </w:r>
+    </w:p>
+    <w:p>
+      <w:pPr>
+        <w:numPr>
+          <w:ilvl w:val="1"/>
+          <w:numId w:val="15"/>
+        </w:numPr>
+        <w:rPr>
+          <w:rFonts w:ascii="Times New Roman" w:hAnsi="Times New Roman" w:cs="Times New Roman"/>
+          <w:lang w:val="es-ES"/>
+        </w:rPr>
+      </w:pPr>
+      <w:r>
+        <w:rPr>
+          <w:rFonts w:ascii="Times New Roman" w:hAnsi="Times New Roman" w:cs="Times New Roman"/>
+          <w:lang w:val="es-ES"/>
+        </w:rPr>
+        <w:t xml:space="preserve">Se utilizan </w:t>
+      </w:r>
+      <w:r>
+        <w:rPr>
+          <w:rFonts w:ascii="Times New Roman" w:hAnsi="Times New Roman" w:cs="Times New Roman"/>
+          <w:b/>
+          <w:bCs/>
+          <w:lang w:val="es-ES"/>
+        </w:rPr>
+        <w:t>LSTM (Memoria de Largo Corto Plazo)</w:t>
+      </w:r>
+      <w:r>
+        <w:rPr>
+          <w:rFonts w:ascii="Times New Roman" w:hAnsi="Times New Roman" w:cs="Times New Roman"/>
+          <w:lang w:val="es-ES"/>
+        </w:rPr>
+        <w:t xml:space="preserve"> para capturar las dinámicas temporales y ajustarlas al modelo en tiempo real.</w:t>
+      </w:r>
+    </w:p>
+    <w:p>
+      <w:pPr>
+        <w:numPr>
+          <w:ilvl w:val="0"/>
+          <w:numId w:val="15"/>
+        </w:numPr>
+        <w:rPr>
+          <w:rFonts w:ascii="Times New Roman" w:hAnsi="Times New Roman" w:cs="Times New Roman"/>
+        </w:rPr>
+      </w:pPr>
+      <w:proofErr w:type="spellStart"/>
+      <w:r>
+        <w:rPr>
+          <w:rFonts w:ascii="Times New Roman" w:hAnsi="Times New Roman" w:cs="Times New Roman"/>
+          <w:b/>
+          <w:bCs/>
+        </w:rPr>
+        <w:t>Optimización</w:t>
+      </w:r>
+      <w:proofErr w:type="spellEnd"/>
+      <w:r>
+        <w:rPr>
+          <w:rFonts w:ascii="Times New Roman" w:hAnsi="Times New Roman" w:cs="Times New Roman"/>
+          <w:b/>
+          <w:bCs/>
+        </w:rPr>
+        <w:t xml:space="preserve"> del </w:t>
+      </w:r>
+      <w:proofErr w:type="spellStart"/>
+      <w:r>
+        <w:rPr>
+          <w:rFonts w:ascii="Times New Roman" w:hAnsi="Times New Roman" w:cs="Times New Roman"/>
+          <w:b/>
+          <w:bCs/>
+        </w:rPr>
+        <w:t>Modelo</w:t>
+      </w:r>
+      <w:proofErr w:type="spellEnd"/>
+      <w:r>
+        <w:rPr>
+          <w:rFonts w:ascii="Times New Roman" w:hAnsi="Times New Roman" w:cs="Times New Roman"/>
+          <w:b/>
+          <w:bCs/>
+        </w:rPr>
+        <w:t>:</w:t>
+      </w:r>
+    </w:p>
+    <w:p>
+      <w:pPr>
+        <w:numPr>
+          <w:ilvl w:val="1"/>
+          <w:numId w:val="15"/>
+        </w:numPr>
+        <w:rPr>
+          <w:rFonts w:ascii="Times New Roman" w:hAnsi="Times New Roman" w:cs="Times New Roman"/>
+          <w:lang w:val="es-ES"/>
+        </w:rPr>
+      </w:pPr>
+      <w:r>
+        <w:rPr>
+          <w:rFonts w:ascii="Times New Roman" w:hAnsi="Times New Roman" w:cs="Times New Roman"/>
+          <w:lang w:val="es-ES"/>
+        </w:rPr>
+        <w:t>El modelo predictivo es entrenado utilizando técnicas de optimización como el descenso de gradiente para minimizar la diferencia entre las predicciones y los estados reales observados.</w:t>
+      </w:r>
+    </w:p>
+    <w:p>
+      <w:pPr>
+        <w:numPr>
+          <w:ilvl w:val="0"/>
+          <w:numId w:val="15"/>
+        </w:numPr>
+        <w:rPr>
+          <w:rFonts w:ascii="Times New Roman" w:hAnsi="Times New Roman" w:cs="Times New Roman"/>
+        </w:rPr>
+      </w:pPr>
+      <w:r>
+        <w:rPr>
+          <w:rFonts w:ascii="Times New Roman" w:hAnsi="Times New Roman" w:cs="Times New Roman"/>
+          <w:b/>
+          <w:bCs/>
+        </w:rPr>
+        <w:t xml:space="preserve">Control </w:t>
+      </w:r>
+      <w:proofErr w:type="spellStart"/>
+      <w:r>
+        <w:rPr>
+          <w:rFonts w:ascii="Times New Roman" w:hAnsi="Times New Roman" w:cs="Times New Roman"/>
+          <w:b/>
+          <w:bCs/>
+        </w:rPr>
+        <w:t>Predictivo</w:t>
+      </w:r>
+      <w:proofErr w:type="spellEnd"/>
+      <w:r>
+        <w:rPr>
+          <w:rFonts w:ascii="Times New Roman" w:hAnsi="Times New Roman" w:cs="Times New Roman"/>
+          <w:b/>
+          <w:bCs/>
+        </w:rPr>
+        <w:t>:</w:t>
+      </w:r>
+    </w:p>
+    <w:p>
+      <w:pPr>
+        <w:numPr>
+          <w:ilvl w:val="1"/>
+          <w:numId w:val="15"/>
+        </w:numPr>
+        <w:rPr>
+          <w:rFonts w:ascii="Times New Roman" w:hAnsi="Times New Roman" w:cs="Times New Roman"/>
+          <w:lang w:val="es-ES"/>
+        </w:rPr>
+      </w:pPr>
+      <w:r>
+        <w:rPr>
+          <w:rFonts w:ascii="Times New Roman" w:hAnsi="Times New Roman" w:cs="Times New Roman"/>
+          <w:lang w:val="es-ES"/>
+        </w:rPr>
+        <w:t>El modelo DPMPB se utiliza para ajustar los comandos de control del robot, mejorando su capacidad para realizar tareas complejas, como navegación autónoma, manipulación de objetos y evitación de obstáculos en entornos dinámicos</w:t>
+      </w:r>
+      <w:r>
+        <w:rPr>
+          <w:rFonts w:ascii="Times New Roman" w:hAnsi="Times New Roman" w:cs="Times New Roman"/>
+          <w:lang w:val="es-ES"/>
+        </w:rPr>
+        <w:t xml:space="preserve">. Esto lo hace actualizando la salida </w:t>
+      </w:r>
+      <w:proofErr w:type="gramStart"/>
+      <w:r>
+        <w:rPr>
+          <w:rFonts w:ascii="Times New Roman" w:hAnsi="Times New Roman" w:cs="Times New Roman"/>
+          <w:lang w:val="es-ES"/>
+        </w:rPr>
+        <w:t>secuencialmente ,</w:t>
+      </w:r>
+      <w:proofErr w:type="gramEnd"/>
+      <w:r>
+        <w:rPr>
+          <w:rFonts w:ascii="Times New Roman" w:hAnsi="Times New Roman" w:cs="Times New Roman"/>
+          <w:lang w:val="es-ES"/>
+        </w:rPr>
+        <w:t xml:space="preserve"> con el fin de </w:t>
+      </w:r>
+      <w:r>
+        <w:rPr>
+          <w:rFonts w:ascii="Times New Roman" w:hAnsi="Times New Roman" w:cs="Times New Roman"/>
+          <w:lang w:val="es-ES"/>
+        </w:rPr>
+        <w:lastRenderedPageBreak/>
+        <w:t xml:space="preserve">obtener una salida optimizada, tal que: </w:t>
+      </w:r>
+      <w:r>
+        <w:rPr>
+          <w:rFonts w:ascii="Times New Roman" w:hAnsi="Times New Roman" w:cs="Times New Roman"/>
+          <w:noProof/>
+          <w:lang w:val="es-ES"/>
+        </w:rPr>
+        <w:drawing>
+          <wp:inline distT="0" distB="0" distL="0" distR="0" wp14:anchorId="20AA9033" wp14:editId="798AF6B8">
+            <wp:extent cx="2695951" cy="1057423"/>
+            <wp:effectExtent l="0" t="0" r="0" b="9525"/>
+            <wp:docPr id="1892403599" name="Imagen 1" descr="Texto, Carta&#10;&#10;El contenido generado por IA puede ser incorrecto."/>
+            <wp:cNvGraphicFramePr>
+              <a:graphicFrameLocks xmlns:a="http://schemas.openxmlformats.org/drawingml/2006/main" noChangeAspect="1"/>
+            </wp:cNvGraphicFramePr>
+            <a:graphic xmlns:a="http://schemas.openxmlformats.org/drawingml/2006/main">
+              <a:graphicData uri="http://schemas.openxmlformats.org/drawingml/2006/picture">
+                <pic:pic xmlns:pic="http://schemas.openxmlformats.org/drawingml/2006/picture">
+                  <pic:nvPicPr>
+                    <pic:cNvPr id="1892403599" name="Imagen 1" descr="Texto, Carta&#10;&#10;El contenido generado por IA puede ser incorrecto."/>
+                    <pic:cNvPicPr/>
+                  </pic:nvPicPr>
+                  <pic:blipFill>
+                    <a:blip r:embed="rId11"/>
+                    <a:stretch>
+                      <a:fillRect/>
+                    </a:stretch>
+                  </pic:blipFill>
+                  <pic:spPr>
+                    <a:xfrm>
+                      <a:off x="0" y="0"/>
+                      <a:ext cx="2695951" cy="1057423"/>
+                    </a:xfrm>
+                    <a:prstGeom prst="rect">
+                      <a:avLst/>
+                    </a:prstGeom>
+                  </pic:spPr>
+                </pic:pic>
+              </a:graphicData>
+            </a:graphic>
+          </wp:inline>
+        </w:drawing>
+      </w:r>
+    </w:p>
+    <w:p>
+      <w:pPr>
+        <w:rPr>
+          <w:rFonts w:ascii="Times New Roman" w:hAnsi="Times New Roman" w:cs="Times New Roman"/>
+          <w:lang w:val="es-ES"/>
+        </w:rPr>
+      </w:pPr>
+      <w:r>
+        <w:rPr>
+          <w:rFonts w:ascii="Times New Roman" w:hAnsi="Times New Roman" w:cs="Times New Roman"/>
+          <w:lang w:val="es-ES"/>
+        </w:rPr>
+        <w:t xml:space="preserve">Se obtienen las variables predichas y calculadas mediante una función de perdida. </w:t>
+      </w:r>
+    </w:p>
+    <w:p>
+      <w:pPr>
+        <w:jc w:val="center"/>
+        <w:rPr>
+          <w:rFonts w:ascii="Times New Roman" w:hAnsi="Times New Roman" w:cs="Times New Roman"/>
+          <w:lang w:val="es-ES"/>
+        </w:rPr>
+      </w:pPr>
+      <w:r>
+        <w:rPr>
+          <w:rFonts w:ascii="Times New Roman" w:hAnsi="Times New Roman" w:cs="Times New Roman"/>
+          <w:noProof/>
+          <w:lang w:val="es-ES"/>
+        </w:rPr>
+        <w:drawing>
+          <wp:inline distT="0" distB="0" distL="0" distR="0" wp14:anchorId="19994030" wp14:editId="655E9973">
+            <wp:extent cx="5144218" cy="4591691"/>
+            <wp:effectExtent l="0" t="0" r="0" b="0"/>
+            <wp:docPr id="59226040" name="Imagen 1" descr="Diagrama&#10;&#10;El contenido generado por IA puede ser incorrecto."/>
+            <wp:cNvGraphicFramePr>
+              <a:graphicFrameLocks xmlns:a="http://schemas.openxmlformats.org/drawingml/2006/main" noChangeAspect="1"/>
+            </wp:cNvGraphicFramePr>
+            <a:graphic xmlns:a="http://schemas.openxmlformats.org/drawingml/2006/main">
+              <a:graphicData uri="http://schemas.openxmlformats.org/drawingml/2006/picture">
+                <pic:pic xmlns:pic="http://schemas.openxmlformats.org/drawingml/2006/picture">
+                  <pic:nvPicPr>
+                    <pic:cNvPr id="59226040" name="Imagen 1" descr="Diagrama&#10;&#10;El contenido generado por IA puede ser incorrecto."/>
+                    <pic:cNvPicPr/>
+                  </pic:nvPicPr>
+                  <pic:blipFill>
+                    <a:blip r:embed="rId12"/>
+                    <a:stretch>
+                      <a:fillRect/>
+                    </a:stretch>
+                  </pic:blipFill>
+                  <pic:spPr>
+                    <a:xfrm>
+                      <a:off x="0" y="0"/>
+                      <a:ext cx="5144218" cy="4591691"/>
+                    </a:xfrm>
+                    <a:prstGeom prst="rect">
+                      <a:avLst/>
+                    </a:prstGeom>
+                  </pic:spPr>
+                </pic:pic>
+              </a:graphicData>
+            </a:graphic>
+          </wp:inline>
+        </w:drawing>
+      </w:r>
+    </w:p>
+    <w:p>
+      <w:pPr>
+        <w:jc w:val="center"/>
+        <w:rPr>
+          <w:rFonts w:ascii="Times New Roman" w:hAnsi="Times New Roman" w:cs="Times New Roman"/>
+          <w:lang w:val="es-ES"/>
+        </w:rPr>
+      </w:pPr>
+      <w:r>
+        <w:rPr>
+          <w:rFonts w:ascii="Times New Roman" w:hAnsi="Times New Roman" w:cs="Times New Roman"/>
+          <w:lang w:val="es-ES"/>
+        </w:rPr>
+        <w:t xml:space="preserve"> Figura </w:t>
+      </w:r>
+      <w:r>
+        <w:rPr>
+          <w:rFonts w:ascii="Times New Roman" w:hAnsi="Times New Roman" w:cs="Times New Roman"/>
+          <w:lang w:val="es-ES"/>
+        </w:rPr>
+        <w:t xml:space="preserve">3. </w:t>
+      </w:r>
+      <w:r>
+        <w:rPr>
+          <w:rFonts w:ascii="Times New Roman" w:hAnsi="Times New Roman" w:cs="Times New Roman"/>
+          <w:lang w:val="es-ES"/>
+        </w:rPr>
+        <w:t>Implementación detallada del DPMPB</w:t>
+      </w:r>
+    </w:p>
+    <w:p>
+      <w:pPr>
+        <w:rPr>
+          <w:rFonts w:ascii="Times New Roman" w:hAnsi="Times New Roman" w:cs="Times New Roman"/>
+          <w:lang w:val="es-ES"/>
+        </w:rPr>
+      </w:pPr>
+    </w:p>
+    <w:p>
+      <w:pPr>
+        <w:numPr>
+          <w:ilvl w:val="0"/>
+          <w:numId w:val="16"/>
+        </w:numPr>
+        <w:rPr>
+          <w:rFonts w:ascii="Times New Roman" w:hAnsi="Times New Roman" w:cs="Times New Roman"/>
+          <w:lang w:val="es-ES"/>
+        </w:rPr>
+      </w:pPr>
+      <w:r>
+        <w:rPr>
+          <w:rFonts w:ascii="Times New Roman" w:hAnsi="Times New Roman" w:cs="Times New Roman"/>
+          <w:lang w:val="es-ES"/>
+        </w:rPr>
+        <w:t>Aquí se muestra cómo se utilizan los componentes del sistema para entrenar la red y actualizar sus parámetros en función de los datos de entrada y salida.</w:t>
+      </w:r>
+    </w:p>
+    <w:p>
+      <w:pPr>
+        <w:rPr>
+          <w:rFonts w:ascii="Times New Roman" w:hAnsi="Times New Roman" w:cs="Times New Roman"/>
+          <w:lang w:val="es-ES"/>
+        </w:rPr>
+      </w:pPr>
+    </w:p>
+    <w:p>
+      <w:pPr>
+        <w:pStyle w:val="Prrafodelista"/>
+        <w:numPr>
+          <w:ilvl w:val="0"/>
+          <w:numId w:val="8"/>
+        </w:numPr>
+        <w:rPr>
+          <w:rFonts w:ascii="Times New Roman" w:hAnsi="Times New Roman" w:cs="Times New Roman"/>
+          <w:b/>
+          <w:bCs/>
+          <w:lang w:val="es-ES"/>
+        </w:rPr>
+      </w:pPr>
+      <w:r>
+        <w:rPr>
+          <w:rFonts w:ascii="Times New Roman" w:hAnsi="Times New Roman" w:cs="Times New Roman"/>
+          <w:b/>
+          <w:bCs/>
+          <w:lang w:val="es-ES"/>
+        </w:rPr>
+        <w:t>Adaptación a Cambios en el Modelo</w:t>
+      </w:r>
+    </w:p>
+    <w:p>
+      <w:pPr>
+        <w:rPr>
+          <w:rFonts w:ascii="Times New Roman" w:hAnsi="Times New Roman" w:cs="Times New Roman"/>
+          <w:lang w:val="es-ES"/>
+        </w:rPr>
+      </w:pPr>
+      <w:r>
+        <w:rPr>
+          <w:rFonts w:ascii="Times New Roman" w:hAnsi="Times New Roman" w:cs="Times New Roman"/>
+          <w:lang w:val="es-ES"/>
+        </w:rPr>
+        <w:t xml:space="preserve">El DPMPB es capaz de ajustarse a </w:t>
+      </w:r>
+      <w:r>
+        <w:rPr>
+          <w:rFonts w:ascii="Times New Roman" w:hAnsi="Times New Roman" w:cs="Times New Roman"/>
+          <w:b/>
+          <w:bCs/>
+          <w:lang w:val="es-ES"/>
+        </w:rPr>
+        <w:t>cambios en el entorno</w:t>
+      </w:r>
+      <w:r>
+        <w:rPr>
+          <w:rFonts w:ascii="Times New Roman" w:hAnsi="Times New Roman" w:cs="Times New Roman"/>
+          <w:lang w:val="es-ES"/>
+        </w:rPr>
+        <w:t xml:space="preserve">, como se explica en la sección dedicada a la "Adaptación a cambios temporales". La red utiliza datos de entrada para actualizar su estructura y predecir cambios en el comportamiento del robot y su entorno. Esta </w:t>
+      </w:r>
+      <w:r>
+        <w:rPr>
+          <w:rFonts w:ascii="Times New Roman" w:hAnsi="Times New Roman" w:cs="Times New Roman"/>
+          <w:lang w:val="es-ES"/>
+        </w:rPr>
+        <w:lastRenderedPageBreak/>
+        <w:t>capacidad de adaptación es crucial en entornos dinámicos donde el comportamiento del robot puede variar significativamente.</w:t>
+      </w:r>
+    </w:p>
+    <w:p>
+      <w:pPr>
+        <w:jc w:val="center"/>
+        <w:rPr>
+          <w:rFonts w:ascii="Times New Roman" w:hAnsi="Times New Roman" w:cs="Times New Roman"/>
+          <w:lang w:val="es-ES"/>
+        </w:rPr>
+      </w:pPr>
+      <w:r>
+        <w:rPr>
+          <w:rFonts w:ascii="Times New Roman" w:hAnsi="Times New Roman" w:cs="Times New Roman"/>
+          <w:noProof/>
+          <w:lang w:val="es-ES"/>
+        </w:rPr>
+        <w:drawing>
+          <wp:inline distT="0" distB="0" distL="0" distR="0" wp14:anchorId="44846717" wp14:editId="7C56D502">
+            <wp:extent cx="2457450" cy="5172057"/>
+            <wp:effectExtent l="0" t="0" r="0" b="0"/>
+            <wp:docPr id="2091019277" name="Imagen 1"/>
+            <wp:cNvGraphicFramePr>
+              <a:graphicFrameLocks xmlns:a="http://schemas.openxmlformats.org/drawingml/2006/main" noChangeAspect="1"/>
+            </wp:cNvGraphicFramePr>
+            <a:graphic xmlns:a="http://schemas.openxmlformats.org/drawingml/2006/main">
+              <a:graphicData uri="http://schemas.openxmlformats.org/drawingml/2006/picture">
+                <pic:pic xmlns:pic="http://schemas.openxmlformats.org/drawingml/2006/picture">
+                  <pic:nvPicPr>
+                    <pic:cNvPr id="2091019277" name=""/>
+                    <pic:cNvPicPr/>
+                  </pic:nvPicPr>
+                  <pic:blipFill>
+                    <a:blip r:embed="rId13"/>
+                    <a:stretch>
+                      <a:fillRect/>
+                    </a:stretch>
+                  </pic:blipFill>
+                  <pic:spPr>
+                    <a:xfrm>
+                      <a:off x="0" y="0"/>
+                      <a:ext cx="2468752" cy="5195843"/>
+                    </a:xfrm>
+                    <a:prstGeom prst="rect">
+                      <a:avLst/>
+                    </a:prstGeom>
+                  </pic:spPr>
+                </pic:pic>
+              </a:graphicData>
+            </a:graphic>
+          </wp:inline>
+        </w:drawing>
+      </w:r>
+    </w:p>
+    <w:p>
+      <w:pPr>
+        <w:jc w:val="center"/>
+        <w:rPr>
+          <w:rFonts w:ascii="Times New Roman" w:hAnsi="Times New Roman" w:cs="Times New Roman"/>
+          <w:lang w:val="es-ES"/>
+        </w:rPr>
+      </w:pPr>
+      <w:r>
+        <w:rPr>
+          <w:rFonts w:ascii="Times New Roman" w:hAnsi="Times New Roman" w:cs="Times New Roman"/>
+          <w:lang w:val="es-ES"/>
+        </w:rPr>
+        <w:t xml:space="preserve">Figura </w:t>
+      </w:r>
+      <w:r>
+        <w:rPr>
+          <w:rFonts w:ascii="Times New Roman" w:hAnsi="Times New Roman" w:cs="Times New Roman"/>
+          <w:lang w:val="es-ES"/>
+        </w:rPr>
+        <w:t xml:space="preserve">4. </w:t>
+      </w:r>
+      <w:r>
+        <w:rPr>
+          <w:rFonts w:ascii="Times New Roman" w:hAnsi="Times New Roman" w:cs="Times New Roman"/>
+          <w:lang w:val="es-ES"/>
+        </w:rPr>
+        <w:t>Experimentación con la manipulación de objetos</w:t>
+      </w:r>
+      <w:r>
+        <w:rPr>
+          <w:rFonts w:ascii="Times New Roman" w:hAnsi="Times New Roman" w:cs="Times New Roman"/>
+          <w:lang w:val="es-ES"/>
+        </w:rPr>
+        <w:t xml:space="preserve"> con la mano</w:t>
+      </w:r>
+      <w:r>
+        <w:rPr>
+          <w:rFonts w:ascii="Times New Roman" w:hAnsi="Times New Roman" w:cs="Times New Roman"/>
+          <w:lang w:val="es-ES"/>
+        </w:rPr>
+        <w:t xml:space="preserve"> flexible</w:t>
+      </w:r>
+    </w:p>
+    <w:p>
+      <w:pPr>
+        <w:rPr>
+          <w:rFonts w:ascii="Times New Roman" w:hAnsi="Times New Roman" w:cs="Times New Roman"/>
+          <w:lang w:val="es-ES"/>
+        </w:rPr>
+      </w:pPr>
+      <w:r>
+        <w:rPr>
+          <w:rFonts w:ascii="Times New Roman" w:hAnsi="Times New Roman" w:cs="Times New Roman"/>
+          <w:lang w:val="es-ES"/>
+        </w:rPr>
+        <w:t>Esta figura muestra cómo el modelo DPMPB maneja los cambios en la manipulación de objetos dinámicos y cómo el robot se adapta a nuevos comportamientos de forma efectiva.</w:t>
+      </w:r>
+    </w:p>
+    <w:p>
+      <w:pPr>
+        <w:jc w:val="center"/>
+        <w:rPr>
+          <w:rFonts w:ascii="Times New Roman" w:hAnsi="Times New Roman" w:cs="Times New Roman"/>
+          <w:lang w:val="es-ES"/>
+        </w:rPr>
+      </w:pPr>
+    </w:p>
+    <w:p>
+      <w:pPr>
+        <w:pStyle w:val="Prrafodelista"/>
+        <w:numPr>
+          <w:ilvl w:val="0"/>
+          <w:numId w:val="8"/>
+        </w:numPr>
+        <w:rPr>
+          <w:rFonts w:ascii="Times New Roman" w:hAnsi="Times New Roman" w:cs="Times New Roman"/>
+          <w:b/>
+          <w:bCs/>
+          <w:lang w:val="es-ES"/>
+        </w:rPr>
+      </w:pPr>
+      <w:r>
+        <w:rPr>
+          <w:rFonts w:ascii="Times New Roman" w:hAnsi="Times New Roman" w:cs="Times New Roman"/>
+          <w:b/>
+          <w:bCs/>
+          <w:lang w:val="es-ES"/>
+        </w:rPr>
+        <w:t>Detección de Anomalías con DPMPB</w:t>
+      </w:r>
+    </w:p>
+    <w:p>
+      <w:pPr>
+        <w:rPr>
+          <w:rFonts w:ascii="Times New Roman" w:hAnsi="Times New Roman" w:cs="Times New Roman"/>
+          <w:lang w:val="es-ES"/>
+        </w:rPr>
+      </w:pPr>
+      <w:r>
+        <w:rPr>
+          <w:rFonts w:ascii="Times New Roman" w:hAnsi="Times New Roman" w:cs="Times New Roman"/>
+          <w:lang w:val="es-ES"/>
+        </w:rPr>
+        <w:t xml:space="preserve">La </w:t>
+      </w:r>
+      <w:r>
+        <w:rPr>
+          <w:rFonts w:ascii="Times New Roman" w:hAnsi="Times New Roman" w:cs="Times New Roman"/>
+          <w:b/>
+          <w:bCs/>
+          <w:lang w:val="es-ES"/>
+        </w:rPr>
+        <w:t>detección de anomalías</w:t>
+      </w:r>
+      <w:r>
+        <w:rPr>
+          <w:rFonts w:ascii="Times New Roman" w:hAnsi="Times New Roman" w:cs="Times New Roman"/>
+          <w:lang w:val="es-ES"/>
+        </w:rPr>
+        <w:t xml:space="preserve"> es otro aspecto importante del DPMPB, permitiendo identificar comportamientos inusuales que puedan indicar fallas en los sistemas del robot. La red utiliza un "Detector de Anomalías", que supervisa las predicciones de la red y genera una señal de alerta cuando se detecta un cambio significativo en el comportamiento esperado del robot.</w:t>
+      </w:r>
+    </w:p>
+    <w:p>
+      <w:pPr>
+        <w:jc w:val="center"/>
+        <w:rPr>
+          <w:rFonts w:ascii="Times New Roman" w:hAnsi="Times New Roman" w:cs="Times New Roman"/>
+          <w:lang w:val="es-ES"/>
+        </w:rPr>
+      </w:pPr>
+      <w:r>
+        <w:rPr>
+          <w:rFonts w:ascii="Times New Roman" w:hAnsi="Times New Roman" w:cs="Times New Roman"/>
+          <w:noProof/>
+          <w:lang w:val="es-ES"/>
+        </w:rPr>
+        <w:lastRenderedPageBreak/>
+        <w:drawing>
+          <wp:inline distT="0" distB="0" distL="0" distR="0" wp14:anchorId="1E5B1FFA" wp14:editId="60C9ADBF">
+            <wp:extent cx="3762555" cy="4714240"/>
+            <wp:effectExtent l="0" t="0" r="9525" b="0"/>
+            <wp:docPr id="843726640" name="Imagen 1" descr="Interfaz de usuario gráfica, Diagrama&#10;&#10;El contenido generado por IA puede ser incorrecto."/>
+            <wp:cNvGraphicFramePr>
+              <a:graphicFrameLocks xmlns:a="http://schemas.openxmlformats.org/drawingml/2006/main" noChangeAspect="1"/>
+            </wp:cNvGraphicFramePr>
+            <a:graphic xmlns:a="http://schemas.openxmlformats.org/drawingml/2006/main">
+              <a:graphicData uri="http://schemas.openxmlformats.org/drawingml/2006/picture">
+                <pic:pic xmlns:pic="http://schemas.openxmlformats.org/drawingml/2006/picture">
+                  <pic:nvPicPr>
+                    <pic:cNvPr id="843726640" name="Imagen 1" descr="Interfaz de usuario gráfica, Diagrama&#10;&#10;El contenido generado por IA puede ser incorrecto."/>
+                    <pic:cNvPicPr/>
+                  </pic:nvPicPr>
+                  <pic:blipFill>
+                    <a:blip r:embed="rId14"/>
+                    <a:stretch>
+                      <a:fillRect/>
+                    </a:stretch>
+                  </pic:blipFill>
+                  <pic:spPr>
+                    <a:xfrm>
+                      <a:off x="0" y="0"/>
+                      <a:ext cx="3764743" cy="4716982"/>
+                    </a:xfrm>
+                    <a:prstGeom prst="rect">
+                      <a:avLst/>
+                    </a:prstGeom>
+                  </pic:spPr>
+                </pic:pic>
+              </a:graphicData>
+            </a:graphic>
+          </wp:inline>
+        </w:drawing>
+      </w:r>
+    </w:p>
+    <w:p>
+      <w:pPr>
+        <w:jc w:val="center"/>
+        <w:rPr>
+          <w:rFonts w:ascii="Times New Roman" w:hAnsi="Times New Roman" w:cs="Times New Roman"/>
+          <w:lang w:val="es-ES"/>
+        </w:rPr>
+      </w:pPr>
+      <w:r>
+        <w:rPr>
+          <w:rFonts w:ascii="Times New Roman" w:hAnsi="Times New Roman" w:cs="Times New Roman"/>
+          <w:lang w:val="es-ES"/>
+        </w:rPr>
+        <w:t xml:space="preserve">Figura </w:t>
+      </w:r>
+      <w:r>
+        <w:rPr>
+          <w:rFonts w:ascii="Times New Roman" w:hAnsi="Times New Roman" w:cs="Times New Roman"/>
+          <w:lang w:val="es-ES"/>
+        </w:rPr>
+        <w:t xml:space="preserve">5. </w:t>
+      </w:r>
+      <w:r>
+        <w:rPr>
+          <w:rFonts w:ascii="Times New Roman" w:hAnsi="Times New Roman" w:cs="Times New Roman"/>
+          <w:lang w:val="es-ES"/>
+        </w:rPr>
+        <w:t>Visualización de retroalimentación en robots flexibles</w:t>
+      </w:r>
+    </w:p>
+    <w:p>
+      <w:pPr>
+        <w:rPr>
+          <w:rFonts w:ascii="Times New Roman" w:hAnsi="Times New Roman" w:cs="Times New Roman"/>
+          <w:lang w:val="es-ES"/>
+        </w:rPr>
+      </w:pPr>
+      <w:r>
+        <w:rPr>
+          <w:rFonts w:ascii="Times New Roman" w:hAnsi="Times New Roman" w:cs="Times New Roman"/>
+          <w:lang w:val="es-ES"/>
+        </w:rPr>
+        <w:t>Se observa cómo el modelo DPMPB mejora la capacidad del robot para reconocer objetos y controlar su comportamiento mientras interactúa con un entorno dinámico.</w:t>
+      </w:r>
+    </w:p>
+    <w:p>
+      <w:pPr>
+        <w:pStyle w:val="Prrafodelista"/>
+        <w:numPr>
+          <w:ilvl w:val="0"/>
+          <w:numId w:val="8"/>
+        </w:numPr>
+        <w:rPr>
+          <w:rFonts w:ascii="Times New Roman" w:hAnsi="Times New Roman" w:cs="Times New Roman"/>
+          <w:b/>
+          <w:bCs/>
+          <w:lang w:val="es-ES"/>
+        </w:rPr>
+      </w:pPr>
+      <w:r>
+        <w:rPr>
+          <w:rFonts w:ascii="Times New Roman" w:hAnsi="Times New Roman" w:cs="Times New Roman"/>
+          <w:b/>
+          <w:bCs/>
+          <w:lang w:val="es-ES"/>
+        </w:rPr>
+        <w:t>Implementación en Control y Estabilidad</w:t>
+      </w:r>
+    </w:p>
+    <w:p>
+      <w:pPr>
+        <w:rPr>
+          <w:rFonts w:ascii="Times New Roman" w:hAnsi="Times New Roman" w:cs="Times New Roman"/>
+          <w:lang w:val="es-ES"/>
+        </w:rPr>
+      </w:pPr>
+      <w:r>
+        <w:rPr>
+          <w:rFonts w:ascii="Times New Roman" w:hAnsi="Times New Roman" w:cs="Times New Roman"/>
+          <w:lang w:val="es-ES"/>
+        </w:rPr>
+        <w:t xml:space="preserve">La red también juega un papel importante en el </w:t>
+      </w:r>
+      <w:r>
+        <w:rPr>
+          <w:rFonts w:ascii="Times New Roman" w:hAnsi="Times New Roman" w:cs="Times New Roman"/>
+          <w:b/>
+          <w:bCs/>
+          <w:lang w:val="es-ES"/>
+        </w:rPr>
+        <w:t>control del robot</w:t>
+      </w:r>
+      <w:r>
+        <w:rPr>
+          <w:rFonts w:ascii="Times New Roman" w:hAnsi="Times New Roman" w:cs="Times New Roman"/>
+          <w:lang w:val="es-ES"/>
+        </w:rPr>
+        <w:t xml:space="preserve">. Utilizando la información del modelo de transición de estados (STM) y control de transición (CTM), la red adapta el comportamiento del robot para cumplir con tareas de manera más eficiente. Esto incluye la </w:t>
+      </w:r>
+      <w:r>
+        <w:rPr>
+          <w:rFonts w:ascii="Times New Roman" w:hAnsi="Times New Roman" w:cs="Times New Roman"/>
+          <w:b/>
+          <w:bCs/>
+          <w:lang w:val="es-ES"/>
+        </w:rPr>
+        <w:t>estabilidad del control</w:t>
+      </w:r>
+      <w:r>
+        <w:rPr>
+          <w:rFonts w:ascii="Times New Roman" w:hAnsi="Times New Roman" w:cs="Times New Roman"/>
+          <w:lang w:val="es-ES"/>
+        </w:rPr>
+        <w:t xml:space="preserve"> del robot cuando se enfrenta a cambios inesperados en su entorno o cuando se interactúa con objetos dinámicos.</w:t>
+      </w:r>
+    </w:p>
+    <w:p>
+      <w:pPr>
+        <w:ind w:left="360"/>
+        <w:rPr>
+          <w:rFonts w:ascii="Times New Roman" w:hAnsi="Times New Roman" w:cs="Times New Roman"/>
+          <w:lang w:val="es-ES"/>
+        </w:rPr>
+      </w:pPr>
+    </w:p>
+    <w:p>
+      <w:pPr>
+        <w:pStyle w:val="Prrafodelista"/>
+        <w:numPr>
+          <w:ilvl w:val="0"/>
+          <w:numId w:val="8"/>
+        </w:numPr>
+        <w:rPr>
+          <w:rFonts w:ascii="Times New Roman" w:eastAsia="Times New Roman" w:hAnsi="Times New Roman" w:cs="Times New Roman"/>
+          <w:kern w:val="0"/>
+          <w:lang w:val="es-ES" w:eastAsia="en-GB"/>
+          <w14:ligatures w14:val="none"/>
+        </w:rPr>
+      </w:pPr>
+      <w:r>
+        <w:rPr>
+          <w:rFonts w:ascii="Times New Roman" w:eastAsia="Times New Roman" w:hAnsi="Times New Roman" w:cs="Times New Roman"/>
+          <w:b/>
+          <w:bCs/>
+          <w:kern w:val="0"/>
+          <w:sz w:val="27"/>
+          <w:szCs w:val="27"/>
+          <w:lang w:val="es-ES" w:eastAsia="en-GB"/>
+          <w14:ligatures w14:val="none"/>
+        </w:rPr>
+        <w:t>Control estable de un robot con ruedas considerando cambios en el su</w:t>
+      </w:r>
+      <w:r>
+        <w:rPr>
+          <w:rFonts w:ascii="Times New Roman" w:eastAsia="Times New Roman" w:hAnsi="Times New Roman" w:cs="Times New Roman"/>
+          <w:b/>
+          <w:bCs/>
+          <w:kern w:val="0"/>
+          <w:sz w:val="27"/>
+          <w:szCs w:val="27"/>
+          <w:lang w:val="es-ES" w:eastAsia="en-GB"/>
+          <w14:ligatures w14:val="none"/>
+        </w:rPr>
+        <w:t>elo</w:t>
+      </w:r>
+    </w:p>
+    <w:p>
+      <w:pPr>
+        <w:rPr>
+          <w:rFonts w:ascii="Times New Roman" w:eastAsia="Times New Roman" w:hAnsi="Times New Roman" w:cs="Times New Roman"/>
+          <w:kern w:val="0"/>
+          <w:lang w:val="es-ES" w:eastAsia="en-GB"/>
+          <w14:ligatures w14:val="none"/>
+        </w:rPr>
+      </w:pPr>
+      <w:r>
+        <w:rPr>
+          <w:rFonts w:ascii="Times New Roman" w:eastAsia="Times New Roman" w:hAnsi="Times New Roman" w:cs="Times New Roman"/>
+          <w:kern w:val="0"/>
+          <w:lang w:val="es-ES" w:eastAsia="en-GB"/>
+          <w14:ligatures w14:val="none"/>
+        </w:rPr>
+        <w:t xml:space="preserve">Esta sección aborda la implementación de un control estable para robots de ruedas en escenarios donde el robot debe adaptarse a cambios en el terreno. Este es un desafío clave en la robótica, ya que los robots deben operar en condiciones cambiantes, como pisos </w:t>
+      </w:r>
+      <w:r>
+        <w:rPr>
+          <w:rFonts w:ascii="Times New Roman" w:eastAsia="Times New Roman" w:hAnsi="Times New Roman" w:cs="Times New Roman"/>
+          <w:kern w:val="0"/>
+          <w:lang w:val="es-ES" w:eastAsia="en-GB"/>
+          <w14:ligatures w14:val="none"/>
+        </w:rPr>
+        <w:lastRenderedPageBreak/>
+        <w:t>resbaladizos o irregulares. Se describe el uso de un modelo predictivo que permite al robot ajustar su movimiento en respuesta a estos cambios, asegurando que no pierda el control.</w:t>
+      </w:r>
+    </w:p>
+    <w:p>
+      <w:pPr>
+        <w:rPr>
+          <w:rFonts w:ascii="Times New Roman" w:eastAsia="Times New Roman" w:hAnsi="Times New Roman" w:cs="Times New Roman"/>
+          <w:kern w:val="0"/>
+          <w:lang w:val="es-ES" w:eastAsia="en-GB"/>
+          <w14:ligatures w14:val="none"/>
+        </w:rPr>
+      </w:pPr>
+      <w:r>
+        <w:rPr>
+          <w:rFonts w:ascii="Times New Roman" w:eastAsia="Times New Roman" w:hAnsi="Times New Roman" w:cs="Times New Roman"/>
+          <w:kern w:val="0"/>
+          <w:lang w:val="es-ES" w:eastAsia="en-GB"/>
+          <w14:ligatures w14:val="none"/>
+        </w:rPr>
+        <w:t>En esta sección se resumen los resultados obtenidos a partir de los experimentos realizados con el DPMPB. El estudio demuestra que el DPMPB puede aprender modelos dinámicos entre un modelo de mano flexible y objetos, un modelo de retroalimentación visual de un cuerpo de baja rigidez, una relación probabilística entre una base con ruedas y un piso, un modelo de imitación del movimiento humano, un modelo de equilibrio de un humanoide musculoesquelético y un modelo de manipulación dinámica de tela flexible. Esto sugiere que el DPMPB no solo puede aprender las dinámicas dentro del cuerpo del robot, sino también las relaciones que este tiene con las herramientas, los objetos y el entorno.</w:t>
+      </w:r>
+    </w:p>
+    <w:p>
+      <w:pPr>
+        <w:rPr>
+          <w:rFonts w:ascii="Times New Roman" w:eastAsia="Times New Roman" w:hAnsi="Times New Roman" w:cs="Times New Roman"/>
+          <w:kern w:val="0"/>
+          <w:lang w:val="es-ES" w:eastAsia="en-GB"/>
+          <w14:ligatures w14:val="none"/>
+        </w:rPr>
+      </w:pPr>
+      <w:r>
+        <w:rPr>
+          <w:rFonts w:ascii="Times New Roman" w:eastAsia="Times New Roman" w:hAnsi="Times New Roman" w:cs="Times New Roman"/>
+          <w:kern w:val="0"/>
+          <w:lang w:val="es-ES" w:eastAsia="en-GB"/>
+          <w14:ligatures w14:val="none"/>
+        </w:rPr>
+        <w:t xml:space="preserve">El parámetro de </w:t>
+      </w:r>
+      <w:proofErr w:type="spellStart"/>
+      <w:r>
+        <w:rPr>
+          <w:rFonts w:ascii="Times New Roman" w:eastAsia="Times New Roman" w:hAnsi="Times New Roman" w:cs="Times New Roman"/>
+          <w:kern w:val="0"/>
+          <w:lang w:val="es-ES" w:eastAsia="en-GB"/>
+          <w14:ligatures w14:val="none"/>
+        </w:rPr>
+        <w:t>bias</w:t>
+      </w:r>
+      <w:proofErr w:type="spellEnd"/>
+      <w:r>
+        <w:rPr>
+          <w:rFonts w:ascii="Times New Roman" w:eastAsia="Times New Roman" w:hAnsi="Times New Roman" w:cs="Times New Roman"/>
+          <w:kern w:val="0"/>
+          <w:lang w:val="es-ES" w:eastAsia="en-GB"/>
+          <w14:ligatures w14:val="none"/>
+        </w:rPr>
+        <w:t xml:space="preserve"> (PB) puede integrar diferencias en objetos agarrados, configuraciones del robot, fricción del suelo, estilos de movimiento humano, zapatos y materiales de tela. El DPMPB es capaz de reconocer y adaptarse al estado actual mediante la actualización únicamente del PB, lo que permite que la predicción de la red coincida con el estado actual. Además, es posible reconocer objetos y estados que no se usaron en el entrenamiento, como dinámicas intuitivamente correctas en el espacio del PB. En el caso de control utilizando un STM, el comportamiento deseado puede lograrse construyendo una función de pérdida basada en una combinación de minimización y maximización de un valor, minimización del error con un valor objetivo y minimización del cambio desde el valor del paso anterior.</w:t>
+      </w:r>
+    </w:p>
+    <w:p>
+      <w:pPr>
+        <w:rPr>
+          <w:rFonts w:ascii="Times New Roman" w:eastAsia="Times New Roman" w:hAnsi="Times New Roman" w:cs="Times New Roman"/>
+          <w:kern w:val="0"/>
+          <w:lang w:val="es-ES" w:eastAsia="en-GB"/>
+          <w14:ligatures w14:val="none"/>
+        </w:rPr>
+      </w:pPr>
+      <w:r>
+        <w:rPr>
+          <w:rFonts w:ascii="Times New Roman" w:eastAsia="Times New Roman" w:hAnsi="Times New Roman" w:cs="Times New Roman"/>
+          <w:b/>
+          <w:bCs/>
+          <w:kern w:val="0"/>
+          <w:lang w:val="es-ES" w:eastAsia="en-GB"/>
+          <w14:ligatures w14:val="none"/>
+        </w:rPr>
+        <w:t>Aplicaciones del DPMPB</w:t>
+      </w:r>
+      <w:r>
+        <w:rPr>
+          <w:rFonts w:ascii="Times New Roman" w:eastAsia="Times New Roman" w:hAnsi="Times New Roman" w:cs="Times New Roman"/>
+          <w:kern w:val="0"/>
+          <w:lang w:val="es-ES" w:eastAsia="en-GB"/>
+          <w14:ligatures w14:val="none"/>
+        </w:rPr>
+        <w:t>: El DPMPB también ha demostrado que el control de estabilización para minimizar la varianza es posible mediante la introducción de una representación de media-varianza en la salida de la red neuronal. Este control no solo permite adaptarse al estado actual, sino también cambiar activamente el estilo de movimiento, dependiendo de la regla de actualización del PB en el aprendizaje por imitación. Se pueden realizar una serie de comportamientos utilizando el DPMPB, que también se espera que permita superar las dificultades de modelado y los cambios de modelos temporales.</w:t>
+      </w:r>
+    </w:p>
+    <w:p>
+      <w:pPr>
+        <w:rPr>
+          <w:rFonts w:ascii="Times New Roman" w:eastAsia="Times New Roman" w:hAnsi="Times New Roman" w:cs="Times New Roman"/>
+          <w:b/>
+          <w:bCs/>
+          <w:kern w:val="0"/>
+          <w:lang w:val="es-ES" w:eastAsia="en-GB"/>
+          <w14:ligatures w14:val="none"/>
+        </w:rPr>
+      </w:pPr>
+      <w:r>
+        <w:rPr>
+          <w:rFonts w:ascii="Times New Roman" w:eastAsia="Times New Roman" w:hAnsi="Times New Roman" w:cs="Times New Roman"/>
+          <w:b/>
+          <w:bCs/>
+          <w:kern w:val="0"/>
+          <w:lang w:val="es-ES" w:eastAsia="en-GB"/>
+          <w14:ligatures w14:val="none"/>
+        </w:rPr>
+        <w:t>Limitaciones</w:t>
+      </w:r>
+    </w:p>
+    <w:p>
+      <w:pPr>
+        <w:rPr>
+          <w:rFonts w:ascii="Times New Roman" w:eastAsia="Times New Roman" w:hAnsi="Times New Roman" w:cs="Times New Roman"/>
+          <w:kern w:val="0"/>
+          <w:lang w:val="es-ES" w:eastAsia="en-GB"/>
+          <w14:ligatures w14:val="none"/>
+        </w:rPr>
+      </w:pPr>
+      <w:r>
+        <w:rPr>
+          <w:rFonts w:ascii="Times New Roman" w:eastAsia="Times New Roman" w:hAnsi="Times New Roman" w:cs="Times New Roman"/>
+          <w:kern w:val="0"/>
+          <w:lang w:val="es-ES" w:eastAsia="en-GB"/>
+          <w14:ligatures w14:val="none"/>
+        </w:rPr>
+        <w:t xml:space="preserve">En este estudio se identificaron tres limitaciones principales. La primera es que el período de control no puede aumentarse. El período de control básico en los experimentos con STM presentados hasta ahora es de 5 Hz, lo que no es rápido. La razón de esto es que el proceso de optimización utilizando </w:t>
+      </w:r>
+      <w:proofErr w:type="spellStart"/>
+      <w:r>
+        <w:rPr>
+          <w:rFonts w:ascii="Times New Roman" w:eastAsia="Times New Roman" w:hAnsi="Times New Roman" w:cs="Times New Roman"/>
+          <w:kern w:val="0"/>
+          <w:lang w:val="es-ES" w:eastAsia="en-GB"/>
+          <w14:ligatures w14:val="none"/>
+        </w:rPr>
+        <w:t>retropropagación</w:t>
+      </w:r>
+      <w:proofErr w:type="spellEnd"/>
+      <w:r>
+        <w:rPr>
+          <w:rFonts w:ascii="Times New Roman" w:eastAsia="Times New Roman" w:hAnsi="Times New Roman" w:cs="Times New Roman"/>
+          <w:kern w:val="0"/>
+          <w:lang w:val="es-ES" w:eastAsia="en-GB"/>
+          <w14:ligatures w14:val="none"/>
+        </w:rPr>
+        <w:t xml:space="preserve"> iterativa y los métodos de descenso de gradiente en el control lleva mucho tiempo. Es importante tener en cuenta que el período de control de un CTM se puede aumentar porque el control de entrada se puede calcular solo mediante la propagación hacia adelante. Con la configuración actual de la red, la propagación hacia adelante toma unos 10 ms y la </w:t>
+      </w:r>
+      <w:proofErr w:type="spellStart"/>
+      <w:r>
+        <w:rPr>
+          <w:rFonts w:ascii="Times New Roman" w:eastAsia="Times New Roman" w:hAnsi="Times New Roman" w:cs="Times New Roman"/>
+          <w:kern w:val="0"/>
+          <w:lang w:val="es-ES" w:eastAsia="en-GB"/>
+          <w14:ligatures w14:val="none"/>
+        </w:rPr>
+        <w:t>retropropagación</w:t>
+      </w:r>
+      <w:proofErr w:type="spellEnd"/>
+      <w:r>
+        <w:rPr>
+          <w:rFonts w:ascii="Times New Roman" w:eastAsia="Times New Roman" w:hAnsi="Times New Roman" w:cs="Times New Roman"/>
+          <w:kern w:val="0"/>
+          <w:lang w:val="es-ES" w:eastAsia="en-GB"/>
+          <w14:ligatures w14:val="none"/>
+        </w:rPr>
+        <w:t xml:space="preserve"> alrededor de 40 ms.</w:t>
+      </w:r>
+    </w:p>
+    <w:p>
+      <w:pPr>
+        <w:rPr>
+          <w:rFonts w:ascii="Times New Roman" w:eastAsia="Times New Roman" w:hAnsi="Times New Roman" w:cs="Times New Roman"/>
+          <w:kern w:val="0"/>
+          <w:lang w:val="es-ES" w:eastAsia="en-GB"/>
+          <w14:ligatures w14:val="none"/>
+        </w:rPr>
+      </w:pPr>
+      <w:r>
+        <w:rPr>
+          <w:rFonts w:ascii="Times New Roman" w:eastAsia="Times New Roman" w:hAnsi="Times New Roman" w:cs="Times New Roman"/>
+          <w:kern w:val="0"/>
+          <w:lang w:val="es-ES" w:eastAsia="en-GB"/>
+          <w14:ligatures w14:val="none"/>
+        </w:rPr>
+        <w:t>La segunda limitación está relacionada con la capacidad de control de las tareas. Aunque las tareas manejadas en este estudio fueron exitosas, es difícil aplicar este método a tareas cuyas funciones de pérdida son más complejas y difíciles de describir por los humanos. El DPMPB debe modificarse para manejar más variables de entrada/</w:t>
+      </w:r>
+      <w:proofErr w:type="gramStart"/>
+      <w:r>
+        <w:rPr>
+          <w:rFonts w:ascii="Times New Roman" w:eastAsia="Times New Roman" w:hAnsi="Times New Roman" w:cs="Times New Roman"/>
+          <w:kern w:val="0"/>
+          <w:lang w:val="es-ES" w:eastAsia="en-GB"/>
+          <w14:ligatures w14:val="none"/>
+        </w:rPr>
+        <w:t>salida abstractas</w:t>
+      </w:r>
+      <w:proofErr w:type="gramEnd"/>
+      <w:r>
+        <w:rPr>
+          <w:rFonts w:ascii="Times New Roman" w:eastAsia="Times New Roman" w:hAnsi="Times New Roman" w:cs="Times New Roman"/>
+          <w:kern w:val="0"/>
+          <w:lang w:val="es-ES" w:eastAsia="en-GB"/>
+          <w14:ligatures w14:val="none"/>
         </w:rPr>
         <w:t>.</w:t>
       </w:r>
     </w:p>
     <w:p>
       <w:pPr>
+        <w:rPr>
+          <w:rFonts w:ascii="Times New Roman" w:eastAsia="Times New Roman" w:hAnsi="Times New Roman" w:cs="Times New Roman"/>
+          <w:kern w:val="0"/>
+          <w:lang w:val="es-ES" w:eastAsia="en-GB"/>
+          <w14:ligatures w14:val="none"/>
+        </w:rPr>
+      </w:pPr>
+      <w:r>
+        <w:rPr>
+          <w:rFonts w:ascii="Times New Roman" w:eastAsia="Times New Roman" w:hAnsi="Times New Roman" w:cs="Times New Roman"/>
+          <w:kern w:val="0"/>
+          <w:lang w:val="es-ES" w:eastAsia="en-GB"/>
+          <w14:ligatures w14:val="none"/>
+        </w:rPr>
+        <w:lastRenderedPageBreak/>
+        <w:t>La tercera limitación está relacionada con el tamaño del espacio de control/estado y la recolección de datos. En este estudio, principalmente se entrenaron las dinámicas que están cerca del cuerpo del robot, lo que hace que el enfoque no sea adecuado para planificadores de movimiento con estados discretos o configuraciones de tareas con grandes dimensiones de entradas de control y estados sensoriales.</w:t>
+      </w:r>
+    </w:p>
+    <w:p>
+      <w:pPr>
+        <w:rPr>
+          <w:rFonts w:ascii="Times New Roman" w:eastAsia="Times New Roman" w:hAnsi="Times New Roman" w:cs="Times New Roman"/>
+          <w:kern w:val="0"/>
+          <w:lang w:val="es-ES" w:eastAsia="en-GB"/>
+          <w14:ligatures w14:val="none"/>
+        </w:rPr>
+      </w:pPr>
+    </w:p>
+    <w:p>
+      <w:pPr>
+        <w:rPr>
+          <w:rFonts w:ascii="Times New Roman" w:eastAsia="Times New Roman" w:hAnsi="Times New Roman" w:cs="Times New Roman"/>
+          <w:kern w:val="0"/>
+          <w:lang w:val="es-ES" w:eastAsia="en-GB"/>
+          <w14:ligatures w14:val="none"/>
+        </w:rPr>
+      </w:pPr>
+      <w:r>
+        <w:rPr>
+          <w:rFonts w:ascii="Times New Roman" w:eastAsia="Times New Roman" w:hAnsi="Times New Roman" w:cs="Times New Roman"/>
+          <w:kern w:val="0"/>
+          <w:lang w:val="es-ES" w:eastAsia="en-GB"/>
+          <w14:ligatures w14:val="none"/>
+        </w:rPr>
+        <w:t xml:space="preserve">Al momento de tratar con el proceso estocástico, la salida de la red es cambiada por la media y varianza de los estados, que se logran estimar mediante estimación bayesiana o iterativa. </w:t>
+      </w:r>
+    </w:p>
+    <w:p>
+      <w:pPr>
+        <w:jc w:val="center"/>
+        <w:rPr>
+          <w:rFonts w:ascii="Times New Roman" w:eastAsia="Times New Roman" w:hAnsi="Times New Roman" w:cs="Times New Roman"/>
+          <w:kern w:val="0"/>
+          <w:lang w:val="es-ES" w:eastAsia="en-GB"/>
+          <w14:ligatures w14:val="none"/>
+        </w:rPr>
+      </w:pPr>
+      <w:r>
+        <w:rPr>
+          <w:rFonts w:ascii="Times New Roman" w:eastAsia="Times New Roman" w:hAnsi="Times New Roman" w:cs="Times New Roman"/>
+          <w:noProof/>
+          <w:kern w:val="0"/>
+          <w:lang w:val="es-ES" w:eastAsia="en-GB"/>
+          <w14:ligatures w14:val="none"/>
+        </w:rPr>
+        <w:drawing>
+          <wp:inline distT="0" distB="0" distL="0" distR="0" wp14:anchorId="2F219A98" wp14:editId="7B971EA2">
+            <wp:extent cx="2133600" cy="752052"/>
+            <wp:effectExtent l="0" t="0" r="0" b="0"/>
+            <wp:docPr id="428646866" name="Imagen 1" descr="Diagrama, Texto&#10;&#10;El contenido generado por IA puede ser incorrecto."/>
+            <wp:cNvGraphicFramePr>
+              <a:graphicFrameLocks xmlns:a="http://schemas.openxmlformats.org/drawingml/2006/main" noChangeAspect="1"/>
+            </wp:cNvGraphicFramePr>
+            <a:graphic xmlns:a="http://schemas.openxmlformats.org/drawingml/2006/main">
+              <a:graphicData uri="http://schemas.openxmlformats.org/drawingml/2006/picture">
+                <pic:pic xmlns:pic="http://schemas.openxmlformats.org/drawingml/2006/picture">
+                  <pic:nvPicPr>
+                    <pic:cNvPr id="428646866" name="Imagen 1" descr="Diagrama, Texto&#10;&#10;El contenido generado por IA puede ser incorrecto."/>
+                    <pic:cNvPicPr/>
+                  </pic:nvPicPr>
+                  <pic:blipFill>
+                    <a:blip r:embed="rId15"/>
+                    <a:stretch>
+                      <a:fillRect/>
+                    </a:stretch>
+                  </pic:blipFill>
+                  <pic:spPr>
+                    <a:xfrm>
+                      <a:off x="0" y="0"/>
+                      <a:ext cx="2148167" cy="757186"/>
+                    </a:xfrm>
+                    <a:prstGeom prst="rect">
+                      <a:avLst/>
+                    </a:prstGeom>
+                  </pic:spPr>
+                </pic:pic>
+              </a:graphicData>
+            </a:graphic>
+          </wp:inline>
+        </w:drawing>
+      </w:r>
+    </w:p>
+    <w:p>
+      <w:pPr>
+        <w:rPr>
+          <w:rFonts w:ascii="Times New Roman" w:eastAsia="Times New Roman" w:hAnsi="Times New Roman" w:cs="Times New Roman"/>
+          <w:kern w:val="0"/>
+          <w:lang w:val="es-ES" w:eastAsia="en-GB"/>
+          <w14:ligatures w14:val="none"/>
+        </w:rPr>
+      </w:pPr>
+      <w:r>
+        <w:rPr>
+          <w:rFonts w:ascii="Times New Roman" w:eastAsia="Times New Roman" w:hAnsi="Times New Roman" w:cs="Times New Roman"/>
+          <w:kern w:val="0"/>
+          <w:lang w:val="es-ES" w:eastAsia="en-GB"/>
+          <w14:ligatures w14:val="none"/>
+        </w:rPr>
+        <w:t xml:space="preserve">donde, P es la densidad de probabilidad del </w:t>
+      </w:r>
+      <w:proofErr w:type="gramStart"/>
+      <w:r>
+        <w:rPr>
+          <w:rFonts w:ascii="Times New Roman" w:eastAsia="Times New Roman" w:hAnsi="Times New Roman" w:cs="Times New Roman"/>
+          <w:kern w:val="0"/>
+          <w:lang w:val="es-ES" w:eastAsia="en-GB"/>
+          <w14:ligatures w14:val="none"/>
+        </w:rPr>
+        <w:t>sensor ,</w:t>
+      </w:r>
+      <w:proofErr w:type="gramEnd"/>
+      <w:r>
+        <w:rPr>
+          <w:rFonts w:ascii="Times New Roman" w:eastAsia="Times New Roman" w:hAnsi="Times New Roman" w:cs="Times New Roman"/>
+          <w:kern w:val="0"/>
+          <w:lang w:val="es-ES" w:eastAsia="en-GB"/>
+          <w14:ligatures w14:val="none"/>
+        </w:rPr>
+        <w:t xml:space="preserve"> y nuestra media y varianza son </w:t>
+      </w:r>
+      <w:proofErr w:type="gramStart"/>
+      <w:r>
+        <w:rPr>
+          <w:rFonts w:ascii="Times New Roman" w:eastAsia="Times New Roman" w:hAnsi="Times New Roman" w:cs="Times New Roman"/>
+          <w:kern w:val="0"/>
+          <w:lang w:val="es-ES" w:eastAsia="en-GB"/>
+          <w14:ligatures w14:val="none"/>
+        </w:rPr>
+        <w:t>las variables a predecir</w:t>
+      </w:r>
+      <w:proofErr w:type="gramEnd"/>
+      <w:r>
+        <w:rPr>
+          <w:rFonts w:ascii="Times New Roman" w:eastAsia="Times New Roman" w:hAnsi="Times New Roman" w:cs="Times New Roman"/>
+          <w:kern w:val="0"/>
+          <w:lang w:val="es-ES" w:eastAsia="en-GB"/>
+          <w14:ligatures w14:val="none"/>
+        </w:rPr>
+        <w:t xml:space="preserve">. </w:t>
+      </w:r>
+    </w:p>
+    <w:p>
+      <w:pPr>
+        <w:jc w:val="center"/>
+        <w:rPr>
+          <w:rFonts w:ascii="Times New Roman" w:eastAsia="Times New Roman" w:hAnsi="Times New Roman" w:cs="Times New Roman"/>
+          <w:kern w:val="0"/>
+          <w:lang w:val="es-ES" w:eastAsia="en-GB"/>
+          <w14:ligatures w14:val="none"/>
+        </w:rPr>
+      </w:pPr>
+    </w:p>
+    <w:p>
+      <w:pPr>
+        <w:jc w:val="center"/>
+        <w:rPr>
+          <w:rFonts w:ascii="Times New Roman" w:hAnsi="Times New Roman" w:cs="Times New Roman"/>
+          <w:lang w:val="es-ES"/>
+        </w:rPr>
+      </w:pPr>
+      <w:r>
+        <w:rPr>
+          <w:rFonts w:ascii="Times New Roman" w:hAnsi="Times New Roman" w:cs="Times New Roman"/>
+          <w:noProof/>
+          <w:lang w:val="es-ES"/>
+        </w:rPr>
+        <w:drawing>
+          <wp:inline distT="0" distB="0" distL="0" distR="0" wp14:anchorId="3FC79891" wp14:editId="2E640E77">
+            <wp:extent cx="3234738" cy="4112053"/>
+            <wp:effectExtent l="0" t="0" r="3810" b="3175"/>
+            <wp:docPr id="125818919" name="Imagen 1" descr="Diagrama&#10;&#10;El contenido generado por IA puede ser incorrecto."/>
+            <wp:cNvGraphicFramePr>
+              <a:graphicFrameLocks xmlns:a="http://schemas.openxmlformats.org/drawingml/2006/main" noChangeAspect="1"/>
+            </wp:cNvGraphicFramePr>
+            <a:graphic xmlns:a="http://schemas.openxmlformats.org/drawingml/2006/main">
+              <a:graphicData uri="http://schemas.openxmlformats.org/drawingml/2006/picture">
+                <pic:pic xmlns:pic="http://schemas.openxmlformats.org/drawingml/2006/picture">
+                  <pic:nvPicPr>
+                    <pic:cNvPr id="125818919" name="Imagen 1" descr="Diagrama&#10;&#10;El contenido generado por IA puede ser incorrecto."/>
+                    <pic:cNvPicPr/>
+                  </pic:nvPicPr>
+                  <pic:blipFill>
+                    <a:blip r:embed="rId16"/>
+                    <a:stretch>
+                      <a:fillRect/>
+                    </a:stretch>
+                  </pic:blipFill>
+                  <pic:spPr>
+                    <a:xfrm>
+                      <a:off x="0" y="0"/>
+                      <a:ext cx="3239364" cy="4117934"/>
+                    </a:xfrm>
+                    <a:prstGeom prst="rect">
+                      <a:avLst/>
+                    </a:prstGeom>
+                  </pic:spPr>
+                </pic:pic>
+              </a:graphicData>
+            </a:graphic>
+          </wp:inline>
+        </w:drawing>
+      </w:r>
+    </w:p>
+    <w:p>
+      <w:pPr>
+        <w:jc w:val="center"/>
+        <w:rPr>
+          <w:rFonts w:ascii="Times New Roman" w:hAnsi="Times New Roman" w:cs="Times New Roman"/>
+          <w:lang w:val="es-ES"/>
+        </w:rPr>
+      </w:pPr>
+    </w:p>
+    <w:p>
+      <w:pPr>
+        <w:jc w:val="center"/>
+        <w:rPr>
+          <w:rFonts w:ascii="Times New Roman" w:hAnsi="Times New Roman" w:cs="Times New Roman"/>
+          <w:lang w:val="es-ES"/>
+        </w:rPr>
+      </w:pPr>
+      <w:r>
+        <w:rPr>
+          <w:rFonts w:ascii="Times New Roman" w:hAnsi="Times New Roman" w:cs="Times New Roman"/>
+          <w:lang w:val="es-ES"/>
+        </w:rPr>
+        <w:t xml:space="preserve">Figura </w:t>
+      </w:r>
+      <w:r>
+        <w:rPr>
+          <w:rFonts w:ascii="Times New Roman" w:hAnsi="Times New Roman" w:cs="Times New Roman"/>
+          <w:lang w:val="es-ES"/>
+        </w:rPr>
+        <w:t xml:space="preserve">6. </w:t>
+      </w:r>
+      <w:r>
+        <w:rPr>
+          <w:rFonts w:ascii="Times New Roman" w:hAnsi="Times New Roman" w:cs="Times New Roman"/>
+          <w:lang w:val="es-ES"/>
+        </w:rPr>
+        <w:t>Control estable del robot de ruedas considerando un cambio en el suelo</w:t>
+      </w:r>
+    </w:p>
+    <w:p>
+      <w:pPr>
+        <w:rPr>
+          <w:rFonts w:ascii="Times New Roman" w:hAnsi="Times New Roman" w:cs="Times New Roman"/>
+          <w:lang w:val="es-ES"/>
+        </w:rPr>
+      </w:pPr>
+      <w:r>
+        <w:rPr>
+          <w:rFonts w:ascii="Times New Roman" w:hAnsi="Times New Roman" w:cs="Times New Roman"/>
+          <w:lang w:val="es-ES"/>
+        </w:rPr>
+        <w:t xml:space="preserve">Aquí, </w:t>
+      </w:r>
+      <w:r>
+        <w:rPr>
+          <w:rFonts w:ascii="Times New Roman" w:eastAsia="Times New Roman" w:hAnsi="Times New Roman" w:cs="Times New Roman"/>
+          <w:kern w:val="0"/>
+          <w:lang w:val="es-ES" w:eastAsia="en-GB"/>
+          <w14:ligatures w14:val="none"/>
+        </w:rPr>
+        <w:t>l</w:t>
+      </w:r>
+      <w:r>
+        <w:rPr>
+          <w:rFonts w:ascii="Times New Roman" w:eastAsia="Times New Roman" w:hAnsi="Times New Roman" w:cs="Times New Roman"/>
+          <w:kern w:val="0"/>
+          <w:lang w:val="es-ES" w:eastAsia="en-GB"/>
+          <w14:ligatures w14:val="none"/>
+        </w:rPr>
+        <w:t xml:space="preserve">a figura relacionada muestra el comportamiento del robot en diversas condiciones de terreno, comparando el control con y sin ajuste dinámico en tiempo real. La prueba demuestra </w:t>
+      </w:r>
+      <w:r>
+        <w:rPr>
+          <w:rFonts w:ascii="Times New Roman" w:eastAsia="Times New Roman" w:hAnsi="Times New Roman" w:cs="Times New Roman"/>
+          <w:kern w:val="0"/>
+          <w:lang w:val="es-ES" w:eastAsia="en-GB"/>
+          <w14:ligatures w14:val="none"/>
+        </w:rPr>
+        <w:lastRenderedPageBreak/>
+        <w:t>cómo, al aplicar un modelo predictivo, el robot puede manejar cambios en el terreno sin perder estabilidad.</w:t>
+      </w:r>
+    </w:p>
+    <w:p>
+      <w:pPr>
+        <w:spacing w:after="0" w:line="240" w:lineRule="auto"/>
+        <w:ind w:left="360"/>
+        <w:rPr>
+          <w:rFonts w:ascii="Times New Roman" w:eastAsia="Times New Roman" w:hAnsi="Times New Roman" w:cs="Times New Roman"/>
+          <w:kern w:val="0"/>
+          <w:lang w:val="es-ES" w:eastAsia="en-GB"/>
+          <w14:ligatures w14:val="none"/>
+        </w:rPr>
+      </w:pPr>
+    </w:p>
+    <w:p>
+      <w:pPr>
+        <w:spacing w:after="0" w:line="240" w:lineRule="auto"/>
+        <w:ind w:left="360"/>
+        <w:rPr>
+          <w:rFonts w:ascii="Times New Roman" w:eastAsia="Times New Roman" w:hAnsi="Times New Roman" w:cs="Times New Roman"/>
+          <w:kern w:val="0"/>
+          <w:lang w:val="es-ES" w:eastAsia="en-GB"/>
+          <w14:ligatures w14:val="none"/>
+        </w:rPr>
+      </w:pPr>
+    </w:p>
+    <w:p>
+      <w:pPr>
+        <w:spacing w:after="0" w:line="240" w:lineRule="auto"/>
+        <w:ind w:left="360"/>
+        <w:rPr>
+          <w:rFonts w:ascii="Times New Roman" w:eastAsia="Times New Roman" w:hAnsi="Times New Roman" w:cs="Times New Roman"/>
+          <w:kern w:val="0"/>
+          <w:lang w:val="es-ES" w:eastAsia="en-GB"/>
+          <w14:ligatures w14:val="none"/>
+        </w:rPr>
+      </w:pPr>
+    </w:p>
+    <w:p>
+      <w:pPr>
+        <w:pStyle w:val="Prrafodelista"/>
+        <w:numPr>
+          <w:ilvl w:val="0"/>
+          <w:numId w:val="8"/>
+        </w:numPr>
+        <w:spacing w:after="0" w:line="240" w:lineRule="auto"/>
+        <w:rPr>
+          <w:rFonts w:ascii="Times New Roman" w:eastAsia="Times New Roman" w:hAnsi="Times New Roman" w:cs="Times New Roman"/>
+          <w:kern w:val="0"/>
+          <w:lang w:val="es-ES" w:eastAsia="en-GB"/>
+          <w14:ligatures w14:val="none"/>
+        </w:rPr>
+      </w:pPr>
+      <w:r>
+        <w:rPr>
+          <w:rFonts w:ascii="Times New Roman" w:eastAsia="Times New Roman" w:hAnsi="Times New Roman" w:cs="Times New Roman"/>
+          <w:b/>
+          <w:bCs/>
+          <w:kern w:val="0"/>
+          <w:sz w:val="27"/>
+          <w:szCs w:val="27"/>
+          <w:lang w:val="es-ES" w:eastAsia="en-GB"/>
+          <w14:ligatures w14:val="none"/>
+        </w:rPr>
+        <w:t>Manipulación de tela di</w:t>
+      </w:r>
+      <w:r>
+        <w:rPr>
+          <w:rFonts w:ascii="Times New Roman" w:eastAsia="Times New Roman" w:hAnsi="Times New Roman" w:cs="Times New Roman"/>
+          <w:b/>
+          <w:bCs/>
+          <w:kern w:val="0"/>
+          <w:sz w:val="27"/>
+          <w:szCs w:val="27"/>
+          <w:lang w:val="es-ES" w:eastAsia="en-GB"/>
+          <w14:ligatures w14:val="none"/>
+        </w:rPr>
+        <w:t>námica considerando un cambio en el material</w:t>
+      </w:r>
+    </w:p>
+    <w:p>
+      <w:pPr>
+        <w:spacing w:before="100" w:beforeAutospacing="1" w:after="100" w:afterAutospacing="1" w:line="240" w:lineRule="auto"/>
+        <w:ind w:left="360"/>
+        <w:rPr>
+          <w:rFonts w:ascii="Times New Roman" w:eastAsia="Times New Roman" w:hAnsi="Times New Roman" w:cs="Times New Roman"/>
+          <w:kern w:val="0"/>
+          <w:lang w:val="es-ES" w:eastAsia="en-GB"/>
+          <w14:ligatures w14:val="none"/>
+        </w:rPr>
+      </w:pPr>
+      <w:r>
+        <w:rPr>
+          <w:rFonts w:ascii="Times New Roman" w:eastAsia="Times New Roman" w:hAnsi="Times New Roman" w:cs="Times New Roman"/>
+          <w:kern w:val="0"/>
+          <w:lang w:val="es-ES" w:eastAsia="en-GB"/>
+          <w14:ligatures w14:val="none"/>
+        </w:rPr>
+        <w:t>Este apartado aborda cómo los robots pueden manipular materiales flexibles, como telas, mientras consideran cambios en sus propiedades físicas (por ejemplo, la flexibilidad de la tela). Utiliza un enfoque que implica un control preciso del robot para adaptarse a las variaciones en el material, optimizando la manipulación de objetos mientras cambian sus características.</w:t>
+      </w:r>
+    </w:p>
+    <w:p>
+      <w:pPr>
+        <w:spacing w:before="100" w:beforeAutospacing="1" w:after="100" w:afterAutospacing="1" w:line="240" w:lineRule="auto"/>
+        <w:ind w:left="360"/>
+        <w:jc w:val="center"/>
+        <w:rPr>
+          <w:rFonts w:ascii="Times New Roman" w:eastAsia="Times New Roman" w:hAnsi="Times New Roman" w:cs="Times New Roman"/>
+          <w:kern w:val="0"/>
+          <w:lang w:val="es-ES" w:eastAsia="en-GB"/>
+          <w14:ligatures w14:val="none"/>
+        </w:rPr>
+      </w:pPr>
+      <w:r>
+        <w:rPr>
+          <w:rFonts w:ascii="Times New Roman" w:eastAsia="Times New Roman" w:hAnsi="Times New Roman" w:cs="Times New Roman"/>
+          <w:noProof/>
+          <w:kern w:val="0"/>
+          <w:lang w:val="es-ES" w:eastAsia="en-GB"/>
+          <w14:ligatures w14:val="none"/>
+        </w:rPr>
+        <w:drawing>
+          <wp:inline distT="0" distB="0" distL="0" distR="0" wp14:anchorId="68E74C01" wp14:editId="720DBC46">
+            <wp:extent cx="4151318" cy="2979420"/>
+            <wp:effectExtent l="0" t="0" r="1905" b="0"/>
+            <wp:docPr id="70884426" name="Imagen 1"/>
+            <wp:cNvGraphicFramePr>
+              <a:graphicFrameLocks xmlns:a="http://schemas.openxmlformats.org/drawingml/2006/main" noChangeAspect="1"/>
+            </wp:cNvGraphicFramePr>
+            <a:graphic xmlns:a="http://schemas.openxmlformats.org/drawingml/2006/main">
+              <a:graphicData uri="http://schemas.openxmlformats.org/drawingml/2006/picture">
+                <pic:pic xmlns:pic="http://schemas.openxmlformats.org/drawingml/2006/picture">
+                  <pic:nvPicPr>
+                    <pic:cNvPr id="70884426" name=""/>
+                    <pic:cNvPicPr/>
+                  </pic:nvPicPr>
+                  <pic:blipFill>
+                    <a:blip r:embed="rId17"/>
+                    <a:stretch>
+                      <a:fillRect/>
+                    </a:stretch>
+                  </pic:blipFill>
+                  <pic:spPr>
+                    <a:xfrm>
+                      <a:off x="0" y="0"/>
+                      <a:ext cx="4151318" cy="2979420"/>
+                    </a:xfrm>
+                    <a:prstGeom prst="rect">
+                      <a:avLst/>
+                    </a:prstGeom>
+                  </pic:spPr>
+                </pic:pic>
+              </a:graphicData>
+            </a:graphic>
+          </wp:inline>
+        </w:drawing>
+      </w:r>
+    </w:p>
+    <w:p>
+      <w:pPr>
+        <w:jc w:val="center"/>
+        <w:rPr>
+          <w:rFonts w:ascii="Times New Roman" w:hAnsi="Times New Roman" w:cs="Times New Roman"/>
+          <w:lang w:val="es-ES"/>
+        </w:rPr>
+      </w:pPr>
+      <w:r>
+        <w:rPr>
+          <w:rFonts w:ascii="Times New Roman" w:hAnsi="Times New Roman" w:cs="Times New Roman"/>
+          <w:lang w:val="es-ES"/>
+        </w:rPr>
+        <w:t xml:space="preserve">Figura </w:t>
+      </w:r>
+      <w:r>
+        <w:rPr>
+          <w:rFonts w:ascii="Times New Roman" w:hAnsi="Times New Roman" w:cs="Times New Roman"/>
+          <w:lang w:val="es-ES"/>
+        </w:rPr>
+        <w:t>7. Manipulación de ropa considerando un cambio material</w:t>
+      </w:r>
+    </w:p>
+    <w:p>
+      <w:pPr>
+        <w:jc w:val="center"/>
+        <w:rPr>
+          <w:rFonts w:ascii="Times New Roman" w:hAnsi="Times New Roman" w:cs="Times New Roman"/>
+          <w:lang w:val="es-ES"/>
+        </w:rPr>
+      </w:pPr>
+      <w:r>
+        <w:rPr>
+          <w:rFonts w:ascii="Times New Roman" w:hAnsi="Times New Roman" w:cs="Times New Roman"/>
+          <w:noProof/>
+          <w:lang w:val="es-ES"/>
+        </w:rPr>
+        <w:drawing>
+          <wp:inline distT="0" distB="0" distL="0" distR="0" wp14:anchorId="1B7FAF49" wp14:editId="60943023">
+            <wp:extent cx="5029902" cy="1371791"/>
+            <wp:effectExtent l="0" t="0" r="0" b="0"/>
+            <wp:docPr id="1855200936" name="Imagen 1" descr="Imagen que contiene interior, gato, cuarto, tabla&#10;&#10;El contenido generado por IA puede ser incorrecto."/>
+            <wp:cNvGraphicFramePr>
+              <a:graphicFrameLocks xmlns:a="http://schemas.openxmlformats.org/drawingml/2006/main" noChangeAspect="1"/>
+            </wp:cNvGraphicFramePr>
+            <a:graphic xmlns:a="http://schemas.openxmlformats.org/drawingml/2006/main">
+              <a:graphicData uri="http://schemas.openxmlformats.org/drawingml/2006/picture">
+                <pic:pic xmlns:pic="http://schemas.openxmlformats.org/drawingml/2006/picture">
+                  <pic:nvPicPr>
+                    <pic:cNvPr id="1855200936" name="Imagen 1" descr="Imagen que contiene interior, gato, cuarto, tabla&#10;&#10;El contenido generado por IA puede ser incorrecto."/>
+                    <pic:cNvPicPr/>
+                  </pic:nvPicPr>
+                  <pic:blipFill>
+                    <a:blip r:embed="rId18"/>
+                    <a:stretch>
+                      <a:fillRect/>
+                    </a:stretch>
+                  </pic:blipFill>
+                  <pic:spPr>
+                    <a:xfrm>
+                      <a:off x="0" y="0"/>
+                      <a:ext cx="5029902" cy="1371791"/>
+                    </a:xfrm>
+                    <a:prstGeom prst="rect">
+                      <a:avLst/>
+                    </a:prstGeom>
+                  </pic:spPr>
+                </pic:pic>
+              </a:graphicData>
+            </a:graphic>
+          </wp:inline>
+        </w:drawing>
+      </w:r>
+    </w:p>
+    <w:p>
+      <w:pPr>
+        <w:jc w:val="center"/>
+        <w:rPr>
+          <w:rFonts w:ascii="Times New Roman" w:hAnsi="Times New Roman" w:cs="Times New Roman"/>
+          <w:lang w:val="es-ES"/>
+        </w:rPr>
+      </w:pPr>
+      <w:r>
+        <w:rPr>
+          <w:rFonts w:ascii="Times New Roman" w:hAnsi="Times New Roman" w:cs="Times New Roman"/>
+          <w:lang w:val="es-ES"/>
+        </w:rPr>
+        <w:t xml:space="preserve">Figura </w:t>
+      </w:r>
+      <w:r>
+        <w:rPr>
+          <w:rFonts w:ascii="Times New Roman" w:hAnsi="Times New Roman" w:cs="Times New Roman"/>
+          <w:lang w:val="es-ES"/>
+        </w:rPr>
+        <w:t>8. Manipulación de tela.</w:t>
+      </w:r>
+    </w:p>
+    <w:p>
+      <w:pPr>
+        <w:jc w:val="center"/>
+        <w:rPr>
+          <w:rFonts w:ascii="Times New Roman" w:hAnsi="Times New Roman" w:cs="Times New Roman"/>
+          <w:lang w:val="es-ES"/>
+        </w:rPr>
+      </w:pPr>
+    </w:p>
+    <w:p>
+      <w:pPr>
+        <w:spacing w:before="100" w:beforeAutospacing="1" w:after="100" w:afterAutospacing="1" w:line="240" w:lineRule="auto"/>
+        <w:ind w:left="360"/>
+        <w:rPr>
+          <w:rFonts w:ascii="Times New Roman" w:eastAsia="Times New Roman" w:hAnsi="Times New Roman" w:cs="Times New Roman"/>
+          <w:kern w:val="0"/>
+          <w:lang w:val="es-ES" w:eastAsia="en-GB"/>
+          <w14:ligatures w14:val="none"/>
+        </w:rPr>
+      </w:pPr>
+      <w:r>
+        <w:rPr>
+          <w:rFonts w:ascii="Times New Roman" w:eastAsia="Times New Roman" w:hAnsi="Times New Roman" w:cs="Times New Roman"/>
+          <w:kern w:val="0"/>
+          <w:lang w:val="es-ES" w:eastAsia="en-GB"/>
+          <w14:ligatures w14:val="none"/>
+        </w:rPr>
+        <w:t>La figura</w:t>
+      </w:r>
+      <w:r>
+        <w:rPr>
+          <w:rFonts w:ascii="Times New Roman" w:eastAsia="Times New Roman" w:hAnsi="Times New Roman" w:cs="Times New Roman"/>
+          <w:kern w:val="0"/>
+          <w:lang w:val="es-ES" w:eastAsia="en-GB"/>
+          <w14:ligatures w14:val="none"/>
+        </w:rPr>
+        <w:t xml:space="preserve"> 8</w:t>
+      </w:r>
+      <w:r>
+        <w:rPr>
+          <w:rFonts w:ascii="Times New Roman" w:eastAsia="Times New Roman" w:hAnsi="Times New Roman" w:cs="Times New Roman"/>
+          <w:kern w:val="0"/>
+          <w:lang w:val="es-ES" w:eastAsia="en-GB"/>
+          <w14:ligatures w14:val="none"/>
+        </w:rPr>
+        <w:t xml:space="preserve"> ilustra el uso de un modelo predictivo de manipulación de tela con un cambio de material, mostrando cómo el robot ajusta su comportamiento al interactuar con materiales flexibles. En el gráfico se ve cómo el modelo predice los movimientos de la tela en diferentes condiciones.</w:t>
+      </w:r>
+    </w:p>
+    <w:p>
+      <w:pPr>
+        <w:ind w:left="360"/>
+        <w:rPr>
+          <w:rFonts w:ascii="Times New Roman" w:hAnsi="Times New Roman" w:cs="Times New Roman"/>
+          <w:b/>
+          <w:bCs/>
+          <w:lang w:val="es-ES"/>
+        </w:rPr>
+      </w:pPr>
+    </w:p>
+    <w:p>
+      <w:pPr>
+        <w:ind w:left="360"/>
+        <w:rPr>
+          <w:rFonts w:ascii="Times New Roman" w:hAnsi="Times New Roman" w:cs="Times New Roman"/>
+          <w:b/>
+          <w:bCs/>
+          <w:lang w:val="es-ES"/>
+        </w:rPr>
+      </w:pPr>
+    </w:p>
+    <w:p>
+      <w:pPr>
+        <w:pStyle w:val="Prrafodelista"/>
+        <w:numPr>
+          <w:ilvl w:val="0"/>
+          <w:numId w:val="8"/>
+        </w:numPr>
+        <w:rPr>
+          <w:rFonts w:ascii="Times New Roman" w:hAnsi="Times New Roman" w:cs="Times New Roman"/>
+          <w:b/>
+          <w:bCs/>
+          <w:lang w:val="es-ES"/>
+        </w:rPr>
+      </w:pPr>
+      <w:r>
+        <w:rPr>
+          <w:rFonts w:ascii="Times New Roman" w:hAnsi="Times New Roman" w:cs="Times New Roman"/>
+          <w:b/>
+          <w:bCs/>
+          <w:lang w:val="es-ES"/>
+        </w:rPr>
+        <w:t xml:space="preserve">Discusiones y limitaciones </w:t>
+      </w:r>
+    </w:p>
+    <w:p>
+      <w:pPr>
+        <w:rPr>
+          <w:rFonts w:ascii="Times New Roman" w:eastAsia="Times New Roman" w:hAnsi="Times New Roman" w:cs="Times New Roman"/>
+          <w:kern w:val="0"/>
+          <w:lang w:val="es-ES" w:eastAsia="en-GB"/>
+          <w14:ligatures w14:val="none"/>
+        </w:rPr>
+      </w:pPr>
+      <w:r>
+        <w:rPr>
+          <w:rFonts w:ascii="Times New Roman" w:eastAsia="Times New Roman" w:hAnsi="Times New Roman" w:cs="Times New Roman"/>
+          <w:kern w:val="0"/>
+          <w:lang w:val="es-ES" w:eastAsia="en-GB"/>
+          <w14:ligatures w14:val="none"/>
+        </w:rPr>
+        <w:t>En este estudio, se demostró que el modelo predictivo profundo con sesgo paramétrico (DPMPB) tiene la capacidad de aprender un modelo dinámico para diferentes tipos de robots, desde un modelo de retroalimentación visual de un cuerpo de baja rigidez hasta un modelo de manipulación dinámica de objetos flexibles como un robot de mano. El DPMPB no solo es capaz de modelar la dinámica interna del cuerpo del robot, sino también las relaciones entre el robot, las herramientas, los objetos y el entorno, lo que es crucial para una amplia variedad de tareas robóticas.</w:t>
+      </w:r>
+    </w:p>
+    <w:p>
+      <w:pPr>
+        <w:rPr>
+          <w:rFonts w:ascii="Times New Roman" w:eastAsia="Times New Roman" w:hAnsi="Times New Roman" w:cs="Times New Roman"/>
+          <w:kern w:val="0"/>
+          <w:lang w:val="es-ES" w:eastAsia="en-GB"/>
+          <w14:ligatures w14:val="none"/>
+        </w:rPr>
+      </w:pPr>
+      <w:r>
+        <w:rPr>
+          <w:rFonts w:ascii="Times New Roman" w:eastAsia="Times New Roman" w:hAnsi="Times New Roman" w:cs="Times New Roman"/>
+          <w:kern w:val="0"/>
+          <w:lang w:val="es-ES" w:eastAsia="en-GB"/>
+          <w14:ligatures w14:val="none"/>
+        </w:rPr>
+        <w:t>El uso de la Red Predictiva Paramétrica (PB) permite integrar las diferencias en la dinámica de objetos agarrados, configuraciones del robot, materiales de ropa y otros factores, permitiendo que el modelo se adapte y se actualice para que la predicción del estado del robot coincida con el estado actual. Este enfoque permite al robot reconocer objetos y situaciones que no se utilizaron en el entrenamiento, mostrando que el modelo puede generalizar dinámicas complejas.</w:t>
+      </w:r>
+    </w:p>
+    <w:p>
+      <w:pPr>
+        <w:rPr>
+          <w:rFonts w:ascii="Times New Roman" w:eastAsia="Times New Roman" w:hAnsi="Times New Roman" w:cs="Times New Roman"/>
+          <w:kern w:val="0"/>
+          <w:lang w:val="es-ES" w:eastAsia="en-GB"/>
+          <w14:ligatures w14:val="none"/>
+        </w:rPr>
+      </w:pPr>
+      <w:r>
+        <w:rPr>
+          <w:rFonts w:ascii="Times New Roman" w:eastAsia="Times New Roman" w:hAnsi="Times New Roman" w:cs="Times New Roman"/>
+          <w:kern w:val="0"/>
+          <w:lang w:val="es-ES" w:eastAsia="en-GB"/>
+          <w14:ligatures w14:val="none"/>
+        </w:rPr>
+        <w:t>Como aplicación práctica, el DPMPB fue utilizado para controlar de manera estable el movimiento de un robot de ruedas para minimizar la variación en el control, adaptándose no solo al estado actual del robot, sino también al estilo de movimiento, lo que permite al robot ajustarse dinámicamente a cambios en su entorno o comportamiento. Esto se logra al actualizar la PB durante el aprendizaje de imitación, lo que permite que el robot controle su movimiento de manera más precisa.</w:t>
+      </w:r>
+    </w:p>
+    <w:p>
+      <w:pPr>
+        <w:rPr>
+          <w:rFonts w:ascii="Times New Roman" w:eastAsia="Times New Roman" w:hAnsi="Times New Roman" w:cs="Times New Roman"/>
+          <w:b/>
+          <w:bCs/>
+          <w:kern w:val="0"/>
+          <w:lang w:val="es-ES" w:eastAsia="en-GB"/>
+          <w14:ligatures w14:val="none"/>
+        </w:rPr>
+      </w:pPr>
+      <w:r>
+        <w:rPr>
+          <w:rFonts w:ascii="Times New Roman" w:eastAsia="Times New Roman" w:hAnsi="Times New Roman" w:cs="Times New Roman"/>
+          <w:b/>
+          <w:bCs/>
+          <w:kern w:val="0"/>
+          <w:lang w:val="es-ES" w:eastAsia="en-GB"/>
+          <w14:ligatures w14:val="none"/>
+        </w:rPr>
+        <w:t>Limitaciones</w:t>
+      </w:r>
+    </w:p>
+    <w:p>
+      <w:pPr>
+        <w:rPr>
+          <w:rFonts w:ascii="Times New Roman" w:eastAsia="Times New Roman" w:hAnsi="Times New Roman" w:cs="Times New Roman"/>
+          <w:kern w:val="0"/>
+          <w:lang w:val="es-ES" w:eastAsia="en-GB"/>
+          <w14:ligatures w14:val="none"/>
+        </w:rPr>
+      </w:pPr>
+      <w:r>
+        <w:rPr>
+          <w:rFonts w:ascii="Times New Roman" w:eastAsia="Times New Roman" w:hAnsi="Times New Roman" w:cs="Times New Roman"/>
+          <w:kern w:val="0"/>
+          <w:lang w:val="es-ES" w:eastAsia="en-GB"/>
+          <w14:ligatures w14:val="none"/>
+        </w:rPr>
+        <w:t>Sin embargo, existen tres limitaciones principales en este estudio que deben ser consideradas:</w:t>
+      </w:r>
+    </w:p>
+    <w:p>
+      <w:pPr>
+        <w:numPr>
+          <w:ilvl w:val="0"/>
+          <w:numId w:val="20"/>
+        </w:numPr>
+        <w:rPr>
+          <w:rFonts w:ascii="Times New Roman" w:eastAsia="Times New Roman" w:hAnsi="Times New Roman" w:cs="Times New Roman"/>
+          <w:kern w:val="0"/>
+          <w:lang w:val="es-ES" w:eastAsia="en-GB"/>
+          <w14:ligatures w14:val="none"/>
+        </w:rPr>
+      </w:pPr>
+      <w:r>
+        <w:rPr>
+          <w:rFonts w:ascii="Times New Roman" w:eastAsia="Times New Roman" w:hAnsi="Times New Roman" w:cs="Times New Roman"/>
+          <w:b/>
+          <w:bCs/>
+          <w:kern w:val="0"/>
+          <w:lang w:val="es-ES" w:eastAsia="en-GB"/>
+          <w14:ligatures w14:val="none"/>
+        </w:rPr>
+        <w:t>Período de Control Limitado</w:t>
+      </w:r>
+      <w:r>
+        <w:rPr>
+          <w:rFonts w:ascii="Times New Roman" w:eastAsia="Times New Roman" w:hAnsi="Times New Roman" w:cs="Times New Roman"/>
+          <w:kern w:val="0"/>
+          <w:lang w:val="es-ES" w:eastAsia="en-GB"/>
+          <w14:ligatures w14:val="none"/>
+        </w:rPr>
+        <w:t xml:space="preserve">: El principal desafío radica en que el período de control no se puede aumentar. En los experimentos realizados con el modelo STM, el período básico de control es de 5 Hz, lo que no es suficiente para tareas que requieren una respuesta más rápida. La razón de esta limitación radica en que el proceso de optimización utilizando </w:t>
+      </w:r>
+      <w:proofErr w:type="spellStart"/>
+      <w:r>
+        <w:rPr>
+          <w:rFonts w:ascii="Times New Roman" w:eastAsia="Times New Roman" w:hAnsi="Times New Roman" w:cs="Times New Roman"/>
+          <w:kern w:val="0"/>
+          <w:lang w:val="es-ES" w:eastAsia="en-GB"/>
+          <w14:ligatures w14:val="none"/>
+        </w:rPr>
+        <w:t>retropropagación</w:t>
+      </w:r>
+      <w:proofErr w:type="spellEnd"/>
+      <w:r>
+        <w:rPr>
+          <w:rFonts w:ascii="Times New Roman" w:eastAsia="Times New Roman" w:hAnsi="Times New Roman" w:cs="Times New Roman"/>
+          <w:kern w:val="0"/>
+          <w:lang w:val="es-ES" w:eastAsia="en-GB"/>
+          <w14:ligatures w14:val="none"/>
+        </w:rPr>
+        <w:t xml:space="preserve"> iterativa y métodos de descenso de gradiente lleva tiempo. Aunque se puede incrementar el período de control para el modelo CTM, la optimización en STM requiere más tiempo debido a que el control debe ser calculado mediante propagación hacia atrás.</w:t>
+      </w:r>
+    </w:p>
+    <w:p>
+      <w:pPr>
+        <w:numPr>
+          <w:ilvl w:val="0"/>
+          <w:numId w:val="20"/>
+        </w:numPr>
+        <w:rPr>
+          <w:rFonts w:ascii="Times New Roman" w:eastAsia="Times New Roman" w:hAnsi="Times New Roman" w:cs="Times New Roman"/>
+          <w:kern w:val="0"/>
+          <w:lang w:val="es-ES" w:eastAsia="en-GB"/>
+          <w14:ligatures w14:val="none"/>
+        </w:rPr>
+      </w:pPr>
+      <w:r>
+        <w:rPr>
+          <w:rFonts w:ascii="Times New Roman" w:eastAsia="Times New Roman" w:hAnsi="Times New Roman" w:cs="Times New Roman"/>
+          <w:b/>
+          <w:bCs/>
+          <w:kern w:val="0"/>
+          <w:lang w:val="es-ES" w:eastAsia="en-GB"/>
+          <w14:ligatures w14:val="none"/>
+        </w:rPr>
+        <w:t>Restricciones en las Tareas Controladas</w:t>
+      </w:r>
+      <w:r>
+        <w:rPr>
+          <w:rFonts w:ascii="Times New Roman" w:eastAsia="Times New Roman" w:hAnsi="Times New Roman" w:cs="Times New Roman"/>
+          <w:kern w:val="0"/>
+          <w:lang w:val="es-ES" w:eastAsia="en-GB"/>
+          <w14:ligatures w14:val="none"/>
+        </w:rPr>
+        <w:t>: Las tareas en este estudio fueron exitosas dentro del rango que puede ser expresado mediante la función de pérdida. No obstante, es difícil aplicar este método a tareas más complejas donde las funciones de pérdida son más difíciles de describir y de ajustar por humanos. El DPMPB necesita modificaciones para poder manejar más variables de entrada y salida abstractas, lo que ampliaría su aplicabilidad a un mayor rango de tareas.</w:t>
+      </w:r>
+    </w:p>
+    <w:p>
+      <w:pPr>
+        <w:numPr>
+          <w:ilvl w:val="0"/>
+          <w:numId w:val="20"/>
+        </w:numPr>
+        <w:rPr>
+          <w:rFonts w:ascii="Times New Roman" w:eastAsia="Times New Roman" w:hAnsi="Times New Roman" w:cs="Times New Roman"/>
+          <w:kern w:val="0"/>
+          <w:lang w:val="es-ES" w:eastAsia="en-GB"/>
+          <w14:ligatures w14:val="none"/>
+        </w:rPr>
+      </w:pPr>
+      <w:r>
+        <w:rPr>
+          <w:rFonts w:ascii="Times New Roman" w:eastAsia="Times New Roman" w:hAnsi="Times New Roman" w:cs="Times New Roman"/>
+          <w:b/>
+          <w:bCs/>
+          <w:kern w:val="0"/>
+          <w:lang w:val="es-ES" w:eastAsia="en-GB"/>
+          <w14:ligatures w14:val="none"/>
+        </w:rPr>
+        <w:lastRenderedPageBreak/>
+        <w:t>Espacio de Estado y Recolección de Datos</w:t>
+      </w:r>
+      <w:r>
+        <w:rPr>
+          <w:rFonts w:ascii="Times New Roman" w:eastAsia="Times New Roman" w:hAnsi="Times New Roman" w:cs="Times New Roman"/>
+          <w:kern w:val="0"/>
+          <w:lang w:val="es-ES" w:eastAsia="en-GB"/>
+          <w14:ligatures w14:val="none"/>
+        </w:rPr>
+        <w:t>: En cuanto al tamaño del espacio de estado/control y la recolección de datos, el estudio se centró en entrenar dinámicas cercanas al cuerpo del robot y de fácil manejo. Sin embargo, esto no es adecuado para planificadores de movimiento que trabajen con estados discretos o configuraciones de tarea con grandes dimensiones de entradas de control y estados sensoriales. Además, las tareas como el control de balance y la caminata requieren una mayor recolección de datos en condiciones del mundo real.</w:t>
+      </w:r>
+    </w:p>
+    <w:p>
+      <w:pPr>
+        <w:rPr>
+          <w:rFonts w:ascii="Times New Roman" w:eastAsia="Times New Roman" w:hAnsi="Times New Roman" w:cs="Times New Roman"/>
+          <w:kern w:val="0"/>
+          <w:lang w:val="es-ES" w:eastAsia="en-GB"/>
+          <w14:ligatures w14:val="none"/>
+        </w:rPr>
+      </w:pPr>
+      <w:r>
+        <w:rPr>
+          <w:rFonts w:ascii="Times New Roman" w:eastAsia="Times New Roman" w:hAnsi="Times New Roman" w:cs="Times New Roman"/>
+          <w:kern w:val="0"/>
+          <w:lang w:val="es-ES" w:eastAsia="en-GB"/>
+          <w14:ligatures w14:val="none"/>
+        </w:rPr>
+        <w:t xml:space="preserve">Se sugiere </w:t>
+      </w:r>
+      <w:proofErr w:type="gramStart"/>
+      <w:r>
+        <w:rPr>
+          <w:rFonts w:ascii="Times New Roman" w:eastAsia="Times New Roman" w:hAnsi="Times New Roman" w:cs="Times New Roman"/>
+          <w:kern w:val="0"/>
+          <w:lang w:val="es-ES" w:eastAsia="en-GB"/>
+          <w14:ligatures w14:val="none"/>
+        </w:rPr>
+        <w:t>que</w:t>
+      </w:r>
+      <w:proofErr w:type="gramEnd"/>
+      <w:r>
+        <w:rPr>
+          <w:rFonts w:ascii="Times New Roman" w:eastAsia="Times New Roman" w:hAnsi="Times New Roman" w:cs="Times New Roman"/>
+          <w:kern w:val="0"/>
+          <w:lang w:val="es-ES" w:eastAsia="en-GB"/>
+          <w14:ligatures w14:val="none"/>
+        </w:rPr>
+        <w:t xml:space="preserve"> para superar estas limitaciones, sería necesario mejorar la recolección de datos, la definición de primitivas, y optimizar el método de actualización de datos en tiempo real, permitiendo al robot realizar tareas continuas de manera más eficiente y en entornos más complejos.</w:t>
+      </w:r>
+    </w:p>
+    <w:p>
+      <w:pPr>
+        <w:jc w:val="center"/>
+        <w:rPr>
+          <w:rFonts w:ascii="Times New Roman" w:hAnsi="Times New Roman" w:cs="Times New Roman"/>
+          <w:lang w:val="es-ES"/>
+        </w:rPr>
+      </w:pPr>
+      <w:r>
+        <w:rPr>
+          <w:rFonts w:ascii="Times New Roman" w:hAnsi="Times New Roman" w:cs="Times New Roman"/>
+          <w:lang w:val="es-ES"/>
+        </w:rPr>
+        <w:drawing>
+          <wp:inline distT="0" distB="0" distL="0" distR="0" wp14:anchorId="1AAE212F" wp14:editId="1D9E1293">
+            <wp:extent cx="3200400" cy="4144634"/>
+            <wp:effectExtent l="0" t="0" r="0" b="8890"/>
+            <wp:docPr id="1144750159" name="Imagen 1" descr="Imagen que contiene Calendario&#10;&#10;El contenido generado por IA puede ser incorrecto."/>
+            <wp:cNvGraphicFramePr>
+              <a:graphicFrameLocks xmlns:a="http://schemas.openxmlformats.org/drawingml/2006/main" noChangeAspect="1"/>
+            </wp:cNvGraphicFramePr>
+            <a:graphic xmlns:a="http://schemas.openxmlformats.org/drawingml/2006/main">
+              <a:graphicData uri="http://schemas.openxmlformats.org/drawingml/2006/picture">
+                <pic:pic xmlns:pic="http://schemas.openxmlformats.org/drawingml/2006/picture">
+                  <pic:nvPicPr>
+                    <pic:cNvPr id="1144750159" name="Imagen 1" descr="Imagen que contiene Calendario&#10;&#10;El contenido generado por IA puede ser incorrecto."/>
+                    <pic:cNvPicPr/>
+                  </pic:nvPicPr>
+                  <pic:blipFill>
+                    <a:blip r:embed="rId19"/>
+                    <a:stretch>
+                      <a:fillRect/>
+                    </a:stretch>
+                  </pic:blipFill>
+                  <pic:spPr>
+                    <a:xfrm>
+                      <a:off x="0" y="0"/>
+                      <a:ext cx="3237651" cy="4192875"/>
+                    </a:xfrm>
+                    <a:prstGeom prst="rect">
+                      <a:avLst/>
+                    </a:prstGeom>
+                  </pic:spPr>
+                </pic:pic>
+              </a:graphicData>
+            </a:graphic>
+          </wp:inline>
+        </w:drawing>
+      </w:r>
+    </w:p>
+    <w:p>
+      <w:pPr>
+        <w:jc w:val="center"/>
+        <w:rPr>
+          <w:rFonts w:ascii="Times New Roman" w:hAnsi="Times New Roman" w:cs="Times New Roman"/>
+          <w:lang w:val="es-ES"/>
+        </w:rPr>
+      </w:pPr>
+      <w:r>
+        <w:rPr>
+          <w:rFonts w:ascii="Times New Roman" w:hAnsi="Times New Roman" w:cs="Times New Roman"/>
+          <w:lang w:val="es-ES"/>
+        </w:rPr>
+        <w:t xml:space="preserve">Figura </w:t>
+      </w:r>
+      <w:r>
+        <w:rPr>
+          <w:rFonts w:ascii="Times New Roman" w:hAnsi="Times New Roman" w:cs="Times New Roman"/>
+          <w:lang w:val="es-ES"/>
+        </w:rPr>
+        <w:t>9</w:t>
+      </w:r>
+      <w:r>
+        <w:rPr>
+          <w:rFonts w:ascii="Times New Roman" w:hAnsi="Times New Roman" w:cs="Times New Roman"/>
+          <w:lang w:val="es-ES"/>
+        </w:rPr>
+        <w:t xml:space="preserve">. </w:t>
+      </w:r>
+      <w:r>
+        <w:rPr>
+          <w:rFonts w:ascii="Times New Roman" w:hAnsi="Times New Roman" w:cs="Times New Roman"/>
+          <w:lang w:val="es-ES"/>
+        </w:rPr>
+        <w:t>Experimentación sobre el control de balance de un humanoide musculoesquelético considerando un cambio de zapatos.</w:t>
+      </w:r>
+    </w:p>
+    <w:p>
+      <w:pPr>
+        <w:rPr>
+          <w:rFonts w:ascii="Times New Roman" w:hAnsi="Times New Roman" w:cs="Times New Roman"/>
+          <w:b/>
+          <w:bCs/>
+          <w:lang w:val="es-ES"/>
+        </w:rPr>
+      </w:pPr>
+    </w:p>
+    <w:p>
+      <w:pPr>
+        <w:pStyle w:val="Prrafodelista"/>
+        <w:numPr>
+          <w:ilvl w:val="0"/>
+          <w:numId w:val="8"/>
+        </w:numPr>
         <w:rPr>
           <w:rFonts w:ascii="Times New Roman" w:hAnsi="Times New Roman" w:cs="Times New Roman"/>
           <w:lang w:val="es-ES"/>
@@ -951,107 +4682,16 @@
           <w:rFonts w:ascii="Times New Roman" w:hAnsi="Times New Roman" w:cs="Times New Roman"/>
           <w:lang w:val="es-ES"/>
         </w:rPr>
-        <w:t xml:space="preserve">Este artículo se relaciona directamente con los </w:t>
-      </w:r>
-      <w:r>
-        <w:rPr>
-          <w:rFonts w:ascii="Times New Roman" w:hAnsi="Times New Roman" w:cs="Times New Roman"/>
-          <w:b/>
-          <w:bCs/>
-          <w:lang w:val="es-ES"/>
-        </w:rPr>
-        <w:t>conceptos de control adaptativo</w:t>
-      </w:r>
-      <w:r>
-        <w:rPr>
-          <w:rFonts w:ascii="Times New Roman" w:hAnsi="Times New Roman" w:cs="Times New Roman"/>
-          <w:lang w:val="es-ES"/>
-        </w:rPr>
-        <w:t xml:space="preserve"> y </w:t>
-      </w:r>
-      <w:r>
-        <w:rPr>
-          <w:rFonts w:ascii="Times New Roman" w:hAnsi="Times New Roman" w:cs="Times New Roman"/>
-          <w:b/>
-          <w:bCs/>
-          <w:lang w:val="es-ES"/>
-        </w:rPr>
-        <w:t>aprendizaje autónomo</w:t>
-      </w:r>
-      <w:r>
-        <w:rPr>
-          <w:rFonts w:ascii="Times New Roman" w:hAnsi="Times New Roman" w:cs="Times New Roman"/>
-          <w:lang w:val="es-ES"/>
-        </w:rPr>
-        <w:t xml:space="preserve"> tratados en RVCv2. El </w:t>
-      </w:r>
-      <w:r>
-        <w:rPr>
-          <w:rFonts w:ascii="Times New Roman" w:hAnsi="Times New Roman" w:cs="Times New Roman"/>
-          <w:b/>
-          <w:bCs/>
-          <w:lang w:val="es-ES"/>
-        </w:rPr>
-        <w:t>sesgo paramétrico</w:t>
-      </w:r>
-      <w:r>
-        <w:rPr>
-          <w:rFonts w:ascii="Times New Roman" w:hAnsi="Times New Roman" w:cs="Times New Roman"/>
-          <w:lang w:val="es-ES"/>
-        </w:rPr>
-        <w:t xml:space="preserve"> propuesto es una forma de </w:t>
-      </w:r>
-      <w:r>
-        <w:rPr>
-          <w:rFonts w:ascii="Times New Roman" w:hAnsi="Times New Roman" w:cs="Times New Roman"/>
-          <w:b/>
-          <w:bCs/>
-          <w:lang w:val="es-ES"/>
-        </w:rPr>
-        <w:t>ajustar el comportamiento del robot</w:t>
-      </w:r>
-      <w:r>
-        <w:rPr>
-          <w:rFonts w:ascii="Times New Roman" w:hAnsi="Times New Roman" w:cs="Times New Roman"/>
-          <w:lang w:val="es-ES"/>
-        </w:rPr>
-        <w:t xml:space="preserve"> para adaptarse mejor a condiciones cambiantes, algo que se aborda en los temas de </w:t>
-      </w:r>
-      <w:r>
-        <w:rPr>
-          <w:rFonts w:ascii="Times New Roman" w:hAnsi="Times New Roman" w:cs="Times New Roman"/>
-          <w:b/>
-          <w:bCs/>
-          <w:lang w:val="es-ES"/>
-        </w:rPr>
-        <w:t>control reactivo</w:t>
-      </w:r>
-      <w:r>
-        <w:rPr>
-          <w:rFonts w:ascii="Times New Roman" w:hAnsi="Times New Roman" w:cs="Times New Roman"/>
-          <w:lang w:val="es-ES"/>
-        </w:rPr>
-        <w:t xml:space="preserve"> y </w:t>
-      </w:r>
-      <w:r>
-        <w:rPr>
-          <w:rFonts w:ascii="Times New Roman" w:hAnsi="Times New Roman" w:cs="Times New Roman"/>
-          <w:b/>
-          <w:bCs/>
-          <w:lang w:val="es-ES"/>
-        </w:rPr>
-        <w:t>aprendizaje de control</w:t>
-      </w:r>
-      <w:r>
-        <w:rPr>
-          <w:rFonts w:ascii="Times New Roman" w:hAnsi="Times New Roman" w:cs="Times New Roman"/>
-          <w:lang w:val="es-ES"/>
-        </w:rPr>
-        <w:t xml:space="preserve"> en el libro.</w:t>
-      </w:r>
-    </w:p>
-    <w:p>
-      <w:pPr>
+        <w:t>Este artículo se relaciona directamente con los conceptos de control adaptativo y aprendizaje autónomo tratados en RVCv2. El sesgo paramétrico propuesto es una forma de ajustar el comportamiento del robot para adaptarse mejor a condiciones cambiantes, algo que se aborda en los temas de control reactivo y aprendizaje de control en el libro.</w:t>
+      </w:r>
+    </w:p>
+    <w:p>
+      <w:pPr>
+        <w:pStyle w:val="Prrafodelista"/>
+        <w:numPr>
+          <w:ilvl w:val="0"/>
+          <w:numId w:val="8"/>
+        </w:numPr>
         <w:rPr>
           <w:rFonts w:ascii="Times New Roman" w:hAnsi="Times New Roman" w:cs="Times New Roman"/>
           <w:lang w:val="es-ES"/>
@@ -1091,175 +4731,232 @@
           <w:rFonts w:ascii="Times New Roman" w:hAnsi="Times New Roman" w:cs="Times New Roman"/>
           <w:lang w:val="es-ES"/>
         </w:rPr>
-        <w:t xml:space="preserve">La capacidad de adaptación a </w:t>
-      </w:r>
-      <w:r>
-        <w:rPr>
-          <w:rFonts w:ascii="Times New Roman" w:hAnsi="Times New Roman" w:cs="Times New Roman"/>
-          <w:b/>
-          <w:bCs/>
-          <w:lang w:val="es-ES"/>
-        </w:rPr>
-        <w:t>cambios temporales</w:t>
-      </w:r>
-      <w:r>
-        <w:rPr>
-          <w:rFonts w:ascii="Times New Roman" w:hAnsi="Times New Roman" w:cs="Times New Roman"/>
-          <w:lang w:val="es-ES"/>
-        </w:rPr>
-        <w:t xml:space="preserve"> y el </w:t>
-      </w:r>
-      <w:r>
-        <w:rPr>
-          <w:rFonts w:ascii="Times New Roman" w:hAnsi="Times New Roman" w:cs="Times New Roman"/>
-          <w:b/>
-          <w:bCs/>
-          <w:lang w:val="es-ES"/>
-        </w:rPr>
-        <w:t>ajuste dinámico de parámetros</w:t>
-      </w:r>
-      <w:r>
-        <w:rPr>
-          <w:rFonts w:ascii="Times New Roman" w:hAnsi="Times New Roman" w:cs="Times New Roman"/>
-          <w:lang w:val="es-ES"/>
-        </w:rPr>
-        <w:t xml:space="preserve"> es crucial para el desarrollo de robots autónomos que puedan operar en </w:t>
-      </w:r>
-      <w:r>
-        <w:rPr>
-          <w:rFonts w:ascii="Times New Roman" w:hAnsi="Times New Roman" w:cs="Times New Roman"/>
-          <w:b/>
-          <w:bCs/>
-          <w:lang w:val="es-ES"/>
-        </w:rPr>
-        <w:t>entornos impredecibles</w:t>
-      </w:r>
-      <w:r>
-        <w:rPr>
-          <w:rFonts w:ascii="Times New Roman" w:hAnsi="Times New Roman" w:cs="Times New Roman"/>
-          <w:lang w:val="es-ES"/>
-        </w:rPr>
-        <w:t xml:space="preserve">. Este enfoque también podría ser útil en el campo de la </w:t>
-      </w:r>
-      <w:r>
-        <w:rPr>
-          <w:rFonts w:ascii="Times New Roman" w:hAnsi="Times New Roman" w:cs="Times New Roman"/>
-          <w:b/>
-          <w:bCs/>
-          <w:lang w:val="es-ES"/>
-        </w:rPr>
-        <w:t>navegación autónoma</w:t>
-      </w:r>
-      <w:r>
-        <w:rPr>
-          <w:rFonts w:ascii="Times New Roman" w:hAnsi="Times New Roman" w:cs="Times New Roman"/>
-          <w:lang w:val="es-ES"/>
-        </w:rPr>
-        <w:t>, donde los robots deben tomar decisiones basadas en la predicción de su entorno, ajustando su comportamiento en tiempo real.</w:t>
-      </w:r>
-    </w:p>
-    <w:p>
-      <w:pPr>
-        <w:rPr>
-          <w:rFonts w:ascii="Times New Roman" w:hAnsi="Times New Roman" w:cs="Times New Roman"/>
-          <w:lang w:val="es-ES"/>
-        </w:rPr>
-      </w:pPr>
-      <w:r>
-        <w:rPr>
-          <w:rFonts w:ascii="Times New Roman" w:hAnsi="Times New Roman" w:cs="Times New Roman"/>
-          <w:b/>
-          <w:bCs/>
-          <w:lang w:val="es-ES"/>
-        </w:rPr>
-        <w:t>Conclusión</w:t>
-      </w:r>
-      <w:r>
-        <w:rPr>
-          <w:rFonts w:ascii="Times New Roman" w:hAnsi="Times New Roman" w:cs="Times New Roman"/>
-          <w:lang w:val="es-ES"/>
-        </w:rPr>
-        <w:t>:</w:t>
-      </w:r>
-      <w:r>
-        <w:rPr>
-          <w:rFonts w:ascii="Times New Roman" w:hAnsi="Times New Roman" w:cs="Times New Roman"/>
-          <w:lang w:val="es-ES"/>
-        </w:rPr>
-        <w:br/>
-        <w:t xml:space="preserve">Este artículo es útil para entender cómo </w:t>
-      </w:r>
-      <w:r>
-        <w:rPr>
-          <w:rFonts w:ascii="Times New Roman" w:hAnsi="Times New Roman" w:cs="Times New Roman"/>
-          <w:b/>
-          <w:bCs/>
-          <w:lang w:val="es-ES"/>
-        </w:rPr>
-        <w:t>la inteligencia artificial</w:t>
-      </w:r>
-      <w:r>
-        <w:rPr>
-          <w:rFonts w:ascii="Times New Roman" w:hAnsi="Times New Roman" w:cs="Times New Roman"/>
-          <w:lang w:val="es-ES"/>
-        </w:rPr>
-        <w:t xml:space="preserve"> y los </w:t>
-      </w:r>
-      <w:r>
-        <w:rPr>
-          <w:rFonts w:ascii="Times New Roman" w:hAnsi="Times New Roman" w:cs="Times New Roman"/>
-          <w:b/>
-          <w:bCs/>
-          <w:lang w:val="es-ES"/>
-        </w:rPr>
-        <w:t>modelos predictivos</w:t>
-      </w:r>
-      <w:r>
-        <w:rPr>
-          <w:rFonts w:ascii="Times New Roman" w:hAnsi="Times New Roman" w:cs="Times New Roman"/>
-          <w:lang w:val="es-ES"/>
-        </w:rPr>
-        <w:t xml:space="preserve"> pueden mejorar la capacidad de adaptación de los robots a entornos cambiantes. Además, ofrece una perspectiva sobre cómo integrar el </w:t>
-      </w:r>
-      <w:r>
-        <w:rPr>
-          <w:rFonts w:ascii="Times New Roman" w:hAnsi="Times New Roman" w:cs="Times New Roman"/>
-          <w:b/>
-          <w:bCs/>
-          <w:lang w:val="es-ES"/>
-        </w:rPr>
-        <w:t>aprendizaje profundo</w:t>
-      </w:r>
-      <w:r>
-        <w:rPr>
-          <w:rFonts w:ascii="Times New Roman" w:hAnsi="Times New Roman" w:cs="Times New Roman"/>
-          <w:lang w:val="es-ES"/>
-        </w:rPr>
-        <w:t xml:space="preserve"> con </w:t>
-      </w:r>
-      <w:r>
-        <w:rPr>
-          <w:rFonts w:ascii="Times New Roman" w:hAnsi="Times New Roman" w:cs="Times New Roman"/>
-          <w:b/>
-          <w:bCs/>
-          <w:lang w:val="es-ES"/>
-        </w:rPr>
-        <w:t>modelos predictivos</w:t>
-      </w:r>
-      <w:r>
-        <w:rPr>
-          <w:rFonts w:ascii="Times New Roman" w:hAnsi="Times New Roman" w:cs="Times New Roman"/>
-          <w:lang w:val="es-ES"/>
-        </w:rPr>
-        <w:t xml:space="preserve"> en aplicaciones robóticas, lo que es crucial para el diseño de sistemas autónomos más eficientes.</w:t>
-      </w:r>
-    </w:p>
-    <w:p>
-      <w:pPr>
-        <w:rPr>
-          <w:lang w:val="es-ES"/>
-        </w:rPr>
-      </w:pPr>
+        <w:t>La capacidad de adaptación a cambios temporales y el ajuste dinámico de parámetros es crucial para el desarrollo de robots autónomos que puedan operar en entornos impredecibles. Este enfoque también podría ser útil en el campo de la navegación autónoma, donde los robots deben tomar decisiones basadas en la predicción de su entorno, ajustando su comportamiento en tiempo real</w:t>
+      </w:r>
+      <w:r>
+        <w:rPr>
+          <w:rFonts w:ascii="Times New Roman" w:hAnsi="Times New Roman" w:cs="Times New Roman"/>
+          <w:lang w:val="es-ES"/>
+        </w:rPr>
+        <w:t>.</w:t>
+      </w:r>
+    </w:p>
+    <w:p>
+      <w:pPr>
+        <w:rPr>
+          <w:rFonts w:ascii="Times New Roman" w:hAnsi="Times New Roman" w:cs="Times New Roman"/>
+          <w:b/>
+          <w:bCs/>
+          <w:lang w:val="es-ES"/>
+        </w:rPr>
+      </w:pPr>
+    </w:p>
+    <w:p>
+      <w:pPr>
+        <w:pStyle w:val="Prrafodelista"/>
+        <w:numPr>
+          <w:ilvl w:val="0"/>
+          <w:numId w:val="8"/>
+        </w:numPr>
+        <w:rPr>
+          <w:rFonts w:ascii="Times New Roman" w:hAnsi="Times New Roman" w:cs="Times New Roman"/>
+          <w:b/>
+          <w:bCs/>
+          <w:lang w:val="es-ES"/>
+        </w:rPr>
+      </w:pPr>
+      <w:r>
+        <w:rPr>
+          <w:rFonts w:ascii="Times New Roman" w:hAnsi="Times New Roman" w:cs="Times New Roman"/>
+          <w:b/>
+          <w:bCs/>
+          <w:lang w:val="es-ES"/>
+        </w:rPr>
+        <w:t>Conclusiones</w:t>
+      </w:r>
+    </w:p>
+    <w:p>
+      <w:pPr>
+        <w:rPr>
+          <w:rFonts w:ascii="Times New Roman" w:hAnsi="Times New Roman" w:cs="Times New Roman"/>
+          <w:lang w:val="es-ES"/>
+        </w:rPr>
+      </w:pPr>
+      <w:bookmarkStart w:id="0" w:name="_Hlk202342136"/>
+    </w:p>
+    <w:p>
+      <w:pPr>
+        <w:pStyle w:val="Prrafodelista"/>
+        <w:numPr>
+          <w:ilvl w:val="0"/>
+          <w:numId w:val="5"/>
+        </w:numPr>
+        <w:ind w:left="1068"/>
+        <w:rPr>
+          <w:rFonts w:ascii="Times New Roman" w:hAnsi="Times New Roman" w:cs="Times New Roman"/>
+          <w:lang w:val="es-ES"/>
+        </w:rPr>
+      </w:pPr>
+      <w:r>
+        <w:rPr>
+          <w:rFonts w:ascii="Times New Roman" w:hAnsi="Times New Roman" w:cs="Times New Roman"/>
+          <w:lang w:val="es-ES"/>
+        </w:rPr>
+        <w:t>El modelo DPMPB ha demostrado una notable capacidad para aprender y adaptarse a las dinámicas cambiantes en el entorno de un robot, lo que incluye la manipulación de objetos, la variabilidad en la postura del robot, y los cambios en las condiciones del entorno. Su flexibilidad para manejar dificultades de modelado y cambios temporales en las relaciones entre el cuerpo del robot, las herramientas y los objetos lo convierte en una herramienta poderosa para robots autónomos en entornos dinámicos</w:t>
+      </w:r>
+      <w:r>
+        <w:rPr>
+          <w:rFonts w:ascii="Times New Roman" w:hAnsi="Times New Roman" w:cs="Times New Roman"/>
+          <w:lang w:val="es-ES"/>
+        </w:rPr>
+        <w:t>.</w:t>
+      </w:r>
+    </w:p>
+    <w:p>
+      <w:pPr>
+        <w:pStyle w:val="Prrafodelista"/>
+        <w:ind w:left="1068"/>
+        <w:rPr>
+          <w:rFonts w:ascii="Times New Roman" w:hAnsi="Times New Roman" w:cs="Times New Roman"/>
+          <w:lang w:val="es-ES"/>
+        </w:rPr>
+      </w:pPr>
+    </w:p>
+    <w:p>
+      <w:pPr>
+        <w:pStyle w:val="Prrafodelista"/>
+        <w:numPr>
+          <w:ilvl w:val="0"/>
+          <w:numId w:val="5"/>
+        </w:numPr>
+        <w:ind w:left="1068"/>
+        <w:rPr>
+          <w:rFonts w:ascii="Times New Roman" w:hAnsi="Times New Roman" w:cs="Times New Roman"/>
+          <w:lang w:val="es-ES"/>
+        </w:rPr>
+      </w:pPr>
+      <w:r>
+        <w:rPr>
+          <w:rFonts w:ascii="Times New Roman" w:hAnsi="Times New Roman" w:cs="Times New Roman"/>
+          <w:lang w:val="es-ES"/>
+        </w:rPr>
+        <w:t>Aunque el DPMPB es efectivo en muchas tareas, las limitaciones en el período de control y la capacidad para manejar tareas de mayor complejidad siguen siendo desafíos. A pesar de que el DPMPB ofrece un modelo robusto para el control en entornos con condiciones cambiantes, es necesario optimizar los tiempos de procesamiento y mejorar la capacidad de recolección de datos en tareas con grandes dimensiones de entradas y estados sensoriales.</w:t>
+      </w:r>
+    </w:p>
+    <w:p>
+      <w:pPr>
+        <w:pStyle w:val="Prrafodelista"/>
+        <w:rPr>
+          <w:rFonts w:ascii="Times New Roman" w:hAnsi="Times New Roman" w:cs="Times New Roman"/>
+          <w:lang w:val="es-ES"/>
+        </w:rPr>
+      </w:pPr>
+    </w:p>
+    <w:p>
+      <w:pPr>
+        <w:pStyle w:val="Prrafodelista"/>
+        <w:numPr>
+          <w:ilvl w:val="0"/>
+          <w:numId w:val="5"/>
+        </w:numPr>
+        <w:ind w:left="1068"/>
+        <w:rPr>
+          <w:rFonts w:ascii="Times New Roman" w:hAnsi="Times New Roman" w:cs="Times New Roman"/>
+          <w:lang w:val="es-ES"/>
+        </w:rPr>
+      </w:pPr>
+      <w:r>
+        <w:rPr>
+          <w:rFonts w:ascii="Times New Roman" w:hAnsi="Times New Roman" w:cs="Times New Roman"/>
+          <w:lang w:val="es-ES"/>
+        </w:rPr>
+        <w:t>El DPMPB ha demostrado su efectividad en tareas como el control de balance y la manipulación de objetos, pero aún hay un amplio margen para su mejora y expansión. A medida que se desarrollen más mecanismos de aprendizaje y se optimicen los procesos de recolección de datos, se espera que el DPMPB sea capaz de manejar tareas aún más complejas, contribuyendo significativamente al desarrollo de robots autónomos capaces de operar en entornos de alta variabilidad y complejidad.</w:t>
+      </w:r>
+    </w:p>
+    <w:bookmarkEnd w:id="0"/>
+    <w:p>
+      <w:pPr>
+        <w:spacing w:line="256" w:lineRule="auto"/>
+        <w:rPr>
+          <w:rFonts w:ascii="Times New Roman" w:hAnsi="Times New Roman" w:cs="Times New Roman"/>
+          <w:lang w:val="es-ES"/>
+        </w:rPr>
+      </w:pPr>
+    </w:p>
+    <w:p>
+      <w:pPr>
+        <w:spacing w:line="256" w:lineRule="auto"/>
+        <w:rPr>
+          <w:rFonts w:ascii="Times New Roman" w:hAnsi="Times New Roman" w:cs="Times New Roman"/>
+          <w:lang w:val="es-ES"/>
+        </w:rPr>
+      </w:pPr>
+    </w:p>
+    <w:p>
+      <w:pPr>
+        <w:pStyle w:val="Prrafodelista"/>
+        <w:numPr>
+          <w:ilvl w:val="0"/>
+          <w:numId w:val="8"/>
+        </w:numPr>
+        <w:spacing w:line="256" w:lineRule="auto"/>
+        <w:rPr>
+          <w:rFonts w:ascii="Times New Roman" w:hAnsi="Times New Roman" w:cs="Times New Roman"/>
+          <w:b/>
+          <w:bCs/>
+          <w:sz w:val="26"/>
+          <w:szCs w:val="26"/>
+        </w:rPr>
+      </w:pPr>
+      <w:proofErr w:type="spellStart"/>
+      <w:r>
+        <w:rPr>
+          <w:rFonts w:ascii="Times New Roman" w:hAnsi="Times New Roman" w:cs="Times New Roman"/>
+          <w:b/>
+          <w:bCs/>
+          <w:sz w:val="26"/>
+          <w:szCs w:val="26"/>
+        </w:rPr>
+        <w:t>Referencias</w:t>
+      </w:r>
+      <w:proofErr w:type="spellEnd"/>
+    </w:p>
+    <w:p>
+      <w:pPr>
+        <w:pStyle w:val="Prrafodelista"/>
+        <w:numPr>
+          <w:ilvl w:val="1"/>
+          <w:numId w:val="4"/>
+        </w:numPr>
+        <w:spacing w:line="256" w:lineRule="auto"/>
+        <w:rPr>
+          <w:rFonts w:ascii="Times New Roman" w:hAnsi="Times New Roman" w:cs="Times New Roman"/>
+          <w:sz w:val="26"/>
+          <w:szCs w:val="26"/>
+        </w:rPr>
+      </w:pPr>
+      <w:r>
+        <w:rPr>
+          <w:rFonts w:ascii="Times New Roman" w:hAnsi="Times New Roman" w:cs="Times New Roman"/>
+          <w:sz w:val="26"/>
+          <w:szCs w:val="26"/>
+        </w:rPr>
+        <w:t xml:space="preserve">Robotics &amp; automation magazine, vol. 31, no. 4: </w:t>
+      </w:r>
+      <w:r>
+        <w:t xml:space="preserve"> </w:t>
+      </w:r>
+      <w:hyperlink r:id="rId20" w:history="1">
+        <w:r>
+          <w:rPr>
+            <w:rStyle w:val="Hipervnculo"/>
+            <w:rFonts w:ascii="Times New Roman" w:hAnsi="Times New Roman" w:cs="Times New Roman"/>
+            <w:sz w:val="26"/>
+            <w:szCs w:val="26"/>
+          </w:rPr>
+          <w:t>https://drive.google.com/file/d/1Nfbt8FM_WccwNAUD3P4a3SY45iPZK9bE/view</w:t>
+        </w:r>
+      </w:hyperlink>
     </w:p>
     <w:sectPr>
       <w:pgSz w:w="11906" w:h="16838"/>
@@ -1271,6 +4968,56 @@
 </w:document>
 </file>
 
+<file path=word/endnotes.xml><?xml version="1.0" encoding="utf-8"?>
+<w:endnotes xmlns:wpc="http://schemas.microsoft.com/office/word/2010/wordprocessingCanvas" xmlns:cx="http://schemas.microsoft.com/office/drawing/2014/chartex" xmlns:cx1="http://schemas.microsoft.com/office/drawing/2015/9/8/chartex" xmlns:cx2="http://schemas.microsoft.com/office/drawing/2015/10/21/chartex" xmlns:cx3="http://schemas.microsoft.com/office/drawing/2016/5/9/chartex" xmlns:cx4="http://schemas.microsoft.com/office/drawing/2016/5/10/chartex" xmlns:cx5="http://schemas.microsoft.com/office/drawing/2016/5/11/chartex" xmlns:cx6="http://schemas.microsoft.com/office/drawing/2016/5/12/chartex" xmlns:cx7="http://schemas.microsoft.com/office/drawing/2016/5/13/chartex" xmlns:cx8="http://schemas.microsoft.com/office/drawing/2016/5/14/chartex" xmlns:mc="http://schemas.openxmlformats.org/markup-compatibility/2006" xmlns:aink="http://schemas.microsoft.com/office/drawing/2016/ink" xmlns:am3d="http://schemas.microsoft.com/office/drawing/2017/model3d" xmlns:o="urn:schemas-microsoft-com:office:office" xmlns:oel="http://schemas.microsoft.com/office/2019/extlst" xmlns:r="http://schemas.openxmlformats.org/officeDocument/2006/relationships" xmlns:m="http://schemas.openxmlformats.org/officeDocument/2006/math" xmlns:v="urn:schemas-microsoft-com:vml" xmlns:wp14="http://schemas.microsoft.com/office/word/2010/wordprocessingDrawing" xmlns:wp="http://schemas.openxmlformats.org/drawingml/2006/wordprocessingDrawing" xmlns:w10="urn:schemas-microsoft-com:office:word" xmlns:w="http://schemas.openxmlformats.org/wordprocessingml/2006/main" xmlns:w14="http://schemas.microsoft.com/office/word/2010/wordml" xmlns:w15="http://schemas.microsoft.com/office/word/2012/wordml" xmlns:w16cex="http://schemas.microsoft.com/office/word/2018/wordml/cex" xmlns:w16cid="http://schemas.microsoft.com/office/word/2016/wordml/cid" xmlns:w16="http://schemas.microsoft.com/office/word/2018/wordml" xmlns:w16du="http://schemas.microsoft.com/office/word/2023/wordml/word16du" xmlns:w16sdtdh="http://schemas.microsoft.com/office/word/2020/wordml/sdtdatahash" xmlns:w16sdtfl="http://schemas.microsoft.com/office/word/2024/wordml/sdtformatlock" xmlns:w16se="http://schemas.microsoft.com/office/word/2015/wordml/symex" xmlns:wpg="http://schemas.microsoft.com/office/word/2010/wordprocessingGroup" xmlns:wpi="http://schemas.microsoft.com/office/word/2010/wordprocessingInk" xmlns:wne="http://schemas.microsoft.com/office/word/2006/wordml" xmlns:wps="http://schemas.microsoft.com/office/word/2010/wordprocessingShape" mc:Ignorable="w14 w15 w16se w16cid w16 w16cex w16sdtdh w16sdtfl w16du wp14">
+  <w:endnote w:type="separator" w:id="-1">
+    <w:p>
+      <w:pPr>
+        <w:spacing w:after="0" w:line="240" w:lineRule="auto"/>
+      </w:pPr>
+      <w:r>
+        <w:separator/>
+      </w:r>
+    </w:p>
+  </w:endnote>
+  <w:endnote w:type="continuationSeparator" w:id="0">
+    <w:p>
+      <w:pPr>
+        <w:spacing w:after="0" w:line="240" w:lineRule="auto"/>
+      </w:pPr>
+      <w:r>
+        <w:continuationSeparator/>
+      </w:r>
+    </w:p>
+  </w:endnote>
+</w:endnotes>
+</file>
+
+<file path=word/footnotes.xml><?xml version="1.0" encoding="utf-8"?>
+<w:footnotes xmlns:wpc="http://schemas.microsoft.com/office/word/2010/wordprocessingCanvas" xmlns:cx="http://schemas.microsoft.com/office/drawing/2014/chartex" xmlns:cx1="http://schemas.microsoft.com/office/drawing/2015/9/8/chartex" xmlns:cx2="http://schemas.microsoft.com/office/drawing/2015/10/21/chartex" xmlns:cx3="http://schemas.microsoft.com/office/drawing/2016/5/9/chartex" xmlns:cx4="http://schemas.microsoft.com/office/drawing/2016/5/10/chartex" xmlns:cx5="http://schemas.microsoft.com/office/drawing/2016/5/11/chartex" xmlns:cx6="http://schemas.microsoft.com/office/drawing/2016/5/12/chartex" xmlns:cx7="http://schemas.microsoft.com/office/drawing/2016/5/13/chartex" xmlns:cx8="http://schemas.microsoft.com/office/drawing/2016/5/14/chartex" xmlns:mc="http://schemas.openxmlformats.org/markup-compatibility/2006" xmlns:aink="http://schemas.microsoft.com/office/drawing/2016/ink" xmlns:am3d="http://schemas.microsoft.com/office/drawing/2017/model3d" xmlns:o="urn:schemas-microsoft-com:office:office" xmlns:oel="http://schemas.microsoft.com/office/2019/extlst" xmlns:r="http://schemas.openxmlformats.org/officeDocument/2006/relationships" xmlns:m="http://schemas.openxmlformats.org/officeDocument/2006/math" xmlns:v="urn:schemas-microsoft-com:vml" xmlns:wp14="http://schemas.microsoft.com/office/word/2010/wordprocessingDrawing" xmlns:wp="http://schemas.openxmlformats.org/drawingml/2006/wordprocessingDrawing" xmlns:w10="urn:schemas-microsoft-com:office:word" xmlns:w="http://schemas.openxmlformats.org/wordprocessingml/2006/main" xmlns:w14="http://schemas.microsoft.com/office/word/2010/wordml" xmlns:w15="http://schemas.microsoft.com/office/word/2012/wordml" xmlns:w16cex="http://schemas.microsoft.com/office/word/2018/wordml/cex" xmlns:w16cid="http://schemas.microsoft.com/office/word/2016/wordml/cid" xmlns:w16="http://schemas.microsoft.com/office/word/2018/wordml" xmlns:w16du="http://schemas.microsoft.com/office/word/2023/wordml/word16du" xmlns:w16sdtdh="http://schemas.microsoft.com/office/word/2020/wordml/sdtdatahash" xmlns:w16sdtfl="http://schemas.microsoft.com/office/word/2024/wordml/sdtformatlock" xmlns:w16se="http://schemas.microsoft.com/office/word/2015/wordml/symex" xmlns:wpg="http://schemas.microsoft.com/office/word/2010/wordprocessingGroup" xmlns:wpi="http://schemas.microsoft.com/office/word/2010/wordprocessingInk" xmlns:wne="http://schemas.microsoft.com/office/word/2006/wordml" xmlns:wps="http://schemas.microsoft.com/office/word/2010/wordprocessingShape" mc:Ignorable="w14 w15 w16se w16cid w16 w16cex w16sdtdh w16sdtfl w16du wp14">
+  <w:footnote w:type="separator" w:id="-1">
+    <w:p>
+      <w:pPr>
+        <w:spacing w:after="0" w:line="240" w:lineRule="auto"/>
+      </w:pPr>
+      <w:r>
+        <w:separator/>
+      </w:r>
+    </w:p>
+  </w:footnote>
+  <w:footnote w:type="continuationSeparator" w:id="0">
+    <w:p>
+      <w:pPr>
+        <w:spacing w:after="0" w:line="240" w:lineRule="auto"/>
+      </w:pPr>
+      <w:r>
+        <w:continuationSeparator/>
+      </w:r>
+    </w:p>
+  </w:footnote>
+</w:footnotes>
+</file>
+
 <file path=word/numbering.xml><?xml version="1.0" encoding="utf-8"?>
 <w:numbering xmlns:wpc="http://schemas.microsoft.com/office/word/2010/wordprocessingCanvas" xmlns:cx="http://schemas.microsoft.com/office/drawing/2014/chartex" xmlns:cx1="http://schemas.microsoft.com/office/drawing/2015/9/8/chartex" xmlns:cx2="http://schemas.microsoft.com/office/drawing/2015/10/21/chartex" xmlns:cx3="http://schemas.microsoft.com/office/drawing/2016/5/9/chartex" xmlns:cx4="http://schemas.microsoft.com/office/drawing/2016/5/10/chartex" xmlns:cx5="http://schemas.microsoft.com/office/drawing/2016/5/11/chartex" xmlns:cx6="http://schemas.microsoft.com/office/drawing/2016/5/12/chartex" xmlns:cx7="http://schemas.microsoft.com/office/drawing/2016/5/13/chartex" xmlns:cx8="http://schemas.microsoft.com/office/drawing/2016/5/14/chartex" xmlns:mc="http://schemas.openxmlformats.org/markup-compatibility/2006" xmlns:aink="http://schemas.microsoft.com/office/drawing/2016/ink" xmlns:am3d="http://schemas.microsoft.com/office/drawing/2017/model3d" xmlns:o="urn:schemas-microsoft-com:office:office" xmlns:oel="http://schemas.microsoft.com/office/2019/extlst" xmlns:r="http://schemas.openxmlformats.org/officeDocument/2006/relationships" xmlns:m="http://schemas.openxmlformats.org/officeDocument/2006/math" xmlns:v="urn:schemas-microsoft-com:vml" xmlns:wp14="http://schemas.microsoft.com/office/word/2010/wordprocessingDrawing" xmlns:wp="http://schemas.openxmlformats.org/drawingml/2006/wordprocessingDrawing" xmlns:w10="urn:schemas-microsoft-com:office:word" xmlns:w="http://schemas.openxmlformats.org/wordprocessingml/2006/main" xmlns:w14="http://schemas.microsoft.com/office/word/2010/wordml" xmlns:w15="http://schemas.microsoft.com/office/word/2012/wordml" xmlns:w16cex="http://schemas.microsoft.com/office/word/2018/wordml/cex" xmlns:w16cid="http://schemas.microsoft.com/office/word/2016/wordml/cid" xmlns:w16="http://schemas.microsoft.com/office/word/2018/wordml" xmlns:w16du="http://schemas.microsoft.com/office/word/2023/wordml/word16du" xmlns:w16sdtdh="http://schemas.microsoft.com/office/word/2020/wordml/sdtdatahash" xmlns:w16sdtfl="http://schemas.microsoft.com/office/word/2024/wordml/sdtformatlock" xmlns:w16se="http://schemas.microsoft.com/office/word/2015/wordml/symex" xmlns:wpg="http://schemas.microsoft.com/office/word/2010/wordprocessingGroup" xmlns:wpi="http://schemas.microsoft.com/office/word/2010/wordprocessingInk" xmlns:wne="http://schemas.microsoft.com/office/word/2006/wordml" xmlns:wps="http://schemas.microsoft.com/office/word/2010/wordprocessingShape" mc:Ignorable="w14 w15 w16se w16cid w16 w16cex w16sdtdh w16sdtfl w16du wp14">
   <w:abstractNum w:abstractNumId="0" w15:restartNumberingAfterBreak="0">
@@ -1423,6 +5170,906 @@
     </w:lvl>
   </w:abstractNum>
   <w:abstractNum w:abstractNumId="1" w15:restartNumberingAfterBreak="0">
+    <w:nsid w:val="02441A77"/>
+    <w:multiLevelType w:val="multilevel"/>
+    <w:tmpl w:val="0B727D9E"/>
+    <w:lvl w:ilvl="0">
+      <w:start w:val="1"/>
+      <w:numFmt w:val="decimal"/>
+      <w:lvlText w:val="%1."/>
+      <w:lvlJc w:val="left"/>
+      <w:pPr>
+        <w:tabs>
+          <w:tab w:val="num" w:pos="720"/>
+        </w:tabs>
+        <w:ind w:left="720" w:hanging="360"/>
+      </w:pPr>
+    </w:lvl>
+    <w:lvl w:ilvl="1" w:tentative="1">
+      <w:start w:val="1"/>
+      <w:numFmt w:val="decimal"/>
+      <w:lvlText w:val="%2."/>
+      <w:lvlJc w:val="left"/>
+      <w:pPr>
+        <w:tabs>
+          <w:tab w:val="num" w:pos="1440"/>
+        </w:tabs>
+        <w:ind w:left="1440" w:hanging="360"/>
+      </w:pPr>
+    </w:lvl>
+    <w:lvl w:ilvl="2" w:tentative="1">
+      <w:start w:val="1"/>
+      <w:numFmt w:val="decimal"/>
+      <w:lvlText w:val="%3."/>
+      <w:lvlJc w:val="left"/>
+      <w:pPr>
+        <w:tabs>
+          <w:tab w:val="num" w:pos="2160"/>
+        </w:tabs>
+        <w:ind w:left="2160" w:hanging="360"/>
+      </w:pPr>
+    </w:lvl>
+    <w:lvl w:ilvl="3" w:tentative="1">
+      <w:start w:val="1"/>
+      <w:numFmt w:val="decimal"/>
+      <w:lvlText w:val="%4."/>
+      <w:lvlJc w:val="left"/>
+      <w:pPr>
+        <w:tabs>
+          <w:tab w:val="num" w:pos="2880"/>
+        </w:tabs>
+        <w:ind w:left="2880" w:hanging="360"/>
+      </w:pPr>
+    </w:lvl>
+    <w:lvl w:ilvl="4" w:tentative="1">
+      <w:start w:val="1"/>
+      <w:numFmt w:val="decimal"/>
+      <w:lvlText w:val="%5."/>
+      <w:lvlJc w:val="left"/>
+      <w:pPr>
+        <w:tabs>
+          <w:tab w:val="num" w:pos="3600"/>
+        </w:tabs>
+        <w:ind w:left="3600" w:hanging="360"/>
+      </w:pPr>
+    </w:lvl>
+    <w:lvl w:ilvl="5" w:tentative="1">
+      <w:start w:val="1"/>
+      <w:numFmt w:val="decimal"/>
+      <w:lvlText w:val="%6."/>
+      <w:lvlJc w:val="left"/>
+      <w:pPr>
+        <w:tabs>
+          <w:tab w:val="num" w:pos="4320"/>
+        </w:tabs>
+        <w:ind w:left="4320" w:hanging="360"/>
+      </w:pPr>
+    </w:lvl>
+    <w:lvl w:ilvl="6" w:tentative="1">
+      <w:start w:val="1"/>
+      <w:numFmt w:val="decimal"/>
+      <w:lvlText w:val="%7."/>
+      <w:lvlJc w:val="left"/>
+      <w:pPr>
+        <w:tabs>
+          <w:tab w:val="num" w:pos="5040"/>
+        </w:tabs>
+        <w:ind w:left="5040" w:hanging="360"/>
+      </w:pPr>
+    </w:lvl>
+    <w:lvl w:ilvl="7" w:tentative="1">
+      <w:start w:val="1"/>
+      <w:numFmt w:val="decimal"/>
+      <w:lvlText w:val="%8."/>
+      <w:lvlJc w:val="left"/>
+      <w:pPr>
+        <w:tabs>
+          <w:tab w:val="num" w:pos="5760"/>
+        </w:tabs>
+        <w:ind w:left="5760" w:hanging="360"/>
+      </w:pPr>
+    </w:lvl>
+    <w:lvl w:ilvl="8" w:tentative="1">
+      <w:start w:val="1"/>
+      <w:numFmt w:val="decimal"/>
+      <w:lvlText w:val="%9."/>
+      <w:lvlJc w:val="left"/>
+      <w:pPr>
+        <w:tabs>
+          <w:tab w:val="num" w:pos="6480"/>
+        </w:tabs>
+        <w:ind w:left="6480" w:hanging="360"/>
+      </w:pPr>
+    </w:lvl>
+  </w:abstractNum>
+  <w:abstractNum w:abstractNumId="2" w15:restartNumberingAfterBreak="0">
+    <w:nsid w:val="05361074"/>
+    <w:multiLevelType w:val="multilevel"/>
+    <w:tmpl w:val="E5FA5904"/>
+    <w:lvl w:ilvl="0">
+      <w:start w:val="1"/>
+      <w:numFmt w:val="bullet"/>
+      <w:lvlText w:val=""/>
+      <w:lvlJc w:val="left"/>
+      <w:pPr>
+        <w:tabs>
+          <w:tab w:val="num" w:pos="720"/>
+        </w:tabs>
+        <w:ind w:left="720" w:hanging="360"/>
+      </w:pPr>
+      <w:rPr>
+        <w:rFonts w:ascii="Symbol" w:hAnsi="Symbol" w:hint="default"/>
+        <w:sz w:val="20"/>
+      </w:rPr>
+    </w:lvl>
+    <w:lvl w:ilvl="1" w:tentative="1">
+      <w:start w:val="1"/>
+      <w:numFmt w:val="bullet"/>
+      <w:lvlText w:val="o"/>
+      <w:lvlJc w:val="left"/>
+      <w:pPr>
+        <w:tabs>
+          <w:tab w:val="num" w:pos="1440"/>
+        </w:tabs>
+        <w:ind w:left="1440" w:hanging="360"/>
+      </w:pPr>
+      <w:rPr>
+        <w:rFonts w:ascii="Courier New" w:hAnsi="Courier New" w:hint="default"/>
+        <w:sz w:val="20"/>
+      </w:rPr>
+    </w:lvl>
+    <w:lvl w:ilvl="2" w:tentative="1">
+      <w:start w:val="1"/>
+      <w:numFmt w:val="bullet"/>
+      <w:lvlText w:val=""/>
+      <w:lvlJc w:val="left"/>
+      <w:pPr>
+        <w:tabs>
+          <w:tab w:val="num" w:pos="2160"/>
+        </w:tabs>
+        <w:ind w:left="2160" w:hanging="360"/>
+      </w:pPr>
+      <w:rPr>
+        <w:rFonts w:ascii="Wingdings" w:hAnsi="Wingdings" w:hint="default"/>
+        <w:sz w:val="20"/>
+      </w:rPr>
+    </w:lvl>
+    <w:lvl w:ilvl="3" w:tentative="1">
+      <w:start w:val="1"/>
+      <w:numFmt w:val="bullet"/>
+      <w:lvlText w:val=""/>
+      <w:lvlJc w:val="left"/>
+      <w:pPr>
+        <w:tabs>
+          <w:tab w:val="num" w:pos="2880"/>
+        </w:tabs>
+        <w:ind w:left="2880" w:hanging="360"/>
+      </w:pPr>
+      <w:rPr>
+        <w:rFonts w:ascii="Wingdings" w:hAnsi="Wingdings" w:hint="default"/>
+        <w:sz w:val="20"/>
+      </w:rPr>
+    </w:lvl>
+    <w:lvl w:ilvl="4" w:tentative="1">
+      <w:start w:val="1"/>
+      <w:numFmt w:val="bullet"/>
+      <w:lvlText w:val=""/>
+      <w:lvlJc w:val="left"/>
+      <w:pPr>
+        <w:tabs>
+          <w:tab w:val="num" w:pos="3600"/>
+        </w:tabs>
+        <w:ind w:left="3600" w:hanging="360"/>
+      </w:pPr>
+      <w:rPr>
+        <w:rFonts w:ascii="Wingdings" w:hAnsi="Wingdings" w:hint="default"/>
+        <w:sz w:val="20"/>
+      </w:rPr>
+    </w:lvl>
+    <w:lvl w:ilvl="5" w:tentative="1">
+      <w:start w:val="1"/>
+      <w:numFmt w:val="bullet"/>
+      <w:lvlText w:val=""/>
+      <w:lvlJc w:val="left"/>
+      <w:pPr>
+        <w:tabs>
+          <w:tab w:val="num" w:pos="4320"/>
+        </w:tabs>
+        <w:ind w:left="4320" w:hanging="360"/>
+      </w:pPr>
+      <w:rPr>
+        <w:rFonts w:ascii="Wingdings" w:hAnsi="Wingdings" w:hint="default"/>
+        <w:sz w:val="20"/>
+      </w:rPr>
+    </w:lvl>
+    <w:lvl w:ilvl="6" w:tentative="1">
+      <w:start w:val="1"/>
+      <w:numFmt w:val="bullet"/>
+      <w:lvlText w:val=""/>
+      <w:lvlJc w:val="left"/>
+      <w:pPr>
+        <w:tabs>
+          <w:tab w:val="num" w:pos="5040"/>
+        </w:tabs>
+        <w:ind w:left="5040" w:hanging="360"/>
+      </w:pPr>
+      <w:rPr>
+        <w:rFonts w:ascii="Wingdings" w:hAnsi="Wingdings" w:hint="default"/>
+        <w:sz w:val="20"/>
+      </w:rPr>
+    </w:lvl>
+    <w:lvl w:ilvl="7" w:tentative="1">
+      <w:start w:val="1"/>
+      <w:numFmt w:val="bullet"/>
+      <w:lvlText w:val=""/>
+      <w:lvlJc w:val="left"/>
+      <w:pPr>
+        <w:tabs>
+          <w:tab w:val="num" w:pos="5760"/>
+        </w:tabs>
+        <w:ind w:left="5760" w:hanging="360"/>
+      </w:pPr>
+      <w:rPr>
+        <w:rFonts w:ascii="Wingdings" w:hAnsi="Wingdings" w:hint="default"/>
+        <w:sz w:val="20"/>
+      </w:rPr>
+    </w:lvl>
+    <w:lvl w:ilvl="8" w:tentative="1">
+      <w:start w:val="1"/>
+      <w:numFmt w:val="bullet"/>
+      <w:lvlText w:val=""/>
+      <w:lvlJc w:val="left"/>
+      <w:pPr>
+        <w:tabs>
+          <w:tab w:val="num" w:pos="6480"/>
+        </w:tabs>
+        <w:ind w:left="6480" w:hanging="360"/>
+      </w:pPr>
+      <w:rPr>
+        <w:rFonts w:ascii="Wingdings" w:hAnsi="Wingdings" w:hint="default"/>
+        <w:sz w:val="20"/>
+      </w:rPr>
+    </w:lvl>
+  </w:abstractNum>
+  <w:abstractNum w:abstractNumId="3" w15:restartNumberingAfterBreak="0">
+    <w:nsid w:val="0D9B1BD2"/>
+    <w:multiLevelType w:val="hybridMultilevel"/>
+    <w:tmpl w:val="918A0088"/>
+    <w:lvl w:ilvl="0" w:tplc="04090003">
+      <w:start w:val="1"/>
+      <w:numFmt w:val="bullet"/>
+      <w:lvlText w:val="o"/>
+      <w:lvlJc w:val="left"/>
+      <w:pPr>
+        <w:ind w:left="720" w:hanging="360"/>
+      </w:pPr>
+      <w:rPr>
+        <w:rFonts w:ascii="Courier New" w:hAnsi="Courier New" w:cs="Courier New" w:hint="default"/>
+      </w:rPr>
+    </w:lvl>
+    <w:lvl w:ilvl="1" w:tplc="FFFFFFFF">
+      <w:start w:val="1"/>
+      <w:numFmt w:val="lowerLetter"/>
+      <w:lvlText w:val="%2."/>
+      <w:lvlJc w:val="left"/>
+      <w:pPr>
+        <w:ind w:left="1440" w:hanging="360"/>
+      </w:pPr>
+    </w:lvl>
+    <w:lvl w:ilvl="2" w:tplc="FFFFFFFF" w:tentative="1">
+      <w:start w:val="1"/>
+      <w:numFmt w:val="lowerRoman"/>
+      <w:lvlText w:val="%3."/>
+      <w:lvlJc w:val="right"/>
+      <w:pPr>
+        <w:ind w:left="2160" w:hanging="180"/>
+      </w:pPr>
+    </w:lvl>
+    <w:lvl w:ilvl="3" w:tplc="FFFFFFFF" w:tentative="1">
+      <w:start w:val="1"/>
+      <w:numFmt w:val="decimal"/>
+      <w:lvlText w:val="%4."/>
+      <w:lvlJc w:val="left"/>
+      <w:pPr>
+        <w:ind w:left="2880" w:hanging="360"/>
+      </w:pPr>
+    </w:lvl>
+    <w:lvl w:ilvl="4" w:tplc="FFFFFFFF" w:tentative="1">
+      <w:start w:val="1"/>
+      <w:numFmt w:val="lowerLetter"/>
+      <w:lvlText w:val="%5."/>
+      <w:lvlJc w:val="left"/>
+      <w:pPr>
+        <w:ind w:left="3600" w:hanging="360"/>
+      </w:pPr>
+    </w:lvl>
+    <w:lvl w:ilvl="5" w:tplc="FFFFFFFF" w:tentative="1">
+      <w:start w:val="1"/>
+      <w:numFmt w:val="lowerRoman"/>
+      <w:lvlText w:val="%6."/>
+      <w:lvlJc w:val="right"/>
+      <w:pPr>
+        <w:ind w:left="4320" w:hanging="180"/>
+      </w:pPr>
+    </w:lvl>
+    <w:lvl w:ilvl="6" w:tplc="FFFFFFFF" w:tentative="1">
+      <w:start w:val="1"/>
+      <w:numFmt w:val="decimal"/>
+      <w:lvlText w:val="%7."/>
+      <w:lvlJc w:val="left"/>
+      <w:pPr>
+        <w:ind w:left="5040" w:hanging="360"/>
+      </w:pPr>
+    </w:lvl>
+    <w:lvl w:ilvl="7" w:tplc="FFFFFFFF" w:tentative="1">
+      <w:start w:val="1"/>
+      <w:numFmt w:val="lowerLetter"/>
+      <w:lvlText w:val="%8."/>
+      <w:lvlJc w:val="left"/>
+      <w:pPr>
+        <w:ind w:left="5760" w:hanging="360"/>
+      </w:pPr>
+    </w:lvl>
+    <w:lvl w:ilvl="8" w:tplc="FFFFFFFF" w:tentative="1">
+      <w:start w:val="1"/>
+      <w:numFmt w:val="lowerRoman"/>
+      <w:lvlText w:val="%9."/>
+      <w:lvlJc w:val="right"/>
+      <w:pPr>
+        <w:ind w:left="6480" w:hanging="180"/>
+      </w:pPr>
+    </w:lvl>
+  </w:abstractNum>
+  <w:abstractNum w:abstractNumId="4" w15:restartNumberingAfterBreak="0">
+    <w:nsid w:val="11C84A87"/>
+    <w:multiLevelType w:val="hybridMultilevel"/>
+    <w:tmpl w:val="A1248626"/>
+    <w:lvl w:ilvl="0" w:tplc="04090001">
+      <w:start w:val="1"/>
+      <w:numFmt w:val="bullet"/>
+      <w:lvlText w:val=""/>
+      <w:lvlJc w:val="left"/>
+      <w:pPr>
+        <w:ind w:left="720" w:hanging="360"/>
+      </w:pPr>
+      <w:rPr>
+        <w:rFonts w:ascii="Symbol" w:hAnsi="Symbol" w:hint="default"/>
+      </w:rPr>
+    </w:lvl>
+    <w:lvl w:ilvl="1" w:tplc="04090003">
+      <w:start w:val="1"/>
+      <w:numFmt w:val="bullet"/>
+      <w:lvlText w:val="o"/>
+      <w:lvlJc w:val="left"/>
+      <w:pPr>
+        <w:ind w:left="1440" w:hanging="360"/>
+      </w:pPr>
+      <w:rPr>
+        <w:rFonts w:ascii="Courier New" w:hAnsi="Courier New" w:cs="Courier New" w:hint="default"/>
+      </w:rPr>
+    </w:lvl>
+    <w:lvl w:ilvl="2" w:tplc="04090005">
+      <w:start w:val="1"/>
+      <w:numFmt w:val="bullet"/>
+      <w:lvlText w:val=""/>
+      <w:lvlJc w:val="left"/>
+      <w:pPr>
+        <w:ind w:left="2160" w:hanging="360"/>
+      </w:pPr>
+      <w:rPr>
+        <w:rFonts w:ascii="Wingdings" w:hAnsi="Wingdings" w:hint="default"/>
+      </w:rPr>
+    </w:lvl>
+    <w:lvl w:ilvl="3" w:tplc="04090001">
+      <w:start w:val="1"/>
+      <w:numFmt w:val="bullet"/>
+      <w:lvlText w:val=""/>
+      <w:lvlJc w:val="left"/>
+      <w:pPr>
+        <w:ind w:left="2880" w:hanging="360"/>
+      </w:pPr>
+      <w:rPr>
+        <w:rFonts w:ascii="Symbol" w:hAnsi="Symbol" w:hint="default"/>
+      </w:rPr>
+    </w:lvl>
+    <w:lvl w:ilvl="4" w:tplc="04090003">
+      <w:start w:val="1"/>
+      <w:numFmt w:val="bullet"/>
+      <w:lvlText w:val="o"/>
+      <w:lvlJc w:val="left"/>
+      <w:pPr>
+        <w:ind w:left="3600" w:hanging="360"/>
+      </w:pPr>
+      <w:rPr>
+        <w:rFonts w:ascii="Courier New" w:hAnsi="Courier New" w:cs="Courier New" w:hint="default"/>
+      </w:rPr>
+    </w:lvl>
+    <w:lvl w:ilvl="5" w:tplc="04090005">
+      <w:start w:val="1"/>
+      <w:numFmt w:val="bullet"/>
+      <w:lvlText w:val=""/>
+      <w:lvlJc w:val="left"/>
+      <w:pPr>
+        <w:ind w:left="4320" w:hanging="360"/>
+      </w:pPr>
+      <w:rPr>
+        <w:rFonts w:ascii="Wingdings" w:hAnsi="Wingdings" w:hint="default"/>
+      </w:rPr>
+    </w:lvl>
+    <w:lvl w:ilvl="6" w:tplc="04090001">
+      <w:start w:val="1"/>
+      <w:numFmt w:val="bullet"/>
+      <w:lvlText w:val=""/>
+      <w:lvlJc w:val="left"/>
+      <w:pPr>
+        <w:ind w:left="5040" w:hanging="360"/>
+      </w:pPr>
+      <w:rPr>
+        <w:rFonts w:ascii="Symbol" w:hAnsi="Symbol" w:hint="default"/>
+      </w:rPr>
+    </w:lvl>
+    <w:lvl w:ilvl="7" w:tplc="04090003">
+      <w:start w:val="1"/>
+      <w:numFmt w:val="bullet"/>
+      <w:lvlText w:val="o"/>
+      <w:lvlJc w:val="left"/>
+      <w:pPr>
+        <w:ind w:left="5760" w:hanging="360"/>
+      </w:pPr>
+      <w:rPr>
+        <w:rFonts w:ascii="Courier New" w:hAnsi="Courier New" w:cs="Courier New" w:hint="default"/>
+      </w:rPr>
+    </w:lvl>
+    <w:lvl w:ilvl="8" w:tplc="04090005">
+      <w:start w:val="1"/>
+      <w:numFmt w:val="bullet"/>
+      <w:lvlText w:val=""/>
+      <w:lvlJc w:val="left"/>
+      <w:pPr>
+        <w:ind w:left="6480" w:hanging="360"/>
+      </w:pPr>
+      <w:rPr>
+        <w:rFonts w:ascii="Wingdings" w:hAnsi="Wingdings" w:hint="default"/>
+      </w:rPr>
+    </w:lvl>
+  </w:abstractNum>
+  <w:abstractNum w:abstractNumId="5" w15:restartNumberingAfterBreak="0">
+    <w:nsid w:val="18940F6D"/>
+    <w:multiLevelType w:val="multilevel"/>
+    <w:tmpl w:val="07E8CD40"/>
+    <w:lvl w:ilvl="0">
+      <w:start w:val="1"/>
+      <w:numFmt w:val="decimal"/>
+      <w:lvlText w:val="%1."/>
+      <w:lvlJc w:val="left"/>
+      <w:pPr>
+        <w:tabs>
+          <w:tab w:val="num" w:pos="720"/>
+        </w:tabs>
+        <w:ind w:left="720" w:hanging="360"/>
+      </w:pPr>
+    </w:lvl>
+    <w:lvl w:ilvl="1">
+      <w:start w:val="1"/>
+      <w:numFmt w:val="bullet"/>
+      <w:lvlText w:val="o"/>
+      <w:lvlJc w:val="left"/>
+      <w:pPr>
+        <w:tabs>
+          <w:tab w:val="num" w:pos="1440"/>
+        </w:tabs>
+        <w:ind w:left="1440" w:hanging="360"/>
+      </w:pPr>
+      <w:rPr>
+        <w:rFonts w:ascii="Courier New" w:hAnsi="Courier New" w:hint="default"/>
+        <w:sz w:val="20"/>
+      </w:rPr>
+    </w:lvl>
+    <w:lvl w:ilvl="2" w:tentative="1">
+      <w:start w:val="1"/>
+      <w:numFmt w:val="decimal"/>
+      <w:lvlText w:val="%3."/>
+      <w:lvlJc w:val="left"/>
+      <w:pPr>
+        <w:tabs>
+          <w:tab w:val="num" w:pos="2160"/>
+        </w:tabs>
+        <w:ind w:left="2160" w:hanging="360"/>
+      </w:pPr>
+    </w:lvl>
+    <w:lvl w:ilvl="3" w:tentative="1">
+      <w:start w:val="1"/>
+      <w:numFmt w:val="decimal"/>
+      <w:lvlText w:val="%4."/>
+      <w:lvlJc w:val="left"/>
+      <w:pPr>
+        <w:tabs>
+          <w:tab w:val="num" w:pos="2880"/>
+        </w:tabs>
+        <w:ind w:left="2880" w:hanging="360"/>
+      </w:pPr>
+    </w:lvl>
+    <w:lvl w:ilvl="4" w:tentative="1">
+      <w:start w:val="1"/>
+      <w:numFmt w:val="decimal"/>
+      <w:lvlText w:val="%5."/>
+      <w:lvlJc w:val="left"/>
+      <w:pPr>
+        <w:tabs>
+          <w:tab w:val="num" w:pos="3600"/>
+        </w:tabs>
+        <w:ind w:left="3600" w:hanging="360"/>
+      </w:pPr>
+    </w:lvl>
+    <w:lvl w:ilvl="5" w:tentative="1">
+      <w:start w:val="1"/>
+      <w:numFmt w:val="decimal"/>
+      <w:lvlText w:val="%6."/>
+      <w:lvlJc w:val="left"/>
+      <w:pPr>
+        <w:tabs>
+          <w:tab w:val="num" w:pos="4320"/>
+        </w:tabs>
+        <w:ind w:left="4320" w:hanging="360"/>
+      </w:pPr>
+    </w:lvl>
+    <w:lvl w:ilvl="6" w:tentative="1">
+      <w:start w:val="1"/>
+      <w:numFmt w:val="decimal"/>
+      <w:lvlText w:val="%7."/>
+      <w:lvlJc w:val="left"/>
+      <w:pPr>
+        <w:tabs>
+          <w:tab w:val="num" w:pos="5040"/>
+        </w:tabs>
+        <w:ind w:left="5040" w:hanging="360"/>
+      </w:pPr>
+    </w:lvl>
+    <w:lvl w:ilvl="7" w:tentative="1">
+      <w:start w:val="1"/>
+      <w:numFmt w:val="decimal"/>
+      <w:lvlText w:val="%8."/>
+      <w:lvlJc w:val="left"/>
+      <w:pPr>
+        <w:tabs>
+          <w:tab w:val="num" w:pos="5760"/>
+        </w:tabs>
+        <w:ind w:left="5760" w:hanging="360"/>
+      </w:pPr>
+    </w:lvl>
+    <w:lvl w:ilvl="8" w:tentative="1">
+      <w:start w:val="1"/>
+      <w:numFmt w:val="decimal"/>
+      <w:lvlText w:val="%9."/>
+      <w:lvlJc w:val="left"/>
+      <w:pPr>
+        <w:tabs>
+          <w:tab w:val="num" w:pos="6480"/>
+        </w:tabs>
+        <w:ind w:left="6480" w:hanging="360"/>
+      </w:pPr>
+    </w:lvl>
+  </w:abstractNum>
+  <w:abstractNum w:abstractNumId="6" w15:restartNumberingAfterBreak="0">
+    <w:nsid w:val="28504E41"/>
+    <w:multiLevelType w:val="multilevel"/>
+    <w:tmpl w:val="90A479B6"/>
+    <w:lvl w:ilvl="0">
+      <w:start w:val="1"/>
+      <w:numFmt w:val="decimal"/>
+      <w:lvlText w:val="%1."/>
+      <w:lvlJc w:val="left"/>
+      <w:pPr>
+        <w:tabs>
+          <w:tab w:val="num" w:pos="720"/>
+        </w:tabs>
+        <w:ind w:left="720" w:hanging="360"/>
+      </w:pPr>
+    </w:lvl>
+    <w:lvl w:ilvl="1">
+      <w:start w:val="1"/>
+      <w:numFmt w:val="bullet"/>
+      <w:lvlText w:val="o"/>
+      <w:lvlJc w:val="left"/>
+      <w:pPr>
+        <w:tabs>
+          <w:tab w:val="num" w:pos="1440"/>
+        </w:tabs>
+        <w:ind w:left="1440" w:hanging="360"/>
+      </w:pPr>
+      <w:rPr>
+        <w:rFonts w:ascii="Courier New" w:hAnsi="Courier New" w:hint="default"/>
+        <w:sz w:val="20"/>
+      </w:rPr>
+    </w:lvl>
+    <w:lvl w:ilvl="2" w:tentative="1">
+      <w:start w:val="1"/>
+      <w:numFmt w:val="decimal"/>
+      <w:lvlText w:val="%3."/>
+      <w:lvlJc w:val="left"/>
+      <w:pPr>
+        <w:tabs>
+          <w:tab w:val="num" w:pos="2160"/>
+        </w:tabs>
+        <w:ind w:left="2160" w:hanging="360"/>
+      </w:pPr>
+    </w:lvl>
+    <w:lvl w:ilvl="3" w:tentative="1">
+      <w:start w:val="1"/>
+      <w:numFmt w:val="decimal"/>
+      <w:lvlText w:val="%4."/>
+      <w:lvlJc w:val="left"/>
+      <w:pPr>
+        <w:tabs>
+          <w:tab w:val="num" w:pos="2880"/>
+        </w:tabs>
+        <w:ind w:left="2880" w:hanging="360"/>
+      </w:pPr>
+    </w:lvl>
+    <w:lvl w:ilvl="4" w:tentative="1">
+      <w:start w:val="1"/>
+      <w:numFmt w:val="decimal"/>
+      <w:lvlText w:val="%5."/>
+      <w:lvlJc w:val="left"/>
+      <w:pPr>
+        <w:tabs>
+          <w:tab w:val="num" w:pos="3600"/>
+        </w:tabs>
+        <w:ind w:left="3600" w:hanging="360"/>
+      </w:pPr>
+    </w:lvl>
+    <w:lvl w:ilvl="5" w:tentative="1">
+      <w:start w:val="1"/>
+      <w:numFmt w:val="decimal"/>
+      <w:lvlText w:val="%6."/>
+      <w:lvlJc w:val="left"/>
+      <w:pPr>
+        <w:tabs>
+          <w:tab w:val="num" w:pos="4320"/>
+        </w:tabs>
+        <w:ind w:left="4320" w:hanging="360"/>
+      </w:pPr>
+    </w:lvl>
+    <w:lvl w:ilvl="6" w:tentative="1">
+      <w:start w:val="1"/>
+      <w:numFmt w:val="decimal"/>
+      <w:lvlText w:val="%7."/>
+      <w:lvlJc w:val="left"/>
+      <w:pPr>
+        <w:tabs>
+          <w:tab w:val="num" w:pos="5040"/>
+        </w:tabs>
+        <w:ind w:left="5040" w:hanging="360"/>
+      </w:pPr>
+    </w:lvl>
+    <w:lvl w:ilvl="7" w:tentative="1">
+      <w:start w:val="1"/>
+      <w:numFmt w:val="decimal"/>
+      <w:lvlText w:val="%8."/>
+      <w:lvlJc w:val="left"/>
+      <w:pPr>
+        <w:tabs>
+          <w:tab w:val="num" w:pos="5760"/>
+        </w:tabs>
+        <w:ind w:left="5760" w:hanging="360"/>
+      </w:pPr>
+    </w:lvl>
+    <w:lvl w:ilvl="8" w:tentative="1">
+      <w:start w:val="1"/>
+      <w:numFmt w:val="decimal"/>
+      <w:lvlText w:val="%9."/>
+      <w:lvlJc w:val="left"/>
+      <w:pPr>
+        <w:tabs>
+          <w:tab w:val="num" w:pos="6480"/>
+        </w:tabs>
+        <w:ind w:left="6480" w:hanging="360"/>
+      </w:pPr>
+    </w:lvl>
+  </w:abstractNum>
+  <w:abstractNum w:abstractNumId="7" w15:restartNumberingAfterBreak="0">
+    <w:nsid w:val="292A6FBF"/>
+    <w:multiLevelType w:val="hybridMultilevel"/>
+    <w:tmpl w:val="426EF410"/>
+    <w:lvl w:ilvl="0" w:tplc="0809000F">
+      <w:start w:val="1"/>
+      <w:numFmt w:val="decimal"/>
+      <w:lvlText w:val="%1."/>
+      <w:lvlJc w:val="left"/>
+      <w:pPr>
+        <w:ind w:left="720" w:hanging="360"/>
+      </w:pPr>
+      <w:rPr>
+        <w:rFonts w:hint="default"/>
+      </w:rPr>
+    </w:lvl>
+    <w:lvl w:ilvl="1" w:tplc="08090019" w:tentative="1">
+      <w:start w:val="1"/>
+      <w:numFmt w:val="lowerLetter"/>
+      <w:lvlText w:val="%2."/>
+      <w:lvlJc w:val="left"/>
+      <w:pPr>
+        <w:ind w:left="1440" w:hanging="360"/>
+      </w:pPr>
+    </w:lvl>
+    <w:lvl w:ilvl="2" w:tplc="0809001B" w:tentative="1">
+      <w:start w:val="1"/>
+      <w:numFmt w:val="lowerRoman"/>
+      <w:lvlText w:val="%3."/>
+      <w:lvlJc w:val="right"/>
+      <w:pPr>
+        <w:ind w:left="2160" w:hanging="180"/>
+      </w:pPr>
+    </w:lvl>
+    <w:lvl w:ilvl="3" w:tplc="0809000F" w:tentative="1">
+      <w:start w:val="1"/>
+      <w:numFmt w:val="decimal"/>
+      <w:lvlText w:val="%4."/>
+      <w:lvlJc w:val="left"/>
+      <w:pPr>
+        <w:ind w:left="2880" w:hanging="360"/>
+      </w:pPr>
+    </w:lvl>
+    <w:lvl w:ilvl="4" w:tplc="08090019" w:tentative="1">
+      <w:start w:val="1"/>
+      <w:numFmt w:val="lowerLetter"/>
+      <w:lvlText w:val="%5."/>
+      <w:lvlJc w:val="left"/>
+      <w:pPr>
+        <w:ind w:left="3600" w:hanging="360"/>
+      </w:pPr>
+    </w:lvl>
+    <w:lvl w:ilvl="5" w:tplc="0809001B" w:tentative="1">
+      <w:start w:val="1"/>
+      <w:numFmt w:val="lowerRoman"/>
+      <w:lvlText w:val="%6."/>
+      <w:lvlJc w:val="right"/>
+      <w:pPr>
+        <w:ind w:left="4320" w:hanging="180"/>
+      </w:pPr>
+    </w:lvl>
+    <w:lvl w:ilvl="6" w:tplc="0809000F" w:tentative="1">
+      <w:start w:val="1"/>
+      <w:numFmt w:val="decimal"/>
+      <w:lvlText w:val="%7."/>
+      <w:lvlJc w:val="left"/>
+      <w:pPr>
+        <w:ind w:left="5040" w:hanging="360"/>
+      </w:pPr>
+    </w:lvl>
+    <w:lvl w:ilvl="7" w:tplc="08090019" w:tentative="1">
+      <w:start w:val="1"/>
+      <w:numFmt w:val="lowerLetter"/>
+      <w:lvlText w:val="%8."/>
+      <w:lvlJc w:val="left"/>
+      <w:pPr>
+        <w:ind w:left="5760" w:hanging="360"/>
+      </w:pPr>
+    </w:lvl>
+    <w:lvl w:ilvl="8" w:tplc="0809001B" w:tentative="1">
+      <w:start w:val="1"/>
+      <w:numFmt w:val="lowerRoman"/>
+      <w:lvlText w:val="%9."/>
+      <w:lvlJc w:val="right"/>
+      <w:pPr>
+        <w:ind w:left="6480" w:hanging="180"/>
+      </w:pPr>
+    </w:lvl>
+  </w:abstractNum>
+  <w:abstractNum w:abstractNumId="8" w15:restartNumberingAfterBreak="0">
+    <w:nsid w:val="2CD05C1A"/>
+    <w:multiLevelType w:val="multilevel"/>
+    <w:tmpl w:val="553A075C"/>
+    <w:lvl w:ilvl="0">
+      <w:start w:val="1"/>
+      <w:numFmt w:val="decimal"/>
+      <w:lvlText w:val="%1."/>
+      <w:lvlJc w:val="left"/>
+      <w:pPr>
+        <w:tabs>
+          <w:tab w:val="num" w:pos="720"/>
+        </w:tabs>
+        <w:ind w:left="720" w:hanging="360"/>
+      </w:pPr>
+    </w:lvl>
+    <w:lvl w:ilvl="1" w:tentative="1">
+      <w:start w:val="1"/>
+      <w:numFmt w:val="decimal"/>
+      <w:lvlText w:val="%2."/>
+      <w:lvlJc w:val="left"/>
+      <w:pPr>
+        <w:tabs>
+          <w:tab w:val="num" w:pos="1440"/>
+        </w:tabs>
+        <w:ind w:left="1440" w:hanging="360"/>
+      </w:pPr>
+    </w:lvl>
+    <w:lvl w:ilvl="2" w:tentative="1">
+      <w:start w:val="1"/>
+      <w:numFmt w:val="decimal"/>
+      <w:lvlText w:val="%3."/>
+      <w:lvlJc w:val="left"/>
+      <w:pPr>
+        <w:tabs>
+          <w:tab w:val="num" w:pos="2160"/>
+        </w:tabs>
+        <w:ind w:left="2160" w:hanging="360"/>
+      </w:pPr>
+    </w:lvl>
+    <w:lvl w:ilvl="3" w:tentative="1">
+      <w:start w:val="1"/>
+      <w:numFmt w:val="decimal"/>
+      <w:lvlText w:val="%4."/>
+      <w:lvlJc w:val="left"/>
+      <w:pPr>
+        <w:tabs>
+          <w:tab w:val="num" w:pos="2880"/>
+        </w:tabs>
+        <w:ind w:left="2880" w:hanging="360"/>
+      </w:pPr>
+    </w:lvl>
+    <w:lvl w:ilvl="4" w:tentative="1">
+      <w:start w:val="1"/>
+      <w:numFmt w:val="decimal"/>
+      <w:lvlText w:val="%5."/>
+      <w:lvlJc w:val="left"/>
+      <w:pPr>
+        <w:tabs>
+          <w:tab w:val="num" w:pos="3600"/>
+        </w:tabs>
+        <w:ind w:left="3600" w:hanging="360"/>
+      </w:pPr>
+    </w:lvl>
+    <w:lvl w:ilvl="5" w:tentative="1">
+      <w:start w:val="1"/>
+      <w:numFmt w:val="decimal"/>
+      <w:lvlText w:val="%6."/>
+      <w:lvlJc w:val="left"/>
+      <w:pPr>
+        <w:tabs>
+          <w:tab w:val="num" w:pos="4320"/>
+        </w:tabs>
+        <w:ind w:left="4320" w:hanging="360"/>
+      </w:pPr>
+    </w:lvl>
+    <w:lvl w:ilvl="6" w:tentative="1">
+      <w:start w:val="1"/>
+      <w:numFmt w:val="decimal"/>
+      <w:lvlText w:val="%7."/>
+      <w:lvlJc w:val="left"/>
+      <w:pPr>
+        <w:tabs>
+          <w:tab w:val="num" w:pos="5040"/>
+        </w:tabs>
+        <w:ind w:left="5040" w:hanging="360"/>
+      </w:pPr>
+    </w:lvl>
+    <w:lvl w:ilvl="7" w:tentative="1">
+      <w:start w:val="1"/>
+      <w:numFmt w:val="decimal"/>
+      <w:lvlText w:val="%8."/>
+      <w:lvlJc w:val="left"/>
+      <w:pPr>
+        <w:tabs>
+          <w:tab w:val="num" w:pos="5760"/>
+        </w:tabs>
+        <w:ind w:left="5760" w:hanging="360"/>
+      </w:pPr>
+    </w:lvl>
+    <w:lvl w:ilvl="8" w:tentative="1">
+      <w:start w:val="1"/>
+      <w:numFmt w:val="decimal"/>
+      <w:lvlText w:val="%9."/>
+      <w:lvlJc w:val="left"/>
+      <w:pPr>
+        <w:tabs>
+          <w:tab w:val="num" w:pos="6480"/>
+        </w:tabs>
+        <w:ind w:left="6480" w:hanging="360"/>
+      </w:pPr>
+    </w:lvl>
+  </w:abstractNum>
+  <w:abstractNum w:abstractNumId="9" w15:restartNumberingAfterBreak="0">
     <w:nsid w:val="2D2A581D"/>
     <w:multiLevelType w:val="multilevel"/>
     <w:tmpl w:val="5060F12A"/>
@@ -1539,7 +6186,811 @@
       </w:pPr>
     </w:lvl>
   </w:abstractNum>
-  <w:abstractNum w:abstractNumId="2" w15:restartNumberingAfterBreak="0">
+  <w:abstractNum w:abstractNumId="10" w15:restartNumberingAfterBreak="0">
+    <w:nsid w:val="332D76F4"/>
+    <w:multiLevelType w:val="multilevel"/>
+    <w:tmpl w:val="79064566"/>
+    <w:lvl w:ilvl="0">
+      <w:start w:val="1"/>
+      <w:numFmt w:val="bullet"/>
+      <w:lvlText w:val=""/>
+      <w:lvlJc w:val="left"/>
+      <w:pPr>
+        <w:tabs>
+          <w:tab w:val="num" w:pos="720"/>
+        </w:tabs>
+        <w:ind w:left="720" w:hanging="360"/>
+      </w:pPr>
+      <w:rPr>
+        <w:rFonts w:ascii="Symbol" w:hAnsi="Symbol" w:hint="default"/>
+        <w:sz w:val="20"/>
+      </w:rPr>
+    </w:lvl>
+    <w:lvl w:ilvl="1" w:tentative="1">
+      <w:start w:val="1"/>
+      <w:numFmt w:val="bullet"/>
+      <w:lvlText w:val="o"/>
+      <w:lvlJc w:val="left"/>
+      <w:pPr>
+        <w:tabs>
+          <w:tab w:val="num" w:pos="1440"/>
+        </w:tabs>
+        <w:ind w:left="1440" w:hanging="360"/>
+      </w:pPr>
+      <w:rPr>
+        <w:rFonts w:ascii="Courier New" w:hAnsi="Courier New" w:hint="default"/>
+        <w:sz w:val="20"/>
+      </w:rPr>
+    </w:lvl>
+    <w:lvl w:ilvl="2" w:tentative="1">
+      <w:start w:val="1"/>
+      <w:numFmt w:val="bullet"/>
+      <w:lvlText w:val=""/>
+      <w:lvlJc w:val="left"/>
+      <w:pPr>
+        <w:tabs>
+          <w:tab w:val="num" w:pos="2160"/>
+        </w:tabs>
+        <w:ind w:left="2160" w:hanging="360"/>
+      </w:pPr>
+      <w:rPr>
+        <w:rFonts w:ascii="Wingdings" w:hAnsi="Wingdings" w:hint="default"/>
+        <w:sz w:val="20"/>
+      </w:rPr>
+    </w:lvl>
+    <w:lvl w:ilvl="3" w:tentative="1">
+      <w:start w:val="1"/>
+      <w:numFmt w:val="bullet"/>
+      <w:lvlText w:val=""/>
+      <w:lvlJc w:val="left"/>
+      <w:pPr>
+        <w:tabs>
+          <w:tab w:val="num" w:pos="2880"/>
+        </w:tabs>
+        <w:ind w:left="2880" w:hanging="360"/>
+      </w:pPr>
+      <w:rPr>
+        <w:rFonts w:ascii="Wingdings" w:hAnsi="Wingdings" w:hint="default"/>
+        <w:sz w:val="20"/>
+      </w:rPr>
+    </w:lvl>
+    <w:lvl w:ilvl="4" w:tentative="1">
+      <w:start w:val="1"/>
+      <w:numFmt w:val="bullet"/>
+      <w:lvlText w:val=""/>
+      <w:lvlJc w:val="left"/>
+      <w:pPr>
+        <w:tabs>
+          <w:tab w:val="num" w:pos="3600"/>
+        </w:tabs>
+        <w:ind w:left="3600" w:hanging="360"/>
+      </w:pPr>
+      <w:rPr>
+        <w:rFonts w:ascii="Wingdings" w:hAnsi="Wingdings" w:hint="default"/>
+        <w:sz w:val="20"/>
+      </w:rPr>
+    </w:lvl>
+    <w:lvl w:ilvl="5" w:tentative="1">
+      <w:start w:val="1"/>
+      <w:numFmt w:val="bullet"/>
+      <w:lvlText w:val=""/>
+      <w:lvlJc w:val="left"/>
+      <w:pPr>
+        <w:tabs>
+          <w:tab w:val="num" w:pos="4320"/>
+        </w:tabs>
+        <w:ind w:left="4320" w:hanging="360"/>
+      </w:pPr>
+      <w:rPr>
+        <w:rFonts w:ascii="Wingdings" w:hAnsi="Wingdings" w:hint="default"/>
+        <w:sz w:val="20"/>
+      </w:rPr>
+    </w:lvl>
+    <w:lvl w:ilvl="6" w:tentative="1">
+      <w:start w:val="1"/>
+      <w:numFmt w:val="bullet"/>
+      <w:lvlText w:val=""/>
+      <w:lvlJc w:val="left"/>
+      <w:pPr>
+        <w:tabs>
+          <w:tab w:val="num" w:pos="5040"/>
+        </w:tabs>
+        <w:ind w:left="5040" w:hanging="360"/>
+      </w:pPr>
+      <w:rPr>
+        <w:rFonts w:ascii="Wingdings" w:hAnsi="Wingdings" w:hint="default"/>
+        <w:sz w:val="20"/>
+      </w:rPr>
+    </w:lvl>
+    <w:lvl w:ilvl="7" w:tentative="1">
+      <w:start w:val="1"/>
+      <w:numFmt w:val="bullet"/>
+      <w:lvlText w:val=""/>
+      <w:lvlJc w:val="left"/>
+      <w:pPr>
+        <w:tabs>
+          <w:tab w:val="num" w:pos="5760"/>
+        </w:tabs>
+        <w:ind w:left="5760" w:hanging="360"/>
+      </w:pPr>
+      <w:rPr>
+        <w:rFonts w:ascii="Wingdings" w:hAnsi="Wingdings" w:hint="default"/>
+        <w:sz w:val="20"/>
+      </w:rPr>
+    </w:lvl>
+    <w:lvl w:ilvl="8" w:tentative="1">
+      <w:start w:val="1"/>
+      <w:numFmt w:val="bullet"/>
+      <w:lvlText w:val=""/>
+      <w:lvlJc w:val="left"/>
+      <w:pPr>
+        <w:tabs>
+          <w:tab w:val="num" w:pos="6480"/>
+        </w:tabs>
+        <w:ind w:left="6480" w:hanging="360"/>
+      </w:pPr>
+      <w:rPr>
+        <w:rFonts w:ascii="Wingdings" w:hAnsi="Wingdings" w:hint="default"/>
+        <w:sz w:val="20"/>
+      </w:rPr>
+    </w:lvl>
+  </w:abstractNum>
+  <w:abstractNum w:abstractNumId="11" w15:restartNumberingAfterBreak="0">
+    <w:nsid w:val="337140DF"/>
+    <w:multiLevelType w:val="multilevel"/>
+    <w:tmpl w:val="BA04D54A"/>
+    <w:lvl w:ilvl="0">
+      <w:start w:val="1"/>
+      <w:numFmt w:val="bullet"/>
+      <w:lvlText w:val=""/>
+      <w:lvlJc w:val="left"/>
+      <w:pPr>
+        <w:tabs>
+          <w:tab w:val="num" w:pos="720"/>
+        </w:tabs>
+        <w:ind w:left="720" w:hanging="360"/>
+      </w:pPr>
+      <w:rPr>
+        <w:rFonts w:ascii="Symbol" w:hAnsi="Symbol" w:hint="default"/>
+        <w:sz w:val="20"/>
+      </w:rPr>
+    </w:lvl>
+    <w:lvl w:ilvl="1" w:tentative="1">
+      <w:start w:val="1"/>
+      <w:numFmt w:val="bullet"/>
+      <w:lvlText w:val="o"/>
+      <w:lvlJc w:val="left"/>
+      <w:pPr>
+        <w:tabs>
+          <w:tab w:val="num" w:pos="1440"/>
+        </w:tabs>
+        <w:ind w:left="1440" w:hanging="360"/>
+      </w:pPr>
+      <w:rPr>
+        <w:rFonts w:ascii="Courier New" w:hAnsi="Courier New" w:hint="default"/>
+        <w:sz w:val="20"/>
+      </w:rPr>
+    </w:lvl>
+    <w:lvl w:ilvl="2" w:tentative="1">
+      <w:start w:val="1"/>
+      <w:numFmt w:val="bullet"/>
+      <w:lvlText w:val=""/>
+      <w:lvlJc w:val="left"/>
+      <w:pPr>
+        <w:tabs>
+          <w:tab w:val="num" w:pos="2160"/>
+        </w:tabs>
+        <w:ind w:left="2160" w:hanging="360"/>
+      </w:pPr>
+      <w:rPr>
+        <w:rFonts w:ascii="Wingdings" w:hAnsi="Wingdings" w:hint="default"/>
+        <w:sz w:val="20"/>
+      </w:rPr>
+    </w:lvl>
+    <w:lvl w:ilvl="3" w:tentative="1">
+      <w:start w:val="1"/>
+      <w:numFmt w:val="bullet"/>
+      <w:lvlText w:val=""/>
+      <w:lvlJc w:val="left"/>
+      <w:pPr>
+        <w:tabs>
+          <w:tab w:val="num" w:pos="2880"/>
+        </w:tabs>
+        <w:ind w:left="2880" w:hanging="360"/>
+      </w:pPr>
+      <w:rPr>
+        <w:rFonts w:ascii="Wingdings" w:hAnsi="Wingdings" w:hint="default"/>
+        <w:sz w:val="20"/>
+      </w:rPr>
+    </w:lvl>
+    <w:lvl w:ilvl="4" w:tentative="1">
+      <w:start w:val="1"/>
+      <w:numFmt w:val="bullet"/>
+      <w:lvlText w:val=""/>
+      <w:lvlJc w:val="left"/>
+      <w:pPr>
+        <w:tabs>
+          <w:tab w:val="num" w:pos="3600"/>
+        </w:tabs>
+        <w:ind w:left="3600" w:hanging="360"/>
+      </w:pPr>
+      <w:rPr>
+        <w:rFonts w:ascii="Wingdings" w:hAnsi="Wingdings" w:hint="default"/>
+        <w:sz w:val="20"/>
+      </w:rPr>
+    </w:lvl>
+    <w:lvl w:ilvl="5" w:tentative="1">
+      <w:start w:val="1"/>
+      <w:numFmt w:val="bullet"/>
+      <w:lvlText w:val=""/>
+      <w:lvlJc w:val="left"/>
+      <w:pPr>
+        <w:tabs>
+          <w:tab w:val="num" w:pos="4320"/>
+        </w:tabs>
+        <w:ind w:left="4320" w:hanging="360"/>
+      </w:pPr>
+      <w:rPr>
+        <w:rFonts w:ascii="Wingdings" w:hAnsi="Wingdings" w:hint="default"/>
+        <w:sz w:val="20"/>
+      </w:rPr>
+    </w:lvl>
+    <w:lvl w:ilvl="6" w:tentative="1">
+      <w:start w:val="1"/>
+      <w:numFmt w:val="bullet"/>
+      <w:lvlText w:val=""/>
+      <w:lvlJc w:val="left"/>
+      <w:pPr>
+        <w:tabs>
+          <w:tab w:val="num" w:pos="5040"/>
+        </w:tabs>
+        <w:ind w:left="5040" w:hanging="360"/>
+      </w:pPr>
+      <w:rPr>
+        <w:rFonts w:ascii="Wingdings" w:hAnsi="Wingdings" w:hint="default"/>
+        <w:sz w:val="20"/>
+      </w:rPr>
+    </w:lvl>
+    <w:lvl w:ilvl="7" w:tentative="1">
+      <w:start w:val="1"/>
+      <w:numFmt w:val="bullet"/>
+      <w:lvlText w:val=""/>
+      <w:lvlJc w:val="left"/>
+      <w:pPr>
+        <w:tabs>
+          <w:tab w:val="num" w:pos="5760"/>
+        </w:tabs>
+        <w:ind w:left="5760" w:hanging="360"/>
+      </w:pPr>
+      <w:rPr>
+        <w:rFonts w:ascii="Wingdings" w:hAnsi="Wingdings" w:hint="default"/>
+        <w:sz w:val="20"/>
+      </w:rPr>
+    </w:lvl>
+    <w:lvl w:ilvl="8" w:tentative="1">
+      <w:start w:val="1"/>
+      <w:numFmt w:val="bullet"/>
+      <w:lvlText w:val=""/>
+      <w:lvlJc w:val="left"/>
+      <w:pPr>
+        <w:tabs>
+          <w:tab w:val="num" w:pos="6480"/>
+        </w:tabs>
+        <w:ind w:left="6480" w:hanging="360"/>
+      </w:pPr>
+      <w:rPr>
+        <w:rFonts w:ascii="Wingdings" w:hAnsi="Wingdings" w:hint="default"/>
+        <w:sz w:val="20"/>
+      </w:rPr>
+    </w:lvl>
+  </w:abstractNum>
+  <w:abstractNum w:abstractNumId="12" w15:restartNumberingAfterBreak="0">
+    <w:nsid w:val="549B1179"/>
+    <w:multiLevelType w:val="multilevel"/>
+    <w:tmpl w:val="DF9617B2"/>
+    <w:lvl w:ilvl="0">
+      <w:start w:val="1"/>
+      <w:numFmt w:val="bullet"/>
+      <w:lvlText w:val=""/>
+      <w:lvlJc w:val="left"/>
+      <w:pPr>
+        <w:tabs>
+          <w:tab w:val="num" w:pos="720"/>
+        </w:tabs>
+        <w:ind w:left="720" w:hanging="360"/>
+      </w:pPr>
+      <w:rPr>
+        <w:rFonts w:ascii="Symbol" w:hAnsi="Symbol" w:hint="default"/>
+        <w:sz w:val="20"/>
+      </w:rPr>
+    </w:lvl>
+    <w:lvl w:ilvl="1" w:tentative="1">
+      <w:start w:val="1"/>
+      <w:numFmt w:val="bullet"/>
+      <w:lvlText w:val="o"/>
+      <w:lvlJc w:val="left"/>
+      <w:pPr>
+        <w:tabs>
+          <w:tab w:val="num" w:pos="1440"/>
+        </w:tabs>
+        <w:ind w:left="1440" w:hanging="360"/>
+      </w:pPr>
+      <w:rPr>
+        <w:rFonts w:ascii="Courier New" w:hAnsi="Courier New" w:hint="default"/>
+        <w:sz w:val="20"/>
+      </w:rPr>
+    </w:lvl>
+    <w:lvl w:ilvl="2" w:tentative="1">
+      <w:start w:val="1"/>
+      <w:numFmt w:val="bullet"/>
+      <w:lvlText w:val=""/>
+      <w:lvlJc w:val="left"/>
+      <w:pPr>
+        <w:tabs>
+          <w:tab w:val="num" w:pos="2160"/>
+        </w:tabs>
+        <w:ind w:left="2160" w:hanging="360"/>
+      </w:pPr>
+      <w:rPr>
+        <w:rFonts w:ascii="Wingdings" w:hAnsi="Wingdings" w:hint="default"/>
+        <w:sz w:val="20"/>
+      </w:rPr>
+    </w:lvl>
+    <w:lvl w:ilvl="3" w:tentative="1">
+      <w:start w:val="1"/>
+      <w:numFmt w:val="bullet"/>
+      <w:lvlText w:val=""/>
+      <w:lvlJc w:val="left"/>
+      <w:pPr>
+        <w:tabs>
+          <w:tab w:val="num" w:pos="2880"/>
+        </w:tabs>
+        <w:ind w:left="2880" w:hanging="360"/>
+      </w:pPr>
+      <w:rPr>
+        <w:rFonts w:ascii="Wingdings" w:hAnsi="Wingdings" w:hint="default"/>
+        <w:sz w:val="20"/>
+      </w:rPr>
+    </w:lvl>
+    <w:lvl w:ilvl="4" w:tentative="1">
+      <w:start w:val="1"/>
+      <w:numFmt w:val="bullet"/>
+      <w:lvlText w:val=""/>
+      <w:lvlJc w:val="left"/>
+      <w:pPr>
+        <w:tabs>
+          <w:tab w:val="num" w:pos="3600"/>
+        </w:tabs>
+        <w:ind w:left="3600" w:hanging="360"/>
+      </w:pPr>
+      <w:rPr>
+        <w:rFonts w:ascii="Wingdings" w:hAnsi="Wingdings" w:hint="default"/>
+        <w:sz w:val="20"/>
+      </w:rPr>
+    </w:lvl>
+    <w:lvl w:ilvl="5" w:tentative="1">
+      <w:start w:val="1"/>
+      <w:numFmt w:val="bullet"/>
+      <w:lvlText w:val=""/>
+      <w:lvlJc w:val="left"/>
+      <w:pPr>
+        <w:tabs>
+          <w:tab w:val="num" w:pos="4320"/>
+        </w:tabs>
+        <w:ind w:left="4320" w:hanging="360"/>
+      </w:pPr>
+      <w:rPr>
+        <w:rFonts w:ascii="Wingdings" w:hAnsi="Wingdings" w:hint="default"/>
+        <w:sz w:val="20"/>
+      </w:rPr>
+    </w:lvl>
+    <w:lvl w:ilvl="6" w:tentative="1">
+      <w:start w:val="1"/>
+      <w:numFmt w:val="bullet"/>
+      <w:lvlText w:val=""/>
+      <w:lvlJc w:val="left"/>
+      <w:pPr>
+        <w:tabs>
+          <w:tab w:val="num" w:pos="5040"/>
+        </w:tabs>
+        <w:ind w:left="5040" w:hanging="360"/>
+      </w:pPr>
+      <w:rPr>
+        <w:rFonts w:ascii="Wingdings" w:hAnsi="Wingdings" w:hint="default"/>
+        <w:sz w:val="20"/>
+      </w:rPr>
+    </w:lvl>
+    <w:lvl w:ilvl="7" w:tentative="1">
+      <w:start w:val="1"/>
+      <w:numFmt w:val="bullet"/>
+      <w:lvlText w:val=""/>
+      <w:lvlJc w:val="left"/>
+      <w:pPr>
+        <w:tabs>
+          <w:tab w:val="num" w:pos="5760"/>
+        </w:tabs>
+        <w:ind w:left="5760" w:hanging="360"/>
+      </w:pPr>
+      <w:rPr>
+        <w:rFonts w:ascii="Wingdings" w:hAnsi="Wingdings" w:hint="default"/>
+        <w:sz w:val="20"/>
+      </w:rPr>
+    </w:lvl>
+    <w:lvl w:ilvl="8" w:tentative="1">
+      <w:start w:val="1"/>
+      <w:numFmt w:val="bullet"/>
+      <w:lvlText w:val=""/>
+      <w:lvlJc w:val="left"/>
+      <w:pPr>
+        <w:tabs>
+          <w:tab w:val="num" w:pos="6480"/>
+        </w:tabs>
+        <w:ind w:left="6480" w:hanging="360"/>
+      </w:pPr>
+      <w:rPr>
+        <w:rFonts w:ascii="Wingdings" w:hAnsi="Wingdings" w:hint="default"/>
+        <w:sz w:val="20"/>
+      </w:rPr>
+    </w:lvl>
+  </w:abstractNum>
+  <w:abstractNum w:abstractNumId="13" w15:restartNumberingAfterBreak="0">
+    <w:nsid w:val="556E1EF2"/>
+    <w:multiLevelType w:val="hybridMultilevel"/>
+    <w:tmpl w:val="E5DE28BA"/>
+    <w:lvl w:ilvl="0" w:tplc="D88022FA">
+      <w:start w:val="1"/>
+      <w:numFmt w:val="decimal"/>
+      <w:lvlText w:val="%1."/>
+      <w:lvlJc w:val="left"/>
+      <w:pPr>
+        <w:ind w:left="927" w:hanging="360"/>
+      </w:pPr>
+      <w:rPr>
+        <w:rFonts w:hint="default"/>
+        <w:b/>
+        <w:bCs/>
+      </w:rPr>
+    </w:lvl>
+    <w:lvl w:ilvl="1" w:tplc="08090019">
+      <w:start w:val="1"/>
+      <w:numFmt w:val="lowerLetter"/>
+      <w:lvlText w:val="%2."/>
+      <w:lvlJc w:val="left"/>
+      <w:pPr>
+        <w:ind w:left="1440" w:hanging="360"/>
+      </w:pPr>
+    </w:lvl>
+    <w:lvl w:ilvl="2" w:tplc="0809001B" w:tentative="1">
+      <w:start w:val="1"/>
+      <w:numFmt w:val="lowerRoman"/>
+      <w:lvlText w:val="%3."/>
+      <w:lvlJc w:val="right"/>
+      <w:pPr>
+        <w:ind w:left="2160" w:hanging="180"/>
+      </w:pPr>
+    </w:lvl>
+    <w:lvl w:ilvl="3" w:tplc="0809000F" w:tentative="1">
+      <w:start w:val="1"/>
+      <w:numFmt w:val="decimal"/>
+      <w:lvlText w:val="%4."/>
+      <w:lvlJc w:val="left"/>
+      <w:pPr>
+        <w:ind w:left="2880" w:hanging="360"/>
+      </w:pPr>
+    </w:lvl>
+    <w:lvl w:ilvl="4" w:tplc="08090019" w:tentative="1">
+      <w:start w:val="1"/>
+      <w:numFmt w:val="lowerLetter"/>
+      <w:lvlText w:val="%5."/>
+      <w:lvlJc w:val="left"/>
+      <w:pPr>
+        <w:ind w:left="3600" w:hanging="360"/>
+      </w:pPr>
+    </w:lvl>
+    <w:lvl w:ilvl="5" w:tplc="0809001B" w:tentative="1">
+      <w:start w:val="1"/>
+      <w:numFmt w:val="lowerRoman"/>
+      <w:lvlText w:val="%6."/>
+      <w:lvlJc w:val="right"/>
+      <w:pPr>
+        <w:ind w:left="4320" w:hanging="180"/>
+      </w:pPr>
+    </w:lvl>
+    <w:lvl w:ilvl="6" w:tplc="0809000F" w:tentative="1">
+      <w:start w:val="1"/>
+      <w:numFmt w:val="decimal"/>
+      <w:lvlText w:val="%7."/>
+      <w:lvlJc w:val="left"/>
+      <w:pPr>
+        <w:ind w:left="5040" w:hanging="360"/>
+      </w:pPr>
+    </w:lvl>
+    <w:lvl w:ilvl="7" w:tplc="08090019" w:tentative="1">
+      <w:start w:val="1"/>
+      <w:numFmt w:val="lowerLetter"/>
+      <w:lvlText w:val="%8."/>
+      <w:lvlJc w:val="left"/>
+      <w:pPr>
+        <w:ind w:left="5760" w:hanging="360"/>
+      </w:pPr>
+    </w:lvl>
+    <w:lvl w:ilvl="8" w:tplc="0809001B" w:tentative="1">
+      <w:start w:val="1"/>
+      <w:numFmt w:val="lowerRoman"/>
+      <w:lvlText w:val="%9."/>
+      <w:lvlJc w:val="right"/>
+      <w:pPr>
+        <w:ind w:left="6480" w:hanging="180"/>
+      </w:pPr>
+    </w:lvl>
+  </w:abstractNum>
+  <w:abstractNum w:abstractNumId="14" w15:restartNumberingAfterBreak="0">
+    <w:nsid w:val="5F5A440C"/>
+    <w:multiLevelType w:val="multilevel"/>
+    <w:tmpl w:val="6A04BC02"/>
+    <w:lvl w:ilvl="0">
+      <w:start w:val="1"/>
+      <w:numFmt w:val="bullet"/>
+      <w:lvlText w:val=""/>
+      <w:lvlJc w:val="left"/>
+      <w:pPr>
+        <w:tabs>
+          <w:tab w:val="num" w:pos="720"/>
+        </w:tabs>
+        <w:ind w:left="720" w:hanging="360"/>
+      </w:pPr>
+      <w:rPr>
+        <w:rFonts w:ascii="Symbol" w:hAnsi="Symbol" w:hint="default"/>
+        <w:sz w:val="20"/>
+      </w:rPr>
+    </w:lvl>
+    <w:lvl w:ilvl="1" w:tentative="1">
+      <w:start w:val="1"/>
+      <w:numFmt w:val="bullet"/>
+      <w:lvlText w:val="o"/>
+      <w:lvlJc w:val="left"/>
+      <w:pPr>
+        <w:tabs>
+          <w:tab w:val="num" w:pos="1440"/>
+        </w:tabs>
+        <w:ind w:left="1440" w:hanging="360"/>
+      </w:pPr>
+      <w:rPr>
+        <w:rFonts w:ascii="Courier New" w:hAnsi="Courier New" w:hint="default"/>
+        <w:sz w:val="20"/>
+      </w:rPr>
+    </w:lvl>
+    <w:lvl w:ilvl="2" w:tentative="1">
+      <w:start w:val="1"/>
+      <w:numFmt w:val="bullet"/>
+      <w:lvlText w:val=""/>
+      <w:lvlJc w:val="left"/>
+      <w:pPr>
+        <w:tabs>
+          <w:tab w:val="num" w:pos="2160"/>
+        </w:tabs>
+        <w:ind w:left="2160" w:hanging="360"/>
+      </w:pPr>
+      <w:rPr>
+        <w:rFonts w:ascii="Wingdings" w:hAnsi="Wingdings" w:hint="default"/>
+        <w:sz w:val="20"/>
+      </w:rPr>
+    </w:lvl>
+    <w:lvl w:ilvl="3" w:tentative="1">
+      <w:start w:val="1"/>
+      <w:numFmt w:val="bullet"/>
+      <w:lvlText w:val=""/>
+      <w:lvlJc w:val="left"/>
+      <w:pPr>
+        <w:tabs>
+          <w:tab w:val="num" w:pos="2880"/>
+        </w:tabs>
+        <w:ind w:left="2880" w:hanging="360"/>
+      </w:pPr>
+      <w:rPr>
+        <w:rFonts w:ascii="Wingdings" w:hAnsi="Wingdings" w:hint="default"/>
+        <w:sz w:val="20"/>
+      </w:rPr>
+    </w:lvl>
+    <w:lvl w:ilvl="4" w:tentative="1">
+      <w:start w:val="1"/>
+      <w:numFmt w:val="bullet"/>
+      <w:lvlText w:val=""/>
+      <w:lvlJc w:val="left"/>
+      <w:pPr>
+        <w:tabs>
+          <w:tab w:val="num" w:pos="3600"/>
+        </w:tabs>
+        <w:ind w:left="3600" w:hanging="360"/>
+      </w:pPr>
+      <w:rPr>
+        <w:rFonts w:ascii="Wingdings" w:hAnsi="Wingdings" w:hint="default"/>
+        <w:sz w:val="20"/>
+      </w:rPr>
+    </w:lvl>
+    <w:lvl w:ilvl="5" w:tentative="1">
+      <w:start w:val="1"/>
+      <w:numFmt w:val="bullet"/>
+      <w:lvlText w:val=""/>
+      <w:lvlJc w:val="left"/>
+      <w:pPr>
+        <w:tabs>
+          <w:tab w:val="num" w:pos="4320"/>
+        </w:tabs>
+        <w:ind w:left="4320" w:hanging="360"/>
+      </w:pPr>
+      <w:rPr>
+        <w:rFonts w:ascii="Wingdings" w:hAnsi="Wingdings" w:hint="default"/>
+        <w:sz w:val="20"/>
+      </w:rPr>
+    </w:lvl>
+    <w:lvl w:ilvl="6" w:tentative="1">
+      <w:start w:val="1"/>
+      <w:numFmt w:val="bullet"/>
+      <w:lvlText w:val=""/>
+      <w:lvlJc w:val="left"/>
+      <w:pPr>
+        <w:tabs>
+          <w:tab w:val="num" w:pos="5040"/>
+        </w:tabs>
+        <w:ind w:left="5040" w:hanging="360"/>
+      </w:pPr>
+      <w:rPr>
+        <w:rFonts w:ascii="Wingdings" w:hAnsi="Wingdings" w:hint="default"/>
+        <w:sz w:val="20"/>
+      </w:rPr>
+    </w:lvl>
+    <w:lvl w:ilvl="7" w:tentative="1">
+      <w:start w:val="1"/>
+      <w:numFmt w:val="bullet"/>
+      <w:lvlText w:val=""/>
+      <w:lvlJc w:val="left"/>
+      <w:pPr>
+        <w:tabs>
+          <w:tab w:val="num" w:pos="5760"/>
+        </w:tabs>
+        <w:ind w:left="5760" w:hanging="360"/>
+      </w:pPr>
+      <w:rPr>
+        <w:rFonts w:ascii="Wingdings" w:hAnsi="Wingdings" w:hint="default"/>
+        <w:sz w:val="20"/>
+      </w:rPr>
+    </w:lvl>
+    <w:lvl w:ilvl="8" w:tentative="1">
+      <w:start w:val="1"/>
+      <w:numFmt w:val="bullet"/>
+      <w:lvlText w:val=""/>
+      <w:lvlJc w:val="left"/>
+      <w:pPr>
+        <w:tabs>
+          <w:tab w:val="num" w:pos="6480"/>
+        </w:tabs>
+        <w:ind w:left="6480" w:hanging="360"/>
+      </w:pPr>
+      <w:rPr>
+        <w:rFonts w:ascii="Wingdings" w:hAnsi="Wingdings" w:hint="default"/>
+        <w:sz w:val="20"/>
+      </w:rPr>
+    </w:lvl>
+  </w:abstractNum>
+  <w:abstractNum w:abstractNumId="15" w15:restartNumberingAfterBreak="0">
+    <w:nsid w:val="6153066C"/>
+    <w:multiLevelType w:val="multilevel"/>
+    <w:tmpl w:val="18AE3F3C"/>
+    <w:lvl w:ilvl="0">
+      <w:start w:val="1"/>
+      <w:numFmt w:val="decimal"/>
+      <w:lvlText w:val="%1."/>
+      <w:lvlJc w:val="left"/>
+      <w:pPr>
+        <w:tabs>
+          <w:tab w:val="num" w:pos="720"/>
+        </w:tabs>
+        <w:ind w:left="720" w:hanging="360"/>
+      </w:pPr>
+    </w:lvl>
+    <w:lvl w:ilvl="1">
+      <w:start w:val="1"/>
+      <w:numFmt w:val="bullet"/>
+      <w:lvlText w:val="o"/>
+      <w:lvlJc w:val="left"/>
+      <w:pPr>
+        <w:tabs>
+          <w:tab w:val="num" w:pos="1440"/>
+        </w:tabs>
+        <w:ind w:left="1440" w:hanging="360"/>
+      </w:pPr>
+      <w:rPr>
+        <w:rFonts w:ascii="Courier New" w:hAnsi="Courier New" w:hint="default"/>
+        <w:sz w:val="20"/>
+      </w:rPr>
+    </w:lvl>
+    <w:lvl w:ilvl="2" w:tentative="1">
+      <w:start w:val="1"/>
+      <w:numFmt w:val="decimal"/>
+      <w:lvlText w:val="%3."/>
+      <w:lvlJc w:val="left"/>
+      <w:pPr>
+        <w:tabs>
+          <w:tab w:val="num" w:pos="2160"/>
+        </w:tabs>
+        <w:ind w:left="2160" w:hanging="360"/>
+      </w:pPr>
+    </w:lvl>
+    <w:lvl w:ilvl="3" w:tentative="1">
+      <w:start w:val="1"/>
+      <w:numFmt w:val="decimal"/>
+      <w:lvlText w:val="%4."/>
+      <w:lvlJc w:val="left"/>
+      <w:pPr>
+        <w:tabs>
+          <w:tab w:val="num" w:pos="2880"/>
+        </w:tabs>
+        <w:ind w:left="2880" w:hanging="360"/>
+      </w:pPr>
+    </w:lvl>
+    <w:lvl w:ilvl="4" w:tentative="1">
+      <w:start w:val="1"/>
+      <w:numFmt w:val="decimal"/>
+      <w:lvlText w:val="%5."/>
+      <w:lvlJc w:val="left"/>
+      <w:pPr>
+        <w:tabs>
+          <w:tab w:val="num" w:pos="3600"/>
+        </w:tabs>
+        <w:ind w:left="3600" w:hanging="360"/>
+      </w:pPr>
+    </w:lvl>
+    <w:lvl w:ilvl="5" w:tentative="1">
+      <w:start w:val="1"/>
+      <w:numFmt w:val="decimal"/>
+      <w:lvlText w:val="%6."/>
+      <w:lvlJc w:val="left"/>
+      <w:pPr>
+        <w:tabs>
+          <w:tab w:val="num" w:pos="4320"/>
+        </w:tabs>
+        <w:ind w:left="4320" w:hanging="360"/>
+      </w:pPr>
+    </w:lvl>
+    <w:lvl w:ilvl="6" w:tentative="1">
+      <w:start w:val="1"/>
+      <w:numFmt w:val="decimal"/>
+      <w:lvlText w:val="%7."/>
+      <w:lvlJc w:val="left"/>
+      <w:pPr>
+        <w:tabs>
+          <w:tab w:val="num" w:pos="5040"/>
+        </w:tabs>
+        <w:ind w:left="5040" w:hanging="360"/>
+      </w:pPr>
+    </w:lvl>
+    <w:lvl w:ilvl="7" w:tentative="1">
+      <w:start w:val="1"/>
+      <w:numFmt w:val="decimal"/>
+      <w:lvlText w:val="%8."/>
+      <w:lvlJc w:val="left"/>
+      <w:pPr>
+        <w:tabs>
+          <w:tab w:val="num" w:pos="5760"/>
+        </w:tabs>
+        <w:ind w:left="5760" w:hanging="360"/>
+      </w:pPr>
+    </w:lvl>
+    <w:lvl w:ilvl="8" w:tentative="1">
+      <w:start w:val="1"/>
+      <w:numFmt w:val="decimal"/>
+      <w:lvlText w:val="%9."/>
+      <w:lvlJc w:val="left"/>
+      <w:pPr>
+        <w:tabs>
+          <w:tab w:val="num" w:pos="6480"/>
+        </w:tabs>
+        <w:ind w:left="6480" w:hanging="360"/>
+      </w:pPr>
+    </w:lvl>
+  </w:abstractNum>
+  <w:abstractNum w:abstractNumId="16" w15:restartNumberingAfterBreak="0">
     <w:nsid w:val="66E23C44"/>
     <w:multiLevelType w:val="multilevel"/>
     <w:tmpl w:val="8440EF3C"/>
@@ -1688,14 +7139,408 @@
       </w:rPr>
     </w:lvl>
   </w:abstractNum>
+  <w:abstractNum w:abstractNumId="17" w15:restartNumberingAfterBreak="0">
+    <w:nsid w:val="687D5850"/>
+    <w:multiLevelType w:val="multilevel"/>
+    <w:tmpl w:val="9DECECF8"/>
+    <w:lvl w:ilvl="0">
+      <w:start w:val="1"/>
+      <w:numFmt w:val="decimal"/>
+      <w:lvlText w:val="%1."/>
+      <w:lvlJc w:val="left"/>
+      <w:pPr>
+        <w:tabs>
+          <w:tab w:val="num" w:pos="720"/>
+        </w:tabs>
+        <w:ind w:left="720" w:hanging="360"/>
+      </w:pPr>
+    </w:lvl>
+    <w:lvl w:ilvl="1" w:tentative="1">
+      <w:start w:val="1"/>
+      <w:numFmt w:val="decimal"/>
+      <w:lvlText w:val="%2."/>
+      <w:lvlJc w:val="left"/>
+      <w:pPr>
+        <w:tabs>
+          <w:tab w:val="num" w:pos="1440"/>
+        </w:tabs>
+        <w:ind w:left="1440" w:hanging="360"/>
+      </w:pPr>
+    </w:lvl>
+    <w:lvl w:ilvl="2" w:tentative="1">
+      <w:start w:val="1"/>
+      <w:numFmt w:val="decimal"/>
+      <w:lvlText w:val="%3."/>
+      <w:lvlJc w:val="left"/>
+      <w:pPr>
+        <w:tabs>
+          <w:tab w:val="num" w:pos="2160"/>
+        </w:tabs>
+        <w:ind w:left="2160" w:hanging="360"/>
+      </w:pPr>
+    </w:lvl>
+    <w:lvl w:ilvl="3" w:tentative="1">
+      <w:start w:val="1"/>
+      <w:numFmt w:val="decimal"/>
+      <w:lvlText w:val="%4."/>
+      <w:lvlJc w:val="left"/>
+      <w:pPr>
+        <w:tabs>
+          <w:tab w:val="num" w:pos="2880"/>
+        </w:tabs>
+        <w:ind w:left="2880" w:hanging="360"/>
+      </w:pPr>
+    </w:lvl>
+    <w:lvl w:ilvl="4" w:tentative="1">
+      <w:start w:val="1"/>
+      <w:numFmt w:val="decimal"/>
+      <w:lvlText w:val="%5."/>
+      <w:lvlJc w:val="left"/>
+      <w:pPr>
+        <w:tabs>
+          <w:tab w:val="num" w:pos="3600"/>
+        </w:tabs>
+        <w:ind w:left="3600" w:hanging="360"/>
+      </w:pPr>
+    </w:lvl>
+    <w:lvl w:ilvl="5" w:tentative="1">
+      <w:start w:val="1"/>
+      <w:numFmt w:val="decimal"/>
+      <w:lvlText w:val="%6."/>
+      <w:lvlJc w:val="left"/>
+      <w:pPr>
+        <w:tabs>
+          <w:tab w:val="num" w:pos="4320"/>
+        </w:tabs>
+        <w:ind w:left="4320" w:hanging="360"/>
+      </w:pPr>
+    </w:lvl>
+    <w:lvl w:ilvl="6" w:tentative="1">
+      <w:start w:val="1"/>
+      <w:numFmt w:val="decimal"/>
+      <w:lvlText w:val="%7."/>
+      <w:lvlJc w:val="left"/>
+      <w:pPr>
+        <w:tabs>
+          <w:tab w:val="num" w:pos="5040"/>
+        </w:tabs>
+        <w:ind w:left="5040" w:hanging="360"/>
+      </w:pPr>
+    </w:lvl>
+    <w:lvl w:ilvl="7" w:tentative="1">
+      <w:start w:val="1"/>
+      <w:numFmt w:val="decimal"/>
+      <w:lvlText w:val="%8."/>
+      <w:lvlJc w:val="left"/>
+      <w:pPr>
+        <w:tabs>
+          <w:tab w:val="num" w:pos="5760"/>
+        </w:tabs>
+        <w:ind w:left="5760" w:hanging="360"/>
+      </w:pPr>
+    </w:lvl>
+    <w:lvl w:ilvl="8" w:tentative="1">
+      <w:start w:val="1"/>
+      <w:numFmt w:val="decimal"/>
+      <w:lvlText w:val="%9."/>
+      <w:lvlJc w:val="left"/>
+      <w:pPr>
+        <w:tabs>
+          <w:tab w:val="num" w:pos="6480"/>
+        </w:tabs>
+        <w:ind w:left="6480" w:hanging="360"/>
+      </w:pPr>
+    </w:lvl>
+  </w:abstractNum>
+  <w:abstractNum w:abstractNumId="18" w15:restartNumberingAfterBreak="0">
+    <w:nsid w:val="6C8E4946"/>
+    <w:multiLevelType w:val="multilevel"/>
+    <w:tmpl w:val="827423A4"/>
+    <w:lvl w:ilvl="0">
+      <w:start w:val="1"/>
+      <w:numFmt w:val="decimal"/>
+      <w:lvlText w:val="%1."/>
+      <w:lvlJc w:val="left"/>
+      <w:pPr>
+        <w:tabs>
+          <w:tab w:val="num" w:pos="720"/>
+        </w:tabs>
+        <w:ind w:left="720" w:hanging="360"/>
+      </w:pPr>
+    </w:lvl>
+    <w:lvl w:ilvl="1" w:tentative="1">
+      <w:start w:val="1"/>
+      <w:numFmt w:val="decimal"/>
+      <w:lvlText w:val="%2."/>
+      <w:lvlJc w:val="left"/>
+      <w:pPr>
+        <w:tabs>
+          <w:tab w:val="num" w:pos="1440"/>
+        </w:tabs>
+        <w:ind w:left="1440" w:hanging="360"/>
+      </w:pPr>
+    </w:lvl>
+    <w:lvl w:ilvl="2" w:tentative="1">
+      <w:start w:val="1"/>
+      <w:numFmt w:val="decimal"/>
+      <w:lvlText w:val="%3."/>
+      <w:lvlJc w:val="left"/>
+      <w:pPr>
+        <w:tabs>
+          <w:tab w:val="num" w:pos="2160"/>
+        </w:tabs>
+        <w:ind w:left="2160" w:hanging="360"/>
+      </w:pPr>
+    </w:lvl>
+    <w:lvl w:ilvl="3" w:tentative="1">
+      <w:start w:val="1"/>
+      <w:numFmt w:val="decimal"/>
+      <w:lvlText w:val="%4."/>
+      <w:lvlJc w:val="left"/>
+      <w:pPr>
+        <w:tabs>
+          <w:tab w:val="num" w:pos="2880"/>
+        </w:tabs>
+        <w:ind w:left="2880" w:hanging="360"/>
+      </w:pPr>
+    </w:lvl>
+    <w:lvl w:ilvl="4" w:tentative="1">
+      <w:start w:val="1"/>
+      <w:numFmt w:val="decimal"/>
+      <w:lvlText w:val="%5."/>
+      <w:lvlJc w:val="left"/>
+      <w:pPr>
+        <w:tabs>
+          <w:tab w:val="num" w:pos="3600"/>
+        </w:tabs>
+        <w:ind w:left="3600" w:hanging="360"/>
+      </w:pPr>
+    </w:lvl>
+    <w:lvl w:ilvl="5" w:tentative="1">
+      <w:start w:val="1"/>
+      <w:numFmt w:val="decimal"/>
+      <w:lvlText w:val="%6."/>
+      <w:lvlJc w:val="left"/>
+      <w:pPr>
+        <w:tabs>
+          <w:tab w:val="num" w:pos="4320"/>
+        </w:tabs>
+        <w:ind w:left="4320" w:hanging="360"/>
+      </w:pPr>
+    </w:lvl>
+    <w:lvl w:ilvl="6" w:tentative="1">
+      <w:start w:val="1"/>
+      <w:numFmt w:val="decimal"/>
+      <w:lvlText w:val="%7."/>
+      <w:lvlJc w:val="left"/>
+      <w:pPr>
+        <w:tabs>
+          <w:tab w:val="num" w:pos="5040"/>
+        </w:tabs>
+        <w:ind w:left="5040" w:hanging="360"/>
+      </w:pPr>
+    </w:lvl>
+    <w:lvl w:ilvl="7" w:tentative="1">
+      <w:start w:val="1"/>
+      <w:numFmt w:val="decimal"/>
+      <w:lvlText w:val="%8."/>
+      <w:lvlJc w:val="left"/>
+      <w:pPr>
+        <w:tabs>
+          <w:tab w:val="num" w:pos="5760"/>
+        </w:tabs>
+        <w:ind w:left="5760" w:hanging="360"/>
+      </w:pPr>
+    </w:lvl>
+    <w:lvl w:ilvl="8" w:tentative="1">
+      <w:start w:val="1"/>
+      <w:numFmt w:val="decimal"/>
+      <w:lvlText w:val="%9."/>
+      <w:lvlJc w:val="left"/>
+      <w:pPr>
+        <w:tabs>
+          <w:tab w:val="num" w:pos="6480"/>
+        </w:tabs>
+        <w:ind w:left="6480" w:hanging="360"/>
+      </w:pPr>
+    </w:lvl>
+  </w:abstractNum>
+  <w:abstractNum w:abstractNumId="19" w15:restartNumberingAfterBreak="0">
+    <w:nsid w:val="7C06568A"/>
+    <w:multiLevelType w:val="multilevel"/>
+    <w:tmpl w:val="7BAE3D5A"/>
+    <w:lvl w:ilvl="0">
+      <w:start w:val="1"/>
+      <w:numFmt w:val="decimal"/>
+      <w:lvlText w:val="%1."/>
+      <w:lvlJc w:val="left"/>
+      <w:pPr>
+        <w:tabs>
+          <w:tab w:val="num" w:pos="720"/>
+        </w:tabs>
+        <w:ind w:left="720" w:hanging="360"/>
+      </w:pPr>
+    </w:lvl>
+    <w:lvl w:ilvl="1">
+      <w:start w:val="1"/>
+      <w:numFmt w:val="bullet"/>
+      <w:lvlText w:val="o"/>
+      <w:lvlJc w:val="left"/>
+      <w:pPr>
+        <w:tabs>
+          <w:tab w:val="num" w:pos="1440"/>
+        </w:tabs>
+        <w:ind w:left="1440" w:hanging="360"/>
+      </w:pPr>
+      <w:rPr>
+        <w:rFonts w:ascii="Courier New" w:hAnsi="Courier New" w:hint="default"/>
+        <w:sz w:val="20"/>
+      </w:rPr>
+    </w:lvl>
+    <w:lvl w:ilvl="2" w:tentative="1">
+      <w:start w:val="1"/>
+      <w:numFmt w:val="decimal"/>
+      <w:lvlText w:val="%3."/>
+      <w:lvlJc w:val="left"/>
+      <w:pPr>
+        <w:tabs>
+          <w:tab w:val="num" w:pos="2160"/>
+        </w:tabs>
+        <w:ind w:left="2160" w:hanging="360"/>
+      </w:pPr>
+    </w:lvl>
+    <w:lvl w:ilvl="3" w:tentative="1">
+      <w:start w:val="1"/>
+      <w:numFmt w:val="decimal"/>
+      <w:lvlText w:val="%4."/>
+      <w:lvlJc w:val="left"/>
+      <w:pPr>
+        <w:tabs>
+          <w:tab w:val="num" w:pos="2880"/>
+        </w:tabs>
+        <w:ind w:left="2880" w:hanging="360"/>
+      </w:pPr>
+    </w:lvl>
+    <w:lvl w:ilvl="4" w:tentative="1">
+      <w:start w:val="1"/>
+      <w:numFmt w:val="decimal"/>
+      <w:lvlText w:val="%5."/>
+      <w:lvlJc w:val="left"/>
+      <w:pPr>
+        <w:tabs>
+          <w:tab w:val="num" w:pos="3600"/>
+        </w:tabs>
+        <w:ind w:left="3600" w:hanging="360"/>
+      </w:pPr>
+    </w:lvl>
+    <w:lvl w:ilvl="5" w:tentative="1">
+      <w:start w:val="1"/>
+      <w:numFmt w:val="decimal"/>
+      <w:lvlText w:val="%6."/>
+      <w:lvlJc w:val="left"/>
+      <w:pPr>
+        <w:tabs>
+          <w:tab w:val="num" w:pos="4320"/>
+        </w:tabs>
+        <w:ind w:left="4320" w:hanging="360"/>
+      </w:pPr>
+    </w:lvl>
+    <w:lvl w:ilvl="6" w:tentative="1">
+      <w:start w:val="1"/>
+      <w:numFmt w:val="decimal"/>
+      <w:lvlText w:val="%7."/>
+      <w:lvlJc w:val="left"/>
+      <w:pPr>
+        <w:tabs>
+          <w:tab w:val="num" w:pos="5040"/>
+        </w:tabs>
+        <w:ind w:left="5040" w:hanging="360"/>
+      </w:pPr>
+    </w:lvl>
+    <w:lvl w:ilvl="7" w:tentative="1">
+      <w:start w:val="1"/>
+      <w:numFmt w:val="decimal"/>
+      <w:lvlText w:val="%8."/>
+      <w:lvlJc w:val="left"/>
+      <w:pPr>
+        <w:tabs>
+          <w:tab w:val="num" w:pos="5760"/>
+        </w:tabs>
+        <w:ind w:left="5760" w:hanging="360"/>
+      </w:pPr>
+    </w:lvl>
+    <w:lvl w:ilvl="8" w:tentative="1">
+      <w:start w:val="1"/>
+      <w:numFmt w:val="decimal"/>
+      <w:lvlText w:val="%9."/>
+      <w:lvlJc w:val="left"/>
+      <w:pPr>
+        <w:tabs>
+          <w:tab w:val="num" w:pos="6480"/>
+        </w:tabs>
+        <w:ind w:left="6480" w:hanging="360"/>
+      </w:pPr>
+    </w:lvl>
+  </w:abstractNum>
   <w:num w:numId="1" w16cid:durableId="858935934">
-    <w:abstractNumId w:val="1"/>
+    <w:abstractNumId w:val="9"/>
   </w:num>
   <w:num w:numId="2" w16cid:durableId="1077481539">
-    <w:abstractNumId w:val="2"/>
+    <w:abstractNumId w:val="16"/>
   </w:num>
   <w:num w:numId="3" w16cid:durableId="881022563">
     <w:abstractNumId w:val="0"/>
+  </w:num>
+  <w:num w:numId="4" w16cid:durableId="721751085">
+    <w:abstractNumId w:val="4"/>
+  </w:num>
+  <w:num w:numId="5" w16cid:durableId="226653757">
+    <w:abstractNumId w:val="3"/>
+  </w:num>
+  <w:num w:numId="6" w16cid:durableId="1589195646">
+    <w:abstractNumId w:val="8"/>
+  </w:num>
+  <w:num w:numId="7" w16cid:durableId="1547835213">
+    <w:abstractNumId w:val="7"/>
+  </w:num>
+  <w:num w:numId="8" w16cid:durableId="179903963">
+    <w:abstractNumId w:val="13"/>
+  </w:num>
+  <w:num w:numId="9" w16cid:durableId="974336040">
+    <w:abstractNumId w:val="17"/>
+  </w:num>
+  <w:num w:numId="10" w16cid:durableId="1927615111">
+    <w:abstractNumId w:val="10"/>
+  </w:num>
+  <w:num w:numId="11" w16cid:durableId="1026295317">
+    <w:abstractNumId w:val="1"/>
+  </w:num>
+  <w:num w:numId="12" w16cid:durableId="407650818">
+    <w:abstractNumId w:val="15"/>
+  </w:num>
+  <w:num w:numId="13" w16cid:durableId="1645426745">
+    <w:abstractNumId w:val="5"/>
+  </w:num>
+  <w:num w:numId="14" w16cid:durableId="1587031412">
+    <w:abstractNumId w:val="6"/>
+  </w:num>
+  <w:num w:numId="15" w16cid:durableId="296885076">
+    <w:abstractNumId w:val="19"/>
+  </w:num>
+  <w:num w:numId="16" w16cid:durableId="622346937">
+    <w:abstractNumId w:val="12"/>
+  </w:num>
+  <w:num w:numId="17" w16cid:durableId="1022970890">
+    <w:abstractNumId w:val="2"/>
+  </w:num>
+  <w:num w:numId="18" w16cid:durableId="83574588">
+    <w:abstractNumId w:val="14"/>
+  </w:num>
+  <w:num w:numId="19" w16cid:durableId="446431964">
+    <w:abstractNumId w:val="11"/>
+  </w:num>
+  <w:num w:numId="20" w16cid:durableId="1528985499">
+    <w:abstractNumId w:val="18"/>
   </w:num>
 </w:numbering>
 </file>
@@ -2151,7 +7996,6 @@
     <w:next w:val="Normal"/>
     <w:link w:val="Ttulo3Car"/>
     <w:uiPriority w:val="9"/>
-    <w:semiHidden/>
     <w:unhideWhenUsed/>
     <w:qFormat/>
     <w:rsid w:val="009E66C7"/>
@@ -2303,7 +8147,6 @@
   <w:style w:type="character" w:default="1" w:styleId="Fuentedeprrafopredeter">
     <w:name w:val="Default Paragraph Font"/>
     <w:uiPriority w:val="1"/>
-    <w:semiHidden/>
     <w:unhideWhenUsed/>
   </w:style>
   <w:style w:type="table" w:default="1" w:styleId="Tablanormal">
@@ -2359,7 +8202,6 @@
     <w:basedOn w:val="Fuentedeprrafopredeter"/>
     <w:link w:val="Ttulo3"/>
     <w:uiPriority w:val="9"/>
-    <w:semiHidden/>
     <w:rsid w:val="009E66C7"/>
     <w:rPr>
       <w:rFonts w:eastAsiaTheme="majorEastAsia" w:cstheme="majorBidi"/>
@@ -2617,6 +8459,101 @@
       <w:spacing w:val="5"/>
     </w:rPr>
   </w:style>
+  <w:style w:type="character" w:styleId="Hipervnculo">
+    <w:name w:val="Hyperlink"/>
+    <w:basedOn w:val="Fuentedeprrafopredeter"/>
+    <w:uiPriority w:val="99"/>
+    <w:unhideWhenUsed/>
+    <w:rsid w:val="00913108"/>
+    <w:rPr>
+      <w:color w:val="467886" w:themeColor="hyperlink"/>
+      <w:u w:val="single"/>
+    </w:rPr>
+  </w:style>
+  <w:style w:type="character" w:styleId="Mencinsinresolver">
+    <w:name w:val="Unresolved Mention"/>
+    <w:basedOn w:val="Fuentedeprrafopredeter"/>
+    <w:uiPriority w:val="99"/>
+    <w:semiHidden/>
+    <w:unhideWhenUsed/>
+    <w:rsid w:val="00913108"/>
+    <w:rPr>
+      <w:color w:val="605E5C"/>
+      <w:shd w:val="clear" w:color="auto" w:fill="E1DFDD"/>
+    </w:rPr>
+  </w:style>
+  <w:style w:type="paragraph" w:styleId="NormalWeb">
+    <w:name w:val="Normal (Web)"/>
+    <w:basedOn w:val="Normal"/>
+    <w:uiPriority w:val="99"/>
+    <w:semiHidden/>
+    <w:unhideWhenUsed/>
+    <w:rsid w:val="00913108"/>
+    <w:pPr>
+      <w:spacing w:before="100" w:beforeAutospacing="1" w:after="100" w:afterAutospacing="1" w:line="240" w:lineRule="auto"/>
+    </w:pPr>
+    <w:rPr>
+      <w:rFonts w:ascii="Times New Roman" w:eastAsia="Times New Roman" w:hAnsi="Times New Roman" w:cs="Times New Roman"/>
+      <w:kern w:val="0"/>
+      <w:lang w:eastAsia="en-GB"/>
+      <w14:ligatures w14:val="none"/>
+    </w:rPr>
+  </w:style>
+  <w:style w:type="character" w:styleId="Textoennegrita">
+    <w:name w:val="Strong"/>
+    <w:basedOn w:val="Fuentedeprrafopredeter"/>
+    <w:uiPriority w:val="22"/>
+    <w:qFormat/>
+    <w:rsid w:val="00913108"/>
+    <w:rPr>
+      <w:b/>
+      <w:bCs/>
+    </w:rPr>
+  </w:style>
+  <w:style w:type="paragraph" w:styleId="Encabezado">
+    <w:name w:val="header"/>
+    <w:basedOn w:val="Normal"/>
+    <w:link w:val="EncabezadoCar"/>
+    <w:uiPriority w:val="99"/>
+    <w:unhideWhenUsed/>
+    <w:rsid w:val="00870B5A"/>
+    <w:pPr>
+      <w:tabs>
+        <w:tab w:val="center" w:pos="4513"/>
+        <w:tab w:val="right" w:pos="9026"/>
+      </w:tabs>
+      <w:spacing w:after="0" w:line="240" w:lineRule="auto"/>
+    </w:pPr>
+  </w:style>
+  <w:style w:type="character" w:customStyle="1" w:styleId="EncabezadoCar">
+    <w:name w:val="Encabezado Car"/>
+    <w:basedOn w:val="Fuentedeprrafopredeter"/>
+    <w:link w:val="Encabezado"/>
+    <w:uiPriority w:val="99"/>
+    <w:rsid w:val="00870B5A"/>
+  </w:style>
+  <w:style w:type="paragraph" w:styleId="Piedepgina">
+    <w:name w:val="footer"/>
+    <w:basedOn w:val="Normal"/>
+    <w:link w:val="PiedepginaCar"/>
+    <w:uiPriority w:val="99"/>
+    <w:unhideWhenUsed/>
+    <w:rsid w:val="00870B5A"/>
+    <w:pPr>
+      <w:tabs>
+        <w:tab w:val="center" w:pos="4513"/>
+        <w:tab w:val="right" w:pos="9026"/>
+      </w:tabs>
+      <w:spacing w:after="0" w:line="240" w:lineRule="auto"/>
+    </w:pPr>
+  </w:style>
+  <w:style w:type="character" w:customStyle="1" w:styleId="PiedepginaCar">
+    <w:name w:val="Pie de página Car"/>
+    <w:basedOn w:val="Fuentedeprrafopredeter"/>
+    <w:link w:val="Piedepgina"/>
+    <w:uiPriority w:val="99"/>
+    <w:rsid w:val="00870B5A"/>
+  </w:style>
 </w:styles>
 </file>
 
@@ -2625,10 +8562,10 @@
   <a:themeElements>
     <a:clrScheme name="Office">
       <a:dk1>
-        <a:sysClr val="windowText" lastClr="787878"/>
+        <a:sysClr val="windowText" lastClr="000000"/>
       </a:dk1>
       <a:lt1>
-        <a:sysClr val="window" lastClr="000000"/>
+        <a:sysClr val="window" lastClr="FFFFFF"/>
       </a:lt1>
       <a:dk2>
         <a:srgbClr val="0E2841"/>
